--- a/docassemble/CivilDocketingStatement/data/templates/civil_docketing_statement.docx
+++ b/docassemble/CivilDocketingStatement/data/templates/civil_docketing_statement.docx
@@ -3279,16 +3279,16 @@
         <mc:AlternateContent>
           <mc:Choice Requires="wps">
             <w:drawing>
-              <wp:anchor distT="0" distB="0" distL="114300" distR="114300" simplePos="0" relativeHeight="487600640" behindDoc="0" locked="0" layoutInCell="1" allowOverlap="1" wp14:anchorId="2BACBADF" wp14:editId="44D859DE">
+              <wp:anchor distT="0" distB="0" distL="114300" distR="114300" simplePos="0" relativeHeight="487600640" behindDoc="0" locked="0" layoutInCell="1" allowOverlap="1" wp14:anchorId="2BACBADF" wp14:editId="559281D4">
                 <wp:simplePos x="0" y="0"/>
                 <wp:positionH relativeFrom="column">
-                  <wp:posOffset>29308</wp:posOffset>
+                  <wp:posOffset>26043</wp:posOffset>
                 </wp:positionH>
                 <wp:positionV relativeFrom="paragraph">
-                  <wp:posOffset>446454</wp:posOffset>
+                  <wp:posOffset>448680</wp:posOffset>
                 </wp:positionV>
-                <wp:extent cx="4853354" cy="257908"/>
-                <wp:effectExtent l="0" t="0" r="0" b="0"/>
+                <wp:extent cx="4853354" cy="324091"/>
+                <wp:effectExtent l="0" t="0" r="0" b="6350"/>
                 <wp:wrapNone/>
                 <wp:docPr id="1412954016" name="Text Box 43"/>
                 <wp:cNvGraphicFramePr/>
@@ -3299,7 +3299,7 @@
                       <wps:spPr>
                         <a:xfrm>
                           <a:off x="0" y="0"/>
-                          <a:ext cx="4853354" cy="257908"/>
+                          <a:ext cx="4853354" cy="324091"/>
                         </a:xfrm>
                         <a:prstGeom prst="rect">
                           <a:avLst/>
@@ -3398,7 +3398,7 @@
                 <v:stroke joinstyle="miter"/>
                 <v:path gradientshapeok="t" o:connecttype="rect"/>
               </v:shapetype>
-              <v:shape id="Text Box 43" o:spid="_x0000_s1026" type="#_x0000_t202" style="position:absolute;left:0;text-align:left;margin-left:2.3pt;margin-top:35.15pt;width:382.15pt;height:20.3pt;z-index:487600640;visibility:visible;mso-wrap-style:square;mso-width-percent:0;mso-height-percent:0;mso-wrap-distance-left:9pt;mso-wrap-distance-top:0;mso-wrap-distance-right:9pt;mso-wrap-distance-bottom:0;mso-position-horizontal:absolute;mso-position-horizontal-relative:text;mso-position-vertical:absolute;mso-position-vertical-relative:text;mso-width-percent:0;mso-height-percent:0;mso-width-relative:margin;mso-height-relative:margin;v-text-anchor:top" o:gfxdata="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" fillcolor="white [3201]" stroked="f" strokeweight=".5pt">
+              <v:shape id="Text Box 43" o:spid="_x0000_s1026" type="#_x0000_t202" style="position:absolute;left:0;text-align:left;margin-left:2.05pt;margin-top:35.35pt;width:382.15pt;height:25.5pt;z-index:487600640;visibility:visible;mso-wrap-style:square;mso-width-percent:0;mso-height-percent:0;mso-wrap-distance-left:9pt;mso-wrap-distance-top:0;mso-wrap-distance-right:9pt;mso-wrap-distance-bottom:0;mso-position-horizontal:absolute;mso-position-horizontal-relative:text;mso-position-vertical:absolute;mso-position-vertical-relative:text;mso-width-percent:0;mso-height-percent:0;mso-width-relative:margin;mso-height-relative:margin;v-text-anchor:top" o:gfxdata="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" fillcolor="white [3201]" stroked="f" strokeweight=".5pt">
                 <v:textbox>
                   <w:txbxContent>
                     <w:p>
@@ -4891,14 +4891,7 @@
                                 <w:sz w:val="20"/>
                                 <w:szCs w:val="20"/>
                               </w:rPr>
-                              <w:t xml:space="preserve">{{ </w:t>
-                            </w:r>
-                            <w:r>
-                              <w:rPr>
-                                <w:sz w:val="20"/>
-                                <w:szCs w:val="20"/>
-                              </w:rPr>
-                              <w:t>users</w:t>
+                              <w:t>{{ users</w:t>
                             </w:r>
                             <w:proofErr w:type="gramEnd"/>
                             <w:r>
@@ -4922,21 +4915,7 @@
                                 <w:sz w:val="20"/>
                                 <w:szCs w:val="20"/>
                               </w:rPr>
-                              <w:t>()</w:t>
-                            </w:r>
-                            <w:r>
-                              <w:rPr>
-                                <w:sz w:val="20"/>
-                                <w:szCs w:val="20"/>
-                              </w:rPr>
-                              <w:t xml:space="preserve"> </w:t>
-                            </w:r>
-                            <w:r>
-                              <w:rPr>
-                                <w:sz w:val="20"/>
-                                <w:szCs w:val="20"/>
-                              </w:rPr>
-                              <w:t xml:space="preserve">if </w:t>
+                              <w:t xml:space="preserve">() if </w:t>
                             </w:r>
                             <w:proofErr w:type="spellStart"/>
                             <w:r>
@@ -4952,28 +4931,7 @@
                                 <w:sz w:val="20"/>
                                 <w:szCs w:val="20"/>
                               </w:rPr>
-                              <w:t xml:space="preserve"> == "attorney"</w:t>
-                            </w:r>
-                            <w:r>
-                              <w:rPr>
-                                <w:sz w:val="20"/>
-                                <w:szCs w:val="20"/>
-                              </w:rPr>
-                              <w:t xml:space="preserve"> else</w:t>
-                            </w:r>
-                            <w:r>
-                              <w:rPr>
-                                <w:sz w:val="20"/>
-                                <w:szCs w:val="20"/>
-                              </w:rPr>
-                              <w:t xml:space="preserve"> </w:t>
-                            </w:r>
-                            <w:r>
-                              <w:rPr>
-                                <w:sz w:val="20"/>
-                                <w:szCs w:val="20"/>
-                              </w:rPr>
-                              <w:t>“N/A” }}</w:t>
+                              <w:t xml:space="preserve"> == "attorney" else “N/A” }}</w:t>
                             </w:r>
                           </w:p>
                         </w:txbxContent>
@@ -6881,14 +6839,7 @@
                                 <w:sz w:val="20"/>
                                 <w:szCs w:val="20"/>
                               </w:rPr>
-                              <w:t>2</w:t>
-                            </w:r>
-                            <w:r>
-                              <w:rPr>
-                                <w:sz w:val="20"/>
-                                <w:szCs w:val="20"/>
-                              </w:rPr>
-                              <w:t>_role</w:t>
+                              <w:t>2_role</w:t>
                             </w:r>
                             <w:proofErr w:type="spellEnd"/>
                             <w:r>
@@ -7248,14 +7199,7 @@
                                 <w:sz w:val="20"/>
                                 <w:szCs w:val="20"/>
                               </w:rPr>
-                              <w:t>3</w:t>
-                            </w:r>
-                            <w:r>
-                              <w:rPr>
-                                <w:sz w:val="20"/>
-                                <w:szCs w:val="20"/>
-                              </w:rPr>
-                              <w:t>_role</w:t>
+                              <w:t>3_role</w:t>
                             </w:r>
                             <w:proofErr w:type="spellEnd"/>
                             <w:r>
@@ -8947,21 +8891,13 @@
                               </w:rPr>
                               <w:t xml:space="preserve"> %}</w:t>
                             </w:r>
-                          </w:p>
-                          <w:p>
-                            <w:pPr>
-                              <w:rPr>
-                                <w:sz w:val="20"/>
-                                <w:szCs w:val="20"/>
-                              </w:rPr>
-                            </w:pPr>
-                            <w:proofErr w:type="gramStart"/>
                             <w:r>
                               <w:rPr>
                                 <w:sz w:val="20"/>
                                 <w:szCs w:val="20"/>
                               </w:rPr>
-                              <w:t xml:space="preserve">{{ </w:t>
+                              <w:br/>
+                              <w:t xml:space="preserve">{% if </w:t>
                             </w:r>
                             <w:proofErr w:type="spellStart"/>
                             <w:r>
@@ -8969,15 +8905,7 @@
                                 <w:sz w:val="20"/>
                                 <w:szCs w:val="20"/>
                               </w:rPr>
-                              <w:t>impoundment</w:t>
-                            </w:r>
-                            <w:proofErr w:type="gramEnd"/>
-                            <w:r>
-                              <w:rPr>
-                                <w:sz w:val="20"/>
-                                <w:szCs w:val="20"/>
-                              </w:rPr>
-                              <w:t>_documents</w:t>
+                              <w:t>fully_impounded</w:t>
                             </w:r>
                             <w:proofErr w:type="spellEnd"/>
                             <w:r>
@@ -8985,14 +8913,15 @@
                                 <w:sz w:val="20"/>
                                 <w:szCs w:val="20"/>
                               </w:rPr>
-                              <w:t>}}; {{ “,”</w:t>
+                              <w:t xml:space="preserve"> %}</w:t>
                             </w:r>
                             <w:r>
                               <w:rPr>
                                 <w:sz w:val="20"/>
                                 <w:szCs w:val="20"/>
                               </w:rPr>
-                              <w:t>.join(</w:t>
+                              <w:br/>
+                              <w:t>entire case; {{ ", ".join(</w:t>
                             </w:r>
                             <w:proofErr w:type="spellStart"/>
                             <w:r>
@@ -9010,20 +8939,85 @@
                               </w:rPr>
                               <w:t>()) }}</w:t>
                             </w:r>
-                          </w:p>
-                          <w:p>
-                            <w:pPr>
-                              <w:rPr>
-                                <w:sz w:val="20"/>
-                                <w:szCs w:val="20"/>
-                              </w:rPr>
-                            </w:pPr>
                             <w:r>
                               <w:rPr>
                                 <w:sz w:val="20"/>
                                 <w:szCs w:val="20"/>
                               </w:rPr>
-                              <w:t>{% else %} N/A; N/A {% endif %}</w:t>
+                              <w:br/>
+                              <w:t>{% else %}</w:t>
+                            </w:r>
+                            <w:r>
+                              <w:rPr>
+                                <w:sz w:val="20"/>
+                                <w:szCs w:val="20"/>
+                              </w:rPr>
+                              <w:br/>
+                              <w:t xml:space="preserve">{{ </w:t>
+                            </w:r>
+                            <w:proofErr w:type="spellStart"/>
+                            <w:r>
+                              <w:rPr>
+                                <w:sz w:val="20"/>
+                                <w:szCs w:val="20"/>
+                              </w:rPr>
+                              <w:t>impoundment_documents</w:t>
+                            </w:r>
+                            <w:proofErr w:type="spellEnd"/>
+                            <w:r>
+                              <w:rPr>
+                                <w:sz w:val="20"/>
+                                <w:szCs w:val="20"/>
+                              </w:rPr>
+                              <w:t xml:space="preserve"> }}; {{ ", ".join(</w:t>
+                            </w:r>
+                            <w:proofErr w:type="spellStart"/>
+                            <w:r>
+                              <w:rPr>
+                                <w:sz w:val="20"/>
+                                <w:szCs w:val="20"/>
+                              </w:rPr>
+                              <w:t>impoundment_details.true_values</w:t>
+                            </w:r>
+                            <w:proofErr w:type="spellEnd"/>
+                            <w:r>
+                              <w:rPr>
+                                <w:sz w:val="20"/>
+                                <w:szCs w:val="20"/>
+                              </w:rPr>
+                              <w:t>()) }}</w:t>
+                            </w:r>
+                            <w:r>
+                              <w:rPr>
+                                <w:sz w:val="20"/>
+                                <w:szCs w:val="20"/>
+                              </w:rPr>
+                              <w:br/>
+                              <w:t>{% endif %}</w:t>
+                            </w:r>
+                            <w:r>
+                              <w:rPr>
+                                <w:sz w:val="20"/>
+                                <w:szCs w:val="20"/>
+                              </w:rPr>
+                              <w:br/>
+                              <w:t>{% else %}</w:t>
+                            </w:r>
+                            <w:r>
+                              <w:rPr>
+                                <w:sz w:val="20"/>
+                                <w:szCs w:val="20"/>
+                              </w:rPr>
+                              <w:br/>
+                              <w:t>N/A; N/A</w:t>
+                            </w:r>
+                            <w:r>
+                              <w:rPr>
+                                <w:sz w:val="20"/>
+                                <w:szCs w:val="20"/>
+                              </w:rPr>
+                              <w:br/>
+                              <w:t>{% endif %}</w:t>
                             </w:r>
                           </w:p>
                         </w:txbxContent>
@@ -9048,7 +9042,11 @@
           </mc:Choice>
           <mc:Fallback>
             <w:pict>
-              <v:shape w14:anchorId="02C3D40E" id="Text Box 54" o:spid="_x0000_s1038" type="#_x0000_t202" style="position:absolute;left:0;text-align:left;margin-left:18.45pt;margin-top:5.75pt;width:536.45pt;height:71.1pt;z-index:487619072;visibility:visible;mso-wrap-style:square;mso-width-percent:0;mso-height-percent:0;mso-wrap-distance-left:9pt;mso-wrap-distance-top:0;mso-wrap-distance-right:9pt;mso-wrap-distance-bottom:0;mso-position-horizontal:absolute;mso-position-horizontal-relative:text;mso-position-vertical:absolute;mso-position-vertical-relative:text;mso-width-percent:0;mso-height-percent:0;mso-width-relative:margin;mso-height-relative:margin;v-text-anchor:top" o:gfxdata="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" fillcolor="white [3201]" stroked="f" strokeweight=".5pt">
+              <v:shapetype w14:anchorId="02C3D40E" id="_x0000_t202" coordsize="21600,21600" o:spt="202" path="m,l,21600r21600,l21600,xe">
+                <v:stroke joinstyle="miter"/>
+                <v:path gradientshapeok="t" o:connecttype="rect"/>
+              </v:shapetype>
+              <v:shape id="Text Box 54" o:spid="_x0000_s1038" type="#_x0000_t202" style="position:absolute;left:0;text-align:left;margin-left:18.45pt;margin-top:5.75pt;width:536.45pt;height:71.1pt;z-index:487619072;visibility:visible;mso-wrap-style:square;mso-width-percent:0;mso-height-percent:0;mso-wrap-distance-left:9pt;mso-wrap-distance-top:0;mso-wrap-distance-right:9pt;mso-wrap-distance-bottom:0;mso-position-horizontal:absolute;mso-position-horizontal-relative:text;mso-position-vertical:absolute;mso-position-vertical-relative:text;mso-width-percent:0;mso-height-percent:0;mso-width-relative:margin;mso-height-relative:margin;v-text-anchor:top" o:gfxdata="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" fillcolor="white [3201]" stroked="f" strokeweight=".5pt">
                 <v:textbox>
                   <w:txbxContent>
                     <w:p>
@@ -9081,21 +9079,13 @@
                         </w:rPr>
                         <w:t xml:space="preserve"> %}</w:t>
                       </w:r>
-                    </w:p>
-                    <w:p>
-                      <w:pPr>
-                        <w:rPr>
-                          <w:sz w:val="20"/>
-                          <w:szCs w:val="20"/>
-                        </w:rPr>
-                      </w:pPr>
-                      <w:proofErr w:type="gramStart"/>
                       <w:r>
                         <w:rPr>
                           <w:sz w:val="20"/>
                           <w:szCs w:val="20"/>
                         </w:rPr>
-                        <w:t xml:space="preserve">{{ </w:t>
+                        <w:br/>
+                        <w:t xml:space="preserve">{% if </w:t>
                       </w:r>
                       <w:proofErr w:type="spellStart"/>
                       <w:r>
@@ -9103,15 +9093,7 @@
                           <w:sz w:val="20"/>
                           <w:szCs w:val="20"/>
                         </w:rPr>
-                        <w:t>impoundment</w:t>
-                      </w:r>
-                      <w:proofErr w:type="gramEnd"/>
-                      <w:r>
-                        <w:rPr>
-                          <w:sz w:val="20"/>
-                          <w:szCs w:val="20"/>
-                        </w:rPr>
-                        <w:t>_documents</w:t>
+                        <w:t>fully_impounded</w:t>
                       </w:r>
                       <w:proofErr w:type="spellEnd"/>
                       <w:r>
@@ -9119,14 +9101,15 @@
                           <w:sz w:val="20"/>
                           <w:szCs w:val="20"/>
                         </w:rPr>
-                        <w:t>}}; {{ “,”</w:t>
+                        <w:t xml:space="preserve"> %}</w:t>
                       </w:r>
                       <w:r>
                         <w:rPr>
                           <w:sz w:val="20"/>
                           <w:szCs w:val="20"/>
                         </w:rPr>
-                        <w:t>.join(</w:t>
+                        <w:br/>
+                        <w:t>entire case; {{ ", ".join(</w:t>
                       </w:r>
                       <w:proofErr w:type="spellStart"/>
                       <w:r>
@@ -9144,20 +9127,85 @@
                         </w:rPr>
                         <w:t>()) }}</w:t>
                       </w:r>
-                    </w:p>
-                    <w:p>
-                      <w:pPr>
-                        <w:rPr>
-                          <w:sz w:val="20"/>
-                          <w:szCs w:val="20"/>
-                        </w:rPr>
-                      </w:pPr>
                       <w:r>
                         <w:rPr>
                           <w:sz w:val="20"/>
                           <w:szCs w:val="20"/>
                         </w:rPr>
-                        <w:t>{% else %} N/A; N/A {% endif %}</w:t>
+                        <w:br/>
+                        <w:t>{% else %}</w:t>
+                      </w:r>
+                      <w:r>
+                        <w:rPr>
+                          <w:sz w:val="20"/>
+                          <w:szCs w:val="20"/>
+                        </w:rPr>
+                        <w:br/>
+                        <w:t xml:space="preserve">{{ </w:t>
+                      </w:r>
+                      <w:proofErr w:type="spellStart"/>
+                      <w:r>
+                        <w:rPr>
+                          <w:sz w:val="20"/>
+                          <w:szCs w:val="20"/>
+                        </w:rPr>
+                        <w:t>impoundment_documents</w:t>
+                      </w:r>
+                      <w:proofErr w:type="spellEnd"/>
+                      <w:r>
+                        <w:rPr>
+                          <w:sz w:val="20"/>
+                          <w:szCs w:val="20"/>
+                        </w:rPr>
+                        <w:t xml:space="preserve"> }}; {{ ", ".join(</w:t>
+                      </w:r>
+                      <w:proofErr w:type="spellStart"/>
+                      <w:r>
+                        <w:rPr>
+                          <w:sz w:val="20"/>
+                          <w:szCs w:val="20"/>
+                        </w:rPr>
+                        <w:t>impoundment_details.true_values</w:t>
+                      </w:r>
+                      <w:proofErr w:type="spellEnd"/>
+                      <w:r>
+                        <w:rPr>
+                          <w:sz w:val="20"/>
+                          <w:szCs w:val="20"/>
+                        </w:rPr>
+                        <w:t>()) }}</w:t>
+                      </w:r>
+                      <w:r>
+                        <w:rPr>
+                          <w:sz w:val="20"/>
+                          <w:szCs w:val="20"/>
+                        </w:rPr>
+                        <w:br/>
+                        <w:t>{% endif %}</w:t>
+                      </w:r>
+                      <w:r>
+                        <w:rPr>
+                          <w:sz w:val="20"/>
+                          <w:szCs w:val="20"/>
+                        </w:rPr>
+                        <w:br/>
+                        <w:t>{% else %}</w:t>
+                      </w:r>
+                      <w:r>
+                        <w:rPr>
+                          <w:sz w:val="20"/>
+                          <w:szCs w:val="20"/>
+                        </w:rPr>
+                        <w:br/>
+                        <w:t>N/A; N/A</w:t>
+                      </w:r>
+                      <w:r>
+                        <w:rPr>
+                          <w:sz w:val="20"/>
+                          <w:szCs w:val="20"/>
+                        </w:rPr>
+                        <w:br/>
+                        <w:t>{% endif %}</w:t>
                       </w:r>
                     </w:p>
                   </w:txbxContent>
@@ -11295,21 +11343,7 @@
                 <w:sz w:val="20"/>
                 <w:szCs w:val="20"/>
               </w:rPr>
-              <w:t>motion_5</w:t>
-            </w:r>
-            <w:r>
-              <w:rPr>
-                <w:sz w:val="20"/>
-                <w:szCs w:val="20"/>
-              </w:rPr>
-              <w:t>2</w:t>
-            </w:r>
-            <w:r>
-              <w:rPr>
-                <w:sz w:val="20"/>
-                <w:szCs w:val="20"/>
-              </w:rPr>
-              <w:t>b_filed</w:t>
+              <w:t>motion_52b_filed</w:t>
             </w:r>
             <w:proofErr w:type="spellEnd"/>
             <w:r>
@@ -11355,21 +11389,7 @@
                 <w:sz w:val="20"/>
                 <w:szCs w:val="20"/>
               </w:rPr>
-              <w:t>motion_5</w:t>
-            </w:r>
-            <w:r>
-              <w:rPr>
-                <w:sz w:val="20"/>
-                <w:szCs w:val="20"/>
-              </w:rPr>
-              <w:t>2</w:t>
-            </w:r>
-            <w:r>
-              <w:rPr>
-                <w:sz w:val="20"/>
-                <w:szCs w:val="20"/>
-              </w:rPr>
-              <w:t>b_filed</w:t>
+              <w:t>motion_52b_filed</w:t>
             </w:r>
             <w:proofErr w:type="spellEnd"/>
             <w:r>
@@ -11681,21 +11701,7 @@
                 <w:sz w:val="20"/>
                 <w:szCs w:val="20"/>
               </w:rPr>
-              <w:t>motion_5</w:t>
-            </w:r>
-            <w:r>
-              <w:rPr>
-                <w:sz w:val="20"/>
-                <w:szCs w:val="20"/>
-              </w:rPr>
-              <w:t>9</w:t>
-            </w:r>
-            <w:r>
-              <w:rPr>
-                <w:sz w:val="20"/>
-                <w:szCs w:val="20"/>
-              </w:rPr>
-              <w:t>_filed</w:t>
+              <w:t>motion_59_filed</w:t>
             </w:r>
             <w:proofErr w:type="spellEnd"/>
             <w:r>
@@ -11741,21 +11747,7 @@
                 <w:sz w:val="20"/>
                 <w:szCs w:val="20"/>
               </w:rPr>
-              <w:t>motion_5</w:t>
-            </w:r>
-            <w:r>
-              <w:rPr>
-                <w:sz w:val="20"/>
-                <w:szCs w:val="20"/>
-              </w:rPr>
-              <w:t>9</w:t>
-            </w:r>
-            <w:r>
-              <w:rPr>
-                <w:sz w:val="20"/>
-                <w:szCs w:val="20"/>
-              </w:rPr>
-              <w:t>_filed</w:t>
+              <w:t>motion_59_filed</w:t>
             </w:r>
             <w:proofErr w:type="spellEnd"/>
             <w:r>
@@ -12008,21 +12000,7 @@
                 <w:sz w:val="20"/>
                 <w:szCs w:val="20"/>
               </w:rPr>
-              <w:t>motion_</w:t>
-            </w:r>
-            <w:r>
-              <w:rPr>
-                <w:sz w:val="20"/>
-                <w:szCs w:val="20"/>
-              </w:rPr>
-              <w:t>60</w:t>
-            </w:r>
-            <w:r>
-              <w:rPr>
-                <w:sz w:val="20"/>
-                <w:szCs w:val="20"/>
-              </w:rPr>
-              <w:t>_filed</w:t>
+              <w:t>motion_60_filed</w:t>
             </w:r>
             <w:proofErr w:type="spellEnd"/>
             <w:r>
@@ -12068,21 +12046,7 @@
                 <w:sz w:val="20"/>
                 <w:szCs w:val="20"/>
               </w:rPr>
-              <w:t>motion_</w:t>
-            </w:r>
-            <w:r>
-              <w:rPr>
-                <w:sz w:val="20"/>
-                <w:szCs w:val="20"/>
-              </w:rPr>
-              <w:t>60</w:t>
-            </w:r>
-            <w:r>
-              <w:rPr>
-                <w:sz w:val="20"/>
-                <w:szCs w:val="20"/>
-              </w:rPr>
-              <w:t>_filed</w:t>
+              <w:t>motion_60_filed</w:t>
             </w:r>
             <w:proofErr w:type="spellEnd"/>
             <w:r>
@@ -12239,14 +12203,7 @@
                 <w:sz w:val="20"/>
                 <w:szCs w:val="20"/>
               </w:rPr>
-              <w:t>other</w:t>
-            </w:r>
-            <w:r>
-              <w:rPr>
-                <w:sz w:val="20"/>
-                <w:szCs w:val="20"/>
-              </w:rPr>
-              <w:t>_filed</w:t>
+              <w:t>other_filed</w:t>
             </w:r>
             <w:proofErr w:type="spellEnd"/>
             <w:r>
@@ -12292,14 +12249,7 @@
                 <w:sz w:val="20"/>
                 <w:szCs w:val="20"/>
               </w:rPr>
-              <w:t>other</w:t>
-            </w:r>
-            <w:r>
-              <w:rPr>
-                <w:sz w:val="20"/>
-                <w:szCs w:val="20"/>
-              </w:rPr>
-              <w:t>_filed</w:t>
+              <w:t>other_filed</w:t>
             </w:r>
             <w:proofErr w:type="spellEnd"/>
             <w:r>
@@ -14069,10 +14019,7 @@
                         <w:txbxContent>
                           <w:p>
                             <w:r>
-                              <w:t xml:space="preserve"> </w:t>
-                            </w:r>
-                            <w:r>
-                              <w:t xml:space="preserve">{% if </w:t>
+                              <w:t xml:space="preserve"> {% if </w:t>
                             </w:r>
                             <w:proofErr w:type="spellStart"/>
                             <w:r>
@@ -14106,13 +14053,7 @@
                             </w:r>
                             <w:proofErr w:type="spellEnd"/>
                             <w:r>
-                              <w:t xml:space="preserve"> }}</w:t>
-                            </w:r>
-                            <w:r>
-                              <w:t>,</w:t>
-                            </w:r>
-                            <w:r>
-                              <w:t xml:space="preserve"> {{ </w:t>
+                              <w:t xml:space="preserve"> }}, {{ </w:t>
                             </w:r>
                             <w:proofErr w:type="spellStart"/>
                             <w:r>
@@ -14120,13 +14061,7 @@
                             </w:r>
                             <w:proofErr w:type="spellEnd"/>
                             <w:r>
-                              <w:t xml:space="preserve"> }}</w:t>
-                            </w:r>
-                            <w:r>
-                              <w:t xml:space="preserve">, </w:t>
-                            </w:r>
-                            <w:r>
-                              <w:t xml:space="preserve">{{ </w:t>
+                              <w:t xml:space="preserve"> }}, {{ </w:t>
                             </w:r>
                             <w:proofErr w:type="spellStart"/>
                             <w:r>

--- a/docassemble/CivilDocketingStatement/data/templates/civil_docketing_statement.docx
+++ b/docassemble/CivilDocketingStatement/data/templates/civil_docketing_statement.docx
@@ -4,3269 +4,6 @@
   <w:body>
     <w:p>
       <w:pPr>
-        <w:pStyle w:val="Heading1"/>
-      </w:pPr>
-      <w:r>
-        <w:t>MASSACHUSETTS</w:t>
-      </w:r>
-      <w:r>
-        <w:rPr>
-          <w:spacing w:val="-10"/>
-        </w:rPr>
-        <w:t xml:space="preserve"> </w:t>
-      </w:r>
-      <w:r>
-        <w:t>APPEALS</w:t>
-      </w:r>
-      <w:r>
-        <w:rPr>
-          <w:spacing w:val="-10"/>
-        </w:rPr>
-        <w:t xml:space="preserve"> </w:t>
-      </w:r>
-      <w:r>
-        <w:rPr>
-          <w:spacing w:val="-2"/>
-        </w:rPr>
-        <w:t>COURT</w:t>
-      </w:r>
-    </w:p>
-    <w:p>
-      <w:pPr>
-        <w:pStyle w:val="BodyText"/>
-        <w:spacing w:before="184"/>
-        <w:ind w:left="1229" w:right="1229"/>
-        <w:jc w:val="center"/>
-      </w:pPr>
-      <w:r>
-        <w:t>John</w:t>
-      </w:r>
-      <w:r>
-        <w:rPr>
-          <w:spacing w:val="-3"/>
-        </w:rPr>
-        <w:t xml:space="preserve"> </w:t>
-      </w:r>
-      <w:r>
-        <w:t>Adams</w:t>
-      </w:r>
-      <w:r>
-        <w:rPr>
-          <w:spacing w:val="-2"/>
-        </w:rPr>
-        <w:t xml:space="preserve"> Courthouse</w:t>
-      </w:r>
-    </w:p>
-    <w:p>
-      <w:pPr>
-        <w:pStyle w:val="BodyText"/>
-        <w:spacing w:before="12" w:line="249" w:lineRule="auto"/>
-        <w:ind w:left="3741" w:right="3738"/>
-        <w:jc w:val="center"/>
-      </w:pPr>
-      <w:r>
-        <w:t>One</w:t>
-      </w:r>
-      <w:r>
-        <w:rPr>
-          <w:spacing w:val="-10"/>
-        </w:rPr>
-        <w:t xml:space="preserve"> </w:t>
-      </w:r>
-      <w:r>
-        <w:t>Pemberton</w:t>
-      </w:r>
-      <w:r>
-        <w:rPr>
-          <w:spacing w:val="-10"/>
-        </w:rPr>
-        <w:t xml:space="preserve"> </w:t>
-      </w:r>
-      <w:r>
-        <w:t>Square,</w:t>
-      </w:r>
-      <w:r>
-        <w:rPr>
-          <w:spacing w:val="-10"/>
-        </w:rPr>
-        <w:t xml:space="preserve"> </w:t>
-      </w:r>
-      <w:r>
-        <w:t>Suite</w:t>
-      </w:r>
-      <w:r>
-        <w:rPr>
-          <w:spacing w:val="-10"/>
-        </w:rPr>
-        <w:t xml:space="preserve"> </w:t>
-      </w:r>
-      <w:r>
-        <w:t>1200 Boston, MA 02108</w:t>
-      </w:r>
-    </w:p>
-    <w:p>
-      <w:pPr>
-        <w:pStyle w:val="BodyText"/>
-        <w:spacing w:before="2"/>
-        <w:ind w:left="1229" w:right="1229"/>
-        <w:jc w:val="center"/>
-      </w:pPr>
-      <w:r>
-        <w:t>(617) 725-</w:t>
-      </w:r>
-      <w:r>
-        <w:rPr>
-          <w:spacing w:val="-4"/>
-        </w:rPr>
-        <w:t>8106</w:t>
-      </w:r>
-    </w:p>
-    <w:p>
-      <w:pPr>
-        <w:spacing w:before="15"/>
-        <w:ind w:left="1229" w:right="1228"/>
-        <w:jc w:val="center"/>
-        <w:rPr>
-          <w:b/>
-        </w:rPr>
-      </w:pPr>
-      <w:hyperlink r:id="rId7">
-        <w:r>
-          <w:rPr>
-            <w:b/>
-            <w:color w:val="0000FF"/>
-            <w:spacing w:val="-2"/>
-            <w:u w:val="single" w:color="0000FF"/>
-          </w:rPr>
-          <w:t>http://www.mass.gov/courts/appealscourt/</w:t>
-        </w:r>
-      </w:hyperlink>
-    </w:p>
-    <w:p>
-      <w:pPr>
-        <w:pStyle w:val="BodyText"/>
-        <w:spacing w:before="64"/>
-        <w:rPr>
-          <w:b/>
-          <w:sz w:val="28"/>
-        </w:rPr>
-      </w:pPr>
-    </w:p>
-    <w:p>
-      <w:pPr>
-        <w:pStyle w:val="Heading2"/>
-        <w:spacing w:line="249" w:lineRule="auto"/>
-        <w:ind w:left="4694" w:right="3532"/>
-      </w:pPr>
-      <w:r>
-        <w:t>CIVIL</w:t>
-      </w:r>
-      <w:r>
-        <w:rPr>
-          <w:spacing w:val="-18"/>
-        </w:rPr>
-        <w:t xml:space="preserve"> </w:t>
-      </w:r>
-      <w:r>
-        <w:t>DOCKETING</w:t>
-      </w:r>
-      <w:r>
-        <w:rPr>
-          <w:spacing w:val="-17"/>
-        </w:rPr>
-        <w:t xml:space="preserve"> </w:t>
-      </w:r>
-      <w:r>
-        <w:t xml:space="preserve">STATEMENT </w:t>
-      </w:r>
-      <w:r>
-        <w:rPr>
-          <w:spacing w:val="-2"/>
-        </w:rPr>
-        <w:t>INSTRUCTIONS</w:t>
-      </w:r>
-    </w:p>
-    <w:p>
-      <w:pPr>
-        <w:pStyle w:val="BodyText"/>
-        <w:spacing w:before="237" w:line="249" w:lineRule="auto"/>
-        <w:ind w:left="118" w:right="234"/>
-        <w:rPr>
-          <w:sz w:val="22"/>
-        </w:rPr>
-      </w:pPr>
-      <w:r>
-        <w:t>Each</w:t>
-      </w:r>
-      <w:r>
-        <w:rPr>
-          <w:spacing w:val="-3"/>
-        </w:rPr>
-        <w:t xml:space="preserve"> </w:t>
-      </w:r>
-      <w:r>
-        <w:t>appellant</w:t>
-      </w:r>
-      <w:r>
-        <w:rPr>
-          <w:spacing w:val="-3"/>
-        </w:rPr>
-        <w:t xml:space="preserve"> </w:t>
-      </w:r>
-      <w:r>
-        <w:t>or</w:t>
-      </w:r>
-      <w:r>
-        <w:rPr>
-          <w:spacing w:val="-3"/>
-        </w:rPr>
-        <w:t xml:space="preserve"> </w:t>
-      </w:r>
-      <w:r>
-        <w:t>cross-appellant,</w:t>
-      </w:r>
-      <w:r>
-        <w:rPr>
-          <w:spacing w:val="-3"/>
-        </w:rPr>
-        <w:t xml:space="preserve"> </w:t>
-      </w:r>
-      <w:r>
-        <w:t>other</w:t>
-      </w:r>
-      <w:r>
-        <w:rPr>
-          <w:spacing w:val="-3"/>
-        </w:rPr>
-        <w:t xml:space="preserve"> </w:t>
-      </w:r>
-      <w:r>
-        <w:t>than</w:t>
-      </w:r>
-      <w:r>
-        <w:rPr>
-          <w:spacing w:val="-3"/>
-        </w:rPr>
-        <w:t xml:space="preserve"> </w:t>
-      </w:r>
-      <w:r>
-        <w:t>a</w:t>
-      </w:r>
-      <w:r>
-        <w:rPr>
-          <w:spacing w:val="-3"/>
-        </w:rPr>
-        <w:t xml:space="preserve"> </w:t>
-      </w:r>
-      <w:r>
-        <w:t>self-represented</w:t>
-      </w:r>
-      <w:r>
-        <w:rPr>
-          <w:spacing w:val="-3"/>
-        </w:rPr>
-        <w:t xml:space="preserve"> </w:t>
-      </w:r>
-      <w:r>
-        <w:t>litigant</w:t>
-      </w:r>
-      <w:r>
-        <w:rPr>
-          <w:spacing w:val="-3"/>
-        </w:rPr>
-        <w:t xml:space="preserve"> </w:t>
-      </w:r>
-      <w:r>
-        <w:t>who</w:t>
-      </w:r>
-      <w:r>
-        <w:rPr>
-          <w:spacing w:val="-3"/>
-        </w:rPr>
-        <w:t xml:space="preserve"> </w:t>
-      </w:r>
-      <w:r>
-        <w:t>is</w:t>
-      </w:r>
-      <w:r>
-        <w:rPr>
-          <w:spacing w:val="-4"/>
-        </w:rPr>
-        <w:t xml:space="preserve"> </w:t>
-      </w:r>
-      <w:r>
-        <w:t>incarcerated,</w:t>
-      </w:r>
-      <w:r>
-        <w:rPr>
-          <w:spacing w:val="-3"/>
-        </w:rPr>
-        <w:t xml:space="preserve"> </w:t>
-      </w:r>
-      <w:proofErr w:type="gramStart"/>
-      <w:r>
-        <w:t>is</w:t>
-      </w:r>
-      <w:r>
-        <w:rPr>
-          <w:spacing w:val="-4"/>
-        </w:rPr>
-        <w:t xml:space="preserve"> </w:t>
-      </w:r>
-      <w:r>
-        <w:t>required</w:t>
-      </w:r>
-      <w:r>
-        <w:rPr>
-          <w:spacing w:val="-3"/>
-        </w:rPr>
-        <w:t xml:space="preserve"> </w:t>
-      </w:r>
-      <w:r>
-        <w:t>to</w:t>
-      </w:r>
-      <w:proofErr w:type="gramEnd"/>
-      <w:r>
-        <w:rPr>
-          <w:spacing w:val="-3"/>
-        </w:rPr>
-        <w:t xml:space="preserve"> </w:t>
-      </w:r>
-      <w:r>
-        <w:t>submit</w:t>
-      </w:r>
-      <w:r>
-        <w:rPr>
-          <w:spacing w:val="-3"/>
-        </w:rPr>
-        <w:t xml:space="preserve"> </w:t>
-      </w:r>
-      <w:r>
-        <w:t>the attached docketing statement within fourteen days of issuance of the notice of entry of the appeal.</w:t>
-      </w:r>
-      <w:r>
-        <w:rPr>
-          <w:spacing w:val="40"/>
-        </w:rPr>
-        <w:t xml:space="preserve"> </w:t>
-      </w:r>
-      <w:r>
-        <w:rPr>
-          <w:sz w:val="22"/>
-        </w:rPr>
-        <w:t xml:space="preserve">See M.A.C. </w:t>
-      </w:r>
-      <w:hyperlink r:id="rId8">
-        <w:r>
-          <w:rPr>
-            <w:color w:val="0000FF"/>
-            <w:u w:val="single" w:color="0000FF"/>
-          </w:rPr>
-          <w:t>Rule</w:t>
-        </w:r>
-      </w:hyperlink>
-      <w:r>
-        <w:rPr>
-          <w:color w:val="0000FF"/>
-        </w:rPr>
-        <w:t xml:space="preserve"> </w:t>
-      </w:r>
-      <w:hyperlink r:id="rId9">
-        <w:r>
-          <w:rPr>
-            <w:color w:val="0000FF"/>
-            <w:spacing w:val="-2"/>
-            <w:u w:val="single" w:color="0000FF"/>
-          </w:rPr>
-          <w:t>10.0</w:t>
-        </w:r>
-      </w:hyperlink>
-      <w:r>
-        <w:rPr>
-          <w:spacing w:val="-2"/>
-          <w:sz w:val="22"/>
-        </w:rPr>
-        <w:t>.</w:t>
-      </w:r>
-    </w:p>
-    <w:p>
-      <w:pPr>
-        <w:pStyle w:val="BodyText"/>
-        <w:spacing w:before="267" w:line="249" w:lineRule="auto"/>
-        <w:ind w:left="118" w:right="234"/>
-      </w:pPr>
-      <w:r>
-        <w:t xml:space="preserve">All attorneys must electronically file the docketing statement using </w:t>
-      </w:r>
-      <w:hyperlink r:id="rId10">
-        <w:r>
-          <w:rPr>
-            <w:color w:val="0000FF"/>
-            <w:u w:val="single" w:color="0000FF"/>
-          </w:rPr>
-          <w:t>eFileMA.com</w:t>
-        </w:r>
-      </w:hyperlink>
-      <w:r>
-        <w:rPr>
-          <w:color w:val="0000FF"/>
-        </w:rPr>
-        <w:t xml:space="preserve"> </w:t>
-      </w:r>
-      <w:r>
-        <w:t>in non-impounded cases. Attorneys</w:t>
-      </w:r>
-      <w:r>
-        <w:rPr>
-          <w:spacing w:val="-3"/>
-        </w:rPr>
-        <w:t xml:space="preserve"> </w:t>
-      </w:r>
-      <w:r>
-        <w:t>filing</w:t>
-      </w:r>
-      <w:r>
-        <w:rPr>
-          <w:spacing w:val="-2"/>
-        </w:rPr>
-        <w:t xml:space="preserve"> </w:t>
-      </w:r>
-      <w:r>
-        <w:t>in</w:t>
-      </w:r>
-      <w:r>
-        <w:rPr>
-          <w:spacing w:val="-2"/>
-        </w:rPr>
-        <w:t xml:space="preserve"> </w:t>
-      </w:r>
-      <w:r>
-        <w:t>impounded</w:t>
-      </w:r>
-      <w:r>
-        <w:rPr>
-          <w:spacing w:val="-2"/>
-        </w:rPr>
-        <w:t xml:space="preserve"> </w:t>
-      </w:r>
-      <w:r>
-        <w:t>cases</w:t>
-      </w:r>
-      <w:r>
-        <w:rPr>
-          <w:spacing w:val="-3"/>
-        </w:rPr>
-        <w:t xml:space="preserve"> </w:t>
-      </w:r>
-      <w:r>
-        <w:t>and</w:t>
-      </w:r>
-      <w:r>
-        <w:rPr>
-          <w:spacing w:val="-2"/>
-        </w:rPr>
-        <w:t xml:space="preserve"> </w:t>
-      </w:r>
-      <w:r>
-        <w:t>self-represented</w:t>
-      </w:r>
-      <w:r>
-        <w:rPr>
-          <w:spacing w:val="-2"/>
-        </w:rPr>
-        <w:t xml:space="preserve"> </w:t>
-      </w:r>
-      <w:r>
-        <w:t>parties</w:t>
-      </w:r>
-      <w:r>
-        <w:rPr>
-          <w:spacing w:val="-3"/>
-        </w:rPr>
-        <w:t xml:space="preserve"> </w:t>
-      </w:r>
-      <w:r>
-        <w:t>in</w:t>
-      </w:r>
-      <w:r>
-        <w:rPr>
-          <w:spacing w:val="-2"/>
-        </w:rPr>
-        <w:t xml:space="preserve"> </w:t>
-      </w:r>
-      <w:r>
-        <w:t>all</w:t>
-      </w:r>
-      <w:r>
-        <w:rPr>
-          <w:spacing w:val="-2"/>
-        </w:rPr>
-        <w:t xml:space="preserve"> </w:t>
-      </w:r>
-      <w:r>
-        <w:t>cases</w:t>
-      </w:r>
-      <w:r>
-        <w:rPr>
-          <w:spacing w:val="-3"/>
-        </w:rPr>
-        <w:t xml:space="preserve"> </w:t>
-      </w:r>
-      <w:proofErr w:type="gramStart"/>
-      <w:r>
-        <w:t>are</w:t>
-      </w:r>
-      <w:r>
-        <w:rPr>
-          <w:spacing w:val="-2"/>
-        </w:rPr>
-        <w:t xml:space="preserve"> </w:t>
-      </w:r>
-      <w:r>
-        <w:t>encouraged</w:t>
-      </w:r>
-      <w:proofErr w:type="gramEnd"/>
-      <w:r>
-        <w:t>,</w:t>
-      </w:r>
-      <w:r>
-        <w:rPr>
-          <w:spacing w:val="-2"/>
-        </w:rPr>
-        <w:t xml:space="preserve"> </w:t>
-      </w:r>
-      <w:r>
-        <w:t>but</w:t>
-      </w:r>
-      <w:r>
-        <w:rPr>
-          <w:spacing w:val="-2"/>
-        </w:rPr>
-        <w:t xml:space="preserve"> </w:t>
-      </w:r>
-      <w:r>
-        <w:t>not</w:t>
-      </w:r>
-      <w:r>
-        <w:rPr>
-          <w:spacing w:val="-2"/>
-        </w:rPr>
-        <w:t xml:space="preserve"> </w:t>
-      </w:r>
-      <w:r>
-        <w:t>required,</w:t>
-      </w:r>
-      <w:r>
-        <w:rPr>
-          <w:spacing w:val="-2"/>
-        </w:rPr>
-        <w:t xml:space="preserve"> </w:t>
-      </w:r>
-      <w:r>
-        <w:t>to</w:t>
-      </w:r>
-      <w:r>
-        <w:rPr>
-          <w:spacing w:val="-2"/>
-        </w:rPr>
-        <w:t xml:space="preserve"> </w:t>
-      </w:r>
-      <w:r>
-        <w:t xml:space="preserve">file the docketing statement using eFileMA.com. Docketing statements that are not e-filed must be </w:t>
-      </w:r>
-      <w:proofErr w:type="gramStart"/>
-      <w:r>
-        <w:t>submitted</w:t>
-      </w:r>
-      <w:proofErr w:type="gramEnd"/>
-      <w:r>
-        <w:t xml:space="preserve"> on paper by mail or hand-delivery to the Appeals Court.</w:t>
-      </w:r>
-    </w:p>
-    <w:p>
-      <w:pPr>
-        <w:pStyle w:val="BodyText"/>
-        <w:spacing w:before="15"/>
-      </w:pPr>
-    </w:p>
-    <w:p>
-      <w:pPr>
-        <w:pStyle w:val="BodyText"/>
-        <w:spacing w:line="249" w:lineRule="auto"/>
-        <w:ind w:left="118" w:right="234"/>
-      </w:pPr>
-      <w:r>
-        <w:t>All</w:t>
-      </w:r>
-      <w:r>
-        <w:rPr>
-          <w:spacing w:val="-2"/>
-        </w:rPr>
-        <w:t xml:space="preserve"> </w:t>
-      </w:r>
-      <w:r>
-        <w:t>fields</w:t>
-      </w:r>
-      <w:r>
-        <w:rPr>
-          <w:spacing w:val="-3"/>
-        </w:rPr>
-        <w:t xml:space="preserve"> </w:t>
-      </w:r>
-      <w:r>
-        <w:t>and</w:t>
-      </w:r>
-      <w:r>
-        <w:rPr>
-          <w:spacing w:val="-2"/>
-        </w:rPr>
-        <w:t xml:space="preserve"> </w:t>
-      </w:r>
-      <w:r>
-        <w:t>the</w:t>
-      </w:r>
-      <w:r>
-        <w:rPr>
-          <w:spacing w:val="-2"/>
-        </w:rPr>
-        <w:t xml:space="preserve"> </w:t>
-      </w:r>
-      <w:r>
-        <w:t>certificate</w:t>
-      </w:r>
-      <w:r>
-        <w:rPr>
-          <w:spacing w:val="-2"/>
-        </w:rPr>
-        <w:t xml:space="preserve"> </w:t>
-      </w:r>
-      <w:r>
-        <w:t>of</w:t>
-      </w:r>
-      <w:r>
-        <w:rPr>
-          <w:spacing w:val="-2"/>
-        </w:rPr>
-        <w:t xml:space="preserve"> </w:t>
-      </w:r>
-      <w:r>
-        <w:t>service</w:t>
-      </w:r>
-      <w:r>
-        <w:rPr>
-          <w:spacing w:val="-2"/>
-        </w:rPr>
-        <w:t xml:space="preserve"> </w:t>
-      </w:r>
-      <w:r>
-        <w:t>must</w:t>
-      </w:r>
-      <w:r>
-        <w:rPr>
-          <w:spacing w:val="-2"/>
-        </w:rPr>
-        <w:t xml:space="preserve"> </w:t>
-      </w:r>
-      <w:proofErr w:type="gramStart"/>
-      <w:r>
-        <w:t>be</w:t>
-      </w:r>
-      <w:r>
-        <w:rPr>
-          <w:spacing w:val="-2"/>
-        </w:rPr>
-        <w:t xml:space="preserve"> </w:t>
-      </w:r>
-      <w:r>
-        <w:t>completed</w:t>
-      </w:r>
-      <w:proofErr w:type="gramEnd"/>
-      <w:r>
-        <w:t>.</w:t>
-      </w:r>
-      <w:r>
-        <w:rPr>
-          <w:spacing w:val="40"/>
-        </w:rPr>
-        <w:t xml:space="preserve"> </w:t>
-      </w:r>
-      <w:r>
-        <w:t>If</w:t>
-      </w:r>
-      <w:r>
-        <w:rPr>
-          <w:spacing w:val="-2"/>
-        </w:rPr>
-        <w:t xml:space="preserve"> </w:t>
-      </w:r>
-      <w:r>
-        <w:t>a</w:t>
-      </w:r>
-      <w:r>
-        <w:rPr>
-          <w:spacing w:val="-2"/>
-        </w:rPr>
-        <w:t xml:space="preserve"> </w:t>
-      </w:r>
-      <w:r>
-        <w:t>request</w:t>
-      </w:r>
-      <w:r>
-        <w:rPr>
-          <w:spacing w:val="-2"/>
-        </w:rPr>
-        <w:t xml:space="preserve"> </w:t>
-      </w:r>
-      <w:r>
-        <w:t>for</w:t>
-      </w:r>
-      <w:r>
-        <w:rPr>
-          <w:spacing w:val="-2"/>
-        </w:rPr>
-        <w:t xml:space="preserve"> </w:t>
-      </w:r>
-      <w:r>
-        <w:t>information</w:t>
-      </w:r>
-      <w:r>
-        <w:rPr>
-          <w:spacing w:val="-2"/>
-        </w:rPr>
-        <w:t xml:space="preserve"> </w:t>
-      </w:r>
-      <w:r>
-        <w:t>is</w:t>
-      </w:r>
-      <w:r>
-        <w:rPr>
-          <w:spacing w:val="-3"/>
-        </w:rPr>
-        <w:t xml:space="preserve"> </w:t>
-      </w:r>
-      <w:r>
-        <w:t>inapplicable</w:t>
-      </w:r>
-      <w:r>
-        <w:rPr>
-          <w:spacing w:val="-2"/>
-        </w:rPr>
-        <w:t xml:space="preserve"> </w:t>
-      </w:r>
-      <w:r>
-        <w:t>to</w:t>
-      </w:r>
-      <w:r>
-        <w:rPr>
-          <w:spacing w:val="-2"/>
-        </w:rPr>
-        <w:t xml:space="preserve"> </w:t>
-      </w:r>
-      <w:r>
-        <w:t>your</w:t>
-      </w:r>
-      <w:r>
-        <w:rPr>
-          <w:spacing w:val="-2"/>
-        </w:rPr>
-        <w:t xml:space="preserve"> </w:t>
-      </w:r>
-      <w:r>
-        <w:t>case, please enter "N/A."</w:t>
-      </w:r>
-      <w:r>
-        <w:rPr>
-          <w:spacing w:val="40"/>
-        </w:rPr>
-        <w:t xml:space="preserve"> </w:t>
-      </w:r>
-      <w:r>
-        <w:t xml:space="preserve">If inadequate space is provided for the information </w:t>
-      </w:r>
-      <w:proofErr w:type="gramStart"/>
-      <w:r>
-        <w:t>requested</w:t>
-      </w:r>
-      <w:proofErr w:type="gramEnd"/>
-      <w:r>
-        <w:t>, please provide the additional information in an attachment.</w:t>
-      </w:r>
-    </w:p>
-    <w:p>
-      <w:pPr>
-        <w:pStyle w:val="BodyText"/>
-        <w:spacing w:before="3" w:line="249" w:lineRule="auto"/>
-        <w:ind w:left="118" w:right="508"/>
-        <w:jc w:val="both"/>
-      </w:pPr>
-      <w:r>
-        <w:t>The</w:t>
-      </w:r>
-      <w:r>
-        <w:rPr>
-          <w:spacing w:val="-3"/>
-        </w:rPr>
-        <w:t xml:space="preserve"> </w:t>
-      </w:r>
-      <w:r>
-        <w:t>docketing</w:t>
-      </w:r>
-      <w:r>
-        <w:rPr>
-          <w:spacing w:val="-3"/>
-        </w:rPr>
-        <w:t xml:space="preserve"> </w:t>
-      </w:r>
-      <w:r>
-        <w:t>statement</w:t>
-      </w:r>
-      <w:r>
-        <w:rPr>
-          <w:spacing w:val="-3"/>
-        </w:rPr>
-        <w:t xml:space="preserve"> </w:t>
-      </w:r>
-      <w:r>
-        <w:t>and</w:t>
-      </w:r>
-      <w:r>
-        <w:rPr>
-          <w:spacing w:val="-3"/>
-        </w:rPr>
-        <w:t xml:space="preserve"> </w:t>
-      </w:r>
-      <w:r>
-        <w:t>certificate</w:t>
-      </w:r>
-      <w:r>
-        <w:rPr>
-          <w:spacing w:val="-3"/>
-        </w:rPr>
-        <w:t xml:space="preserve"> </w:t>
-      </w:r>
-      <w:r>
-        <w:t>of</w:t>
-      </w:r>
-      <w:r>
-        <w:rPr>
-          <w:spacing w:val="-3"/>
-        </w:rPr>
-        <w:t xml:space="preserve"> </w:t>
-      </w:r>
-      <w:r>
-        <w:t>service</w:t>
-      </w:r>
-      <w:r>
-        <w:rPr>
-          <w:spacing w:val="-3"/>
-        </w:rPr>
-        <w:t xml:space="preserve"> </w:t>
-      </w:r>
-      <w:r>
-        <w:t>may</w:t>
-      </w:r>
-      <w:r>
-        <w:rPr>
-          <w:spacing w:val="-3"/>
-        </w:rPr>
-        <w:t xml:space="preserve"> </w:t>
-      </w:r>
-      <w:proofErr w:type="gramStart"/>
-      <w:r>
-        <w:t>be</w:t>
-      </w:r>
-      <w:r>
-        <w:rPr>
-          <w:spacing w:val="-3"/>
-        </w:rPr>
-        <w:t xml:space="preserve"> </w:t>
-      </w:r>
-      <w:r>
-        <w:t>signed</w:t>
-      </w:r>
-      <w:proofErr w:type="gramEnd"/>
-      <w:r>
-        <w:rPr>
-          <w:spacing w:val="-3"/>
-        </w:rPr>
-        <w:t xml:space="preserve"> </w:t>
-      </w:r>
-      <w:r>
-        <w:t>electronically</w:t>
-      </w:r>
-      <w:r>
-        <w:rPr>
-          <w:spacing w:val="-3"/>
-        </w:rPr>
-        <w:t xml:space="preserve"> </w:t>
-      </w:r>
-      <w:r>
-        <w:t>by</w:t>
-      </w:r>
-      <w:r>
-        <w:rPr>
-          <w:spacing w:val="-3"/>
-        </w:rPr>
-        <w:t xml:space="preserve"> </w:t>
-      </w:r>
-      <w:r>
-        <w:t>the</w:t>
-      </w:r>
-      <w:r>
-        <w:rPr>
-          <w:spacing w:val="-3"/>
-        </w:rPr>
-        <w:t xml:space="preserve"> </w:t>
-      </w:r>
-      <w:r>
-        <w:t>person</w:t>
-      </w:r>
-      <w:r>
-        <w:rPr>
-          <w:spacing w:val="-3"/>
-        </w:rPr>
-        <w:t xml:space="preserve"> </w:t>
-      </w:r>
-      <w:r>
-        <w:t>filing</w:t>
-      </w:r>
-      <w:r>
-        <w:rPr>
-          <w:spacing w:val="-3"/>
-        </w:rPr>
-        <w:t xml:space="preserve"> </w:t>
-      </w:r>
-      <w:r>
-        <w:t>the</w:t>
-      </w:r>
-      <w:r>
-        <w:rPr>
-          <w:spacing w:val="-3"/>
-        </w:rPr>
-        <w:t xml:space="preserve"> </w:t>
-      </w:r>
-      <w:r>
-        <w:t>docketing statement.</w:t>
-      </w:r>
-      <w:r>
-        <w:rPr>
-          <w:spacing w:val="40"/>
-        </w:rPr>
-        <w:t xml:space="preserve"> </w:t>
-      </w:r>
-      <w:r>
-        <w:t>The</w:t>
-      </w:r>
-      <w:r>
-        <w:rPr>
-          <w:spacing w:val="-1"/>
-        </w:rPr>
-        <w:t xml:space="preserve"> </w:t>
-      </w:r>
-      <w:r>
-        <w:t>proper</w:t>
-      </w:r>
-      <w:r>
-        <w:rPr>
-          <w:spacing w:val="-1"/>
-        </w:rPr>
-        <w:t xml:space="preserve"> </w:t>
-      </w:r>
-      <w:r>
-        <w:t>format</w:t>
-      </w:r>
-      <w:r>
-        <w:rPr>
-          <w:spacing w:val="-1"/>
-        </w:rPr>
-        <w:t xml:space="preserve"> </w:t>
-      </w:r>
-      <w:r>
-        <w:t>for</w:t>
-      </w:r>
-      <w:r>
-        <w:rPr>
-          <w:spacing w:val="-1"/>
-        </w:rPr>
-        <w:t xml:space="preserve"> </w:t>
-      </w:r>
-      <w:r>
-        <w:t>an</w:t>
-      </w:r>
-      <w:r>
-        <w:rPr>
-          <w:spacing w:val="-1"/>
-        </w:rPr>
-        <w:t xml:space="preserve"> </w:t>
-      </w:r>
-      <w:r>
-        <w:t>electronic</w:t>
-      </w:r>
-      <w:r>
-        <w:rPr>
-          <w:spacing w:val="-1"/>
-        </w:rPr>
-        <w:t xml:space="preserve"> </w:t>
-      </w:r>
-      <w:r>
-        <w:t>signature</w:t>
-      </w:r>
-      <w:r>
-        <w:rPr>
-          <w:spacing w:val="-1"/>
-        </w:rPr>
-        <w:t xml:space="preserve"> </w:t>
-      </w:r>
-      <w:r>
-        <w:t>is</w:t>
-      </w:r>
-      <w:r>
-        <w:rPr>
-          <w:spacing w:val="-2"/>
-        </w:rPr>
-        <w:t xml:space="preserve"> </w:t>
-      </w:r>
-      <w:r>
-        <w:t>"/s/"</w:t>
-      </w:r>
-      <w:r>
-        <w:rPr>
-          <w:spacing w:val="-2"/>
-        </w:rPr>
-        <w:t xml:space="preserve"> </w:t>
-      </w:r>
-      <w:r>
-        <w:t>followed</w:t>
-      </w:r>
-      <w:r>
-        <w:rPr>
-          <w:spacing w:val="-1"/>
-        </w:rPr>
-        <w:t xml:space="preserve"> </w:t>
-      </w:r>
-      <w:r>
-        <w:t>by</w:t>
-      </w:r>
-      <w:r>
-        <w:rPr>
-          <w:spacing w:val="-1"/>
-        </w:rPr>
-        <w:t xml:space="preserve"> </w:t>
-      </w:r>
-      <w:r>
-        <w:t>the</w:t>
-      </w:r>
-      <w:r>
-        <w:rPr>
-          <w:spacing w:val="-1"/>
-        </w:rPr>
-        <w:t xml:space="preserve"> </w:t>
-      </w:r>
-      <w:r>
-        <w:t>name</w:t>
-      </w:r>
-      <w:r>
-        <w:rPr>
-          <w:spacing w:val="-1"/>
-        </w:rPr>
-        <w:t xml:space="preserve"> </w:t>
-      </w:r>
-      <w:r>
-        <w:t>of</w:t>
-      </w:r>
-      <w:r>
-        <w:rPr>
-          <w:spacing w:val="-1"/>
-        </w:rPr>
-        <w:t xml:space="preserve"> </w:t>
-      </w:r>
-      <w:r>
-        <w:t>the</w:t>
-      </w:r>
-      <w:r>
-        <w:rPr>
-          <w:spacing w:val="-1"/>
-        </w:rPr>
-        <w:t xml:space="preserve"> </w:t>
-      </w:r>
-      <w:r>
-        <w:t>filer,</w:t>
-      </w:r>
-      <w:r>
-        <w:rPr>
-          <w:spacing w:val="-1"/>
-        </w:rPr>
-        <w:t xml:space="preserve"> </w:t>
-      </w:r>
-      <w:r>
-        <w:t>e.g.,</w:t>
-      </w:r>
-      <w:r>
-        <w:rPr>
-          <w:spacing w:val="-1"/>
-        </w:rPr>
-        <w:t xml:space="preserve"> </w:t>
-      </w:r>
-      <w:r>
-        <w:t>"/s/</w:t>
-      </w:r>
-      <w:r>
-        <w:rPr>
-          <w:spacing w:val="-1"/>
-        </w:rPr>
-        <w:t xml:space="preserve"> </w:t>
-      </w:r>
-      <w:r>
-        <w:t xml:space="preserve">Jason </w:t>
-      </w:r>
-      <w:r>
-        <w:rPr>
-          <w:spacing w:val="-2"/>
-        </w:rPr>
-        <w:t>Jones."</w:t>
-      </w:r>
-    </w:p>
-    <w:p>
-      <w:pPr>
-        <w:pStyle w:val="BodyText"/>
-        <w:spacing w:before="15"/>
-      </w:pPr>
-    </w:p>
-    <w:p>
-      <w:pPr>
-        <w:pStyle w:val="BodyText"/>
-        <w:spacing w:line="249" w:lineRule="auto"/>
-        <w:ind w:left="118" w:right="234"/>
-      </w:pPr>
-      <w:r>
-        <w:t>To</w:t>
-      </w:r>
-      <w:r>
-        <w:rPr>
-          <w:spacing w:val="-2"/>
-        </w:rPr>
-        <w:t xml:space="preserve"> </w:t>
-      </w:r>
-      <w:r>
-        <w:t>the</w:t>
-      </w:r>
-      <w:r>
-        <w:rPr>
-          <w:spacing w:val="-2"/>
-        </w:rPr>
-        <w:t xml:space="preserve"> </w:t>
-      </w:r>
-      <w:r>
-        <w:t>extent</w:t>
-      </w:r>
-      <w:r>
-        <w:rPr>
-          <w:spacing w:val="-2"/>
-        </w:rPr>
-        <w:t xml:space="preserve"> </w:t>
-      </w:r>
-      <w:r>
-        <w:t>that</w:t>
-      </w:r>
-      <w:r>
-        <w:rPr>
-          <w:spacing w:val="-2"/>
-        </w:rPr>
-        <w:t xml:space="preserve"> </w:t>
-      </w:r>
-      <w:r>
-        <w:t>any</w:t>
-      </w:r>
-      <w:r>
-        <w:rPr>
-          <w:spacing w:val="-2"/>
-        </w:rPr>
-        <w:t xml:space="preserve"> </w:t>
-      </w:r>
-      <w:r>
-        <w:t>request</w:t>
-      </w:r>
-      <w:r>
-        <w:rPr>
-          <w:spacing w:val="-2"/>
-        </w:rPr>
-        <w:t xml:space="preserve"> </w:t>
-      </w:r>
-      <w:r>
-        <w:t>for</w:t>
-      </w:r>
-      <w:r>
-        <w:rPr>
-          <w:spacing w:val="-2"/>
-        </w:rPr>
-        <w:t xml:space="preserve"> </w:t>
-      </w:r>
-      <w:r>
-        <w:t>information</w:t>
-      </w:r>
-      <w:r>
-        <w:rPr>
-          <w:spacing w:val="-2"/>
-        </w:rPr>
-        <w:t xml:space="preserve"> </w:t>
-      </w:r>
-      <w:r>
-        <w:t>on</w:t>
-      </w:r>
-      <w:r>
-        <w:rPr>
-          <w:spacing w:val="-2"/>
-        </w:rPr>
-        <w:t xml:space="preserve"> </w:t>
-      </w:r>
-      <w:r>
-        <w:t>the</w:t>
-      </w:r>
-      <w:r>
-        <w:rPr>
-          <w:spacing w:val="-2"/>
-        </w:rPr>
-        <w:t xml:space="preserve"> </w:t>
-      </w:r>
-      <w:r>
-        <w:t>docketing</w:t>
-      </w:r>
-      <w:r>
-        <w:rPr>
-          <w:spacing w:val="-2"/>
-        </w:rPr>
-        <w:t xml:space="preserve"> </w:t>
-      </w:r>
-      <w:r>
-        <w:t>statement</w:t>
-      </w:r>
-      <w:r>
-        <w:rPr>
-          <w:spacing w:val="-2"/>
-        </w:rPr>
-        <w:t xml:space="preserve"> </w:t>
-      </w:r>
-      <w:r>
-        <w:t>is</w:t>
-      </w:r>
-      <w:r>
-        <w:rPr>
-          <w:spacing w:val="-3"/>
-        </w:rPr>
-        <w:t xml:space="preserve"> </w:t>
-      </w:r>
-      <w:r>
-        <w:t>not</w:t>
-      </w:r>
-      <w:r>
-        <w:rPr>
-          <w:spacing w:val="-2"/>
-        </w:rPr>
-        <w:t xml:space="preserve"> </w:t>
-      </w:r>
-      <w:r>
-        <w:t>clear,</w:t>
-      </w:r>
-      <w:r>
-        <w:rPr>
-          <w:spacing w:val="-2"/>
-        </w:rPr>
-        <w:t xml:space="preserve"> </w:t>
-      </w:r>
-      <w:r>
-        <w:t>please</w:t>
-      </w:r>
-      <w:r>
-        <w:rPr>
-          <w:spacing w:val="-2"/>
-        </w:rPr>
-        <w:t xml:space="preserve"> </w:t>
-      </w:r>
-      <w:r>
-        <w:t>refer</w:t>
-      </w:r>
-      <w:r>
-        <w:rPr>
-          <w:spacing w:val="-2"/>
-        </w:rPr>
-        <w:t xml:space="preserve"> </w:t>
-      </w:r>
-      <w:r>
-        <w:t>to</w:t>
-      </w:r>
-      <w:r>
-        <w:rPr>
-          <w:spacing w:val="-2"/>
-        </w:rPr>
-        <w:t xml:space="preserve"> </w:t>
-      </w:r>
-      <w:r>
-        <w:t>the</w:t>
-      </w:r>
-      <w:r>
-        <w:rPr>
-          <w:spacing w:val="-2"/>
-        </w:rPr>
-        <w:t xml:space="preserve"> </w:t>
-      </w:r>
-      <w:r>
-        <w:t>instructions for each section.</w:t>
-      </w:r>
-    </w:p>
-    <w:p>
-      <w:pPr>
-        <w:pStyle w:val="BodyText"/>
-        <w:spacing w:before="14"/>
-      </w:pPr>
-    </w:p>
-    <w:p>
-      <w:pPr>
-        <w:pStyle w:val="BodyText"/>
-        <w:spacing w:line="249" w:lineRule="auto"/>
-        <w:ind w:left="118" w:right="561"/>
-        <w:jc w:val="both"/>
-      </w:pPr>
-      <w:r>
-        <w:rPr>
-          <w:b/>
-        </w:rPr>
-        <w:t>Section</w:t>
-      </w:r>
-      <w:r>
-        <w:rPr>
-          <w:b/>
-          <w:spacing w:val="-3"/>
-        </w:rPr>
-        <w:t xml:space="preserve"> </w:t>
-      </w:r>
-      <w:r>
-        <w:rPr>
-          <w:b/>
-        </w:rPr>
-        <w:t>1.</w:t>
-      </w:r>
-      <w:r>
-        <w:rPr>
-          <w:b/>
-          <w:spacing w:val="-2"/>
-        </w:rPr>
-        <w:t xml:space="preserve"> </w:t>
-      </w:r>
-      <w:r>
-        <w:t>Please</w:t>
-      </w:r>
-      <w:r>
-        <w:rPr>
-          <w:spacing w:val="-2"/>
-        </w:rPr>
-        <w:t xml:space="preserve"> </w:t>
-      </w:r>
-      <w:r>
-        <w:t>provide</w:t>
-      </w:r>
-      <w:r>
-        <w:rPr>
-          <w:spacing w:val="-2"/>
-        </w:rPr>
-        <w:t xml:space="preserve"> </w:t>
-      </w:r>
-      <w:r>
-        <w:t>the</w:t>
-      </w:r>
-      <w:r>
-        <w:rPr>
-          <w:spacing w:val="-2"/>
-        </w:rPr>
-        <w:t xml:space="preserve"> </w:t>
-      </w:r>
-      <w:r>
-        <w:t>name</w:t>
-      </w:r>
-      <w:r>
-        <w:rPr>
-          <w:spacing w:val="-2"/>
-        </w:rPr>
-        <w:t xml:space="preserve"> </w:t>
-      </w:r>
-      <w:r>
-        <w:t>or</w:t>
-      </w:r>
-      <w:r>
-        <w:rPr>
-          <w:spacing w:val="-2"/>
-        </w:rPr>
-        <w:t xml:space="preserve"> </w:t>
-      </w:r>
-      <w:r>
-        <w:t>names</w:t>
-      </w:r>
-      <w:r>
-        <w:rPr>
-          <w:spacing w:val="-3"/>
-        </w:rPr>
-        <w:t xml:space="preserve"> </w:t>
-      </w:r>
-      <w:r>
-        <w:t>of</w:t>
-      </w:r>
-      <w:r>
-        <w:rPr>
-          <w:spacing w:val="-2"/>
-        </w:rPr>
-        <w:t xml:space="preserve"> </w:t>
-      </w:r>
-      <w:r>
-        <w:t>each</w:t>
-      </w:r>
-      <w:r>
-        <w:rPr>
-          <w:spacing w:val="-2"/>
-        </w:rPr>
-        <w:t xml:space="preserve"> </w:t>
-      </w:r>
-      <w:r>
-        <w:t>appellant</w:t>
-      </w:r>
-      <w:r>
-        <w:rPr>
-          <w:spacing w:val="-2"/>
-        </w:rPr>
-        <w:t xml:space="preserve"> </w:t>
-      </w:r>
-      <w:r>
-        <w:t>or</w:t>
-      </w:r>
-      <w:r>
-        <w:rPr>
-          <w:spacing w:val="-2"/>
-        </w:rPr>
-        <w:t xml:space="preserve"> </w:t>
-      </w:r>
-      <w:r>
-        <w:t>cross-appellant</w:t>
-      </w:r>
-      <w:r>
-        <w:rPr>
-          <w:spacing w:val="-2"/>
-        </w:rPr>
-        <w:t xml:space="preserve"> </w:t>
-      </w:r>
-      <w:r>
-        <w:t>on</w:t>
-      </w:r>
-      <w:r>
-        <w:rPr>
-          <w:spacing w:val="-2"/>
-        </w:rPr>
-        <w:t xml:space="preserve"> </w:t>
-      </w:r>
-      <w:r>
-        <w:t>whose</w:t>
-      </w:r>
-      <w:r>
-        <w:rPr>
-          <w:spacing w:val="-2"/>
-        </w:rPr>
-        <w:t xml:space="preserve"> </w:t>
-      </w:r>
-      <w:r>
-        <w:t>behalf</w:t>
-      </w:r>
-      <w:r>
-        <w:rPr>
-          <w:spacing w:val="-2"/>
-        </w:rPr>
-        <w:t xml:space="preserve"> </w:t>
-      </w:r>
-      <w:r>
-        <w:t>this</w:t>
-      </w:r>
-      <w:r>
-        <w:rPr>
-          <w:spacing w:val="-3"/>
-        </w:rPr>
-        <w:t xml:space="preserve"> </w:t>
-      </w:r>
-      <w:r>
-        <w:t xml:space="preserve">docketing statement is </w:t>
-      </w:r>
-      <w:proofErr w:type="gramStart"/>
-      <w:r>
-        <w:t>submitted</w:t>
-      </w:r>
-      <w:proofErr w:type="gramEnd"/>
-      <w:r>
-        <w:t>.</w:t>
-      </w:r>
-    </w:p>
-    <w:p>
-      <w:pPr>
-        <w:pStyle w:val="BodyText"/>
-        <w:spacing w:before="14"/>
-      </w:pPr>
-    </w:p>
-    <w:p>
-      <w:pPr>
-        <w:pStyle w:val="BodyText"/>
-        <w:spacing w:line="249" w:lineRule="auto"/>
-        <w:ind w:left="118" w:right="234"/>
-      </w:pPr>
-      <w:r>
-        <w:rPr>
-          <w:b/>
-        </w:rPr>
-        <w:t>Section</w:t>
-      </w:r>
-      <w:r>
-        <w:rPr>
-          <w:b/>
-          <w:spacing w:val="-3"/>
-        </w:rPr>
-        <w:t xml:space="preserve"> </w:t>
-      </w:r>
-      <w:r>
-        <w:rPr>
-          <w:b/>
-        </w:rPr>
-        <w:t>2.</w:t>
-      </w:r>
-      <w:r>
-        <w:rPr>
-          <w:b/>
-          <w:spacing w:val="-2"/>
-        </w:rPr>
-        <w:t xml:space="preserve"> </w:t>
-      </w:r>
-      <w:r>
-        <w:t>If</w:t>
-      </w:r>
-      <w:r>
-        <w:rPr>
-          <w:spacing w:val="-2"/>
-        </w:rPr>
-        <w:t xml:space="preserve"> </w:t>
-      </w:r>
-      <w:proofErr w:type="gramStart"/>
-      <w:r>
-        <w:t>the</w:t>
-      </w:r>
-      <w:r>
-        <w:rPr>
-          <w:spacing w:val="-2"/>
-        </w:rPr>
-        <w:t xml:space="preserve"> </w:t>
-      </w:r>
-      <w:r>
-        <w:t>docketing</w:t>
-      </w:r>
-      <w:r>
-        <w:rPr>
-          <w:spacing w:val="-2"/>
-        </w:rPr>
-        <w:t xml:space="preserve"> </w:t>
-      </w:r>
-      <w:r>
-        <w:t>statement</w:t>
-      </w:r>
-      <w:r>
-        <w:rPr>
-          <w:spacing w:val="-2"/>
-        </w:rPr>
-        <w:t xml:space="preserve"> </w:t>
-      </w:r>
-      <w:r>
-        <w:t>is</w:t>
-      </w:r>
-      <w:r>
-        <w:rPr>
-          <w:spacing w:val="-3"/>
-        </w:rPr>
-        <w:t xml:space="preserve"> </w:t>
-      </w:r>
-      <w:r>
-        <w:t>being</w:t>
-      </w:r>
-      <w:r>
-        <w:rPr>
-          <w:spacing w:val="-2"/>
-        </w:rPr>
-        <w:t xml:space="preserve"> </w:t>
-      </w:r>
-      <w:r>
-        <w:t>submitted</w:t>
-      </w:r>
-      <w:r>
-        <w:rPr>
-          <w:spacing w:val="-2"/>
-        </w:rPr>
-        <w:t xml:space="preserve"> </w:t>
-      </w:r>
-      <w:r>
-        <w:t>by</w:t>
-      </w:r>
-      <w:r>
-        <w:rPr>
-          <w:spacing w:val="-2"/>
-        </w:rPr>
-        <w:t xml:space="preserve"> </w:t>
-      </w:r>
-      <w:r>
-        <w:t>an</w:t>
-      </w:r>
-      <w:r>
-        <w:rPr>
-          <w:spacing w:val="-2"/>
-        </w:rPr>
-        <w:t xml:space="preserve"> </w:t>
-      </w:r>
-      <w:r>
-        <w:t>attorney</w:t>
-      </w:r>
-      <w:proofErr w:type="gramEnd"/>
-      <w:r>
-        <w:t>,</w:t>
-      </w:r>
-      <w:r>
-        <w:rPr>
-          <w:spacing w:val="-2"/>
-        </w:rPr>
-        <w:t xml:space="preserve"> </w:t>
-      </w:r>
-      <w:r>
-        <w:t>please</w:t>
-      </w:r>
-      <w:r>
-        <w:rPr>
-          <w:spacing w:val="-2"/>
-        </w:rPr>
-        <w:t xml:space="preserve"> </w:t>
-      </w:r>
-      <w:r>
-        <w:t>enter</w:t>
-      </w:r>
-      <w:r>
-        <w:rPr>
-          <w:spacing w:val="-2"/>
-        </w:rPr>
-        <w:t xml:space="preserve"> </w:t>
-      </w:r>
-      <w:r>
-        <w:t>the</w:t>
-      </w:r>
-      <w:r>
-        <w:rPr>
-          <w:spacing w:val="-2"/>
-        </w:rPr>
-        <w:t xml:space="preserve"> </w:t>
-      </w:r>
-      <w:r>
-        <w:t>attorney's</w:t>
-      </w:r>
-      <w:r>
-        <w:rPr>
-          <w:spacing w:val="-3"/>
-        </w:rPr>
-        <w:t xml:space="preserve"> </w:t>
-      </w:r>
-      <w:r>
-        <w:t>name</w:t>
-      </w:r>
-      <w:r>
-        <w:rPr>
-          <w:spacing w:val="-2"/>
-        </w:rPr>
-        <w:t xml:space="preserve"> </w:t>
-      </w:r>
-      <w:r>
-        <w:t>and</w:t>
-      </w:r>
-      <w:r>
-        <w:rPr>
-          <w:spacing w:val="-2"/>
-        </w:rPr>
-        <w:t xml:space="preserve"> </w:t>
-      </w:r>
-      <w:r>
-        <w:t>Board of Bar Overseers registration number.</w:t>
-      </w:r>
-      <w:r>
-        <w:rPr>
-          <w:spacing w:val="40"/>
-        </w:rPr>
-        <w:t xml:space="preserve"> </w:t>
-      </w:r>
-      <w:r>
-        <w:t xml:space="preserve">If the docketing statement is being </w:t>
-      </w:r>
-      <w:proofErr w:type="gramStart"/>
-      <w:r>
-        <w:t>submitted</w:t>
-      </w:r>
-      <w:proofErr w:type="gramEnd"/>
-      <w:r>
-        <w:t xml:space="preserve"> by a self-represented litigant, please check the box on the second line and provide the self-represented litigant's name in the space provided.</w:t>
-      </w:r>
-    </w:p>
-    <w:p>
-      <w:pPr>
-        <w:pStyle w:val="BodyText"/>
-        <w:spacing w:before="15"/>
-      </w:pPr>
-    </w:p>
-    <w:p>
-      <w:pPr>
-        <w:pStyle w:val="BodyText"/>
-        <w:spacing w:line="249" w:lineRule="auto"/>
-        <w:ind w:left="118" w:right="171"/>
-      </w:pPr>
-      <w:r>
-        <w:rPr>
-          <w:b/>
-        </w:rPr>
-        <w:t xml:space="preserve">Section 3. </w:t>
-      </w:r>
-      <w:r>
-        <w:t>Please provide the lower court department and division, (e.g. Chelsea District Court) on the line at subsection (a).</w:t>
-      </w:r>
-      <w:r>
-        <w:rPr>
-          <w:spacing w:val="40"/>
-        </w:rPr>
-        <w:t xml:space="preserve"> </w:t>
-      </w:r>
-      <w:r>
-        <w:t>Please provide the lower court docket number(s) on the line at subsection (b).</w:t>
-      </w:r>
-      <w:r>
-        <w:rPr>
-          <w:spacing w:val="40"/>
-        </w:rPr>
-        <w:t xml:space="preserve"> </w:t>
-      </w:r>
-      <w:r>
-        <w:t>For subsection (c), please</w:t>
-      </w:r>
-      <w:r>
-        <w:rPr>
-          <w:spacing w:val="-2"/>
-        </w:rPr>
-        <w:t xml:space="preserve"> </w:t>
-      </w:r>
-      <w:r>
-        <w:t>list</w:t>
-      </w:r>
-      <w:r>
-        <w:rPr>
-          <w:spacing w:val="-2"/>
-        </w:rPr>
-        <w:t xml:space="preserve"> </w:t>
-      </w:r>
-      <w:r>
-        <w:t>each</w:t>
-      </w:r>
-      <w:r>
-        <w:rPr>
-          <w:spacing w:val="-2"/>
-        </w:rPr>
-        <w:t xml:space="preserve"> </w:t>
-      </w:r>
-      <w:r>
-        <w:t>judge</w:t>
-      </w:r>
-      <w:r>
-        <w:rPr>
-          <w:spacing w:val="-2"/>
-        </w:rPr>
-        <w:t xml:space="preserve"> </w:t>
-      </w:r>
-      <w:r>
-        <w:t>whose</w:t>
-      </w:r>
-      <w:r>
-        <w:rPr>
-          <w:spacing w:val="-2"/>
-        </w:rPr>
-        <w:t xml:space="preserve"> </w:t>
-      </w:r>
-      <w:r>
-        <w:t>order</w:t>
-      </w:r>
-      <w:r>
-        <w:rPr>
-          <w:spacing w:val="-2"/>
-        </w:rPr>
-        <w:t xml:space="preserve"> </w:t>
-      </w:r>
-      <w:r>
-        <w:t>or</w:t>
-      </w:r>
-      <w:r>
-        <w:rPr>
-          <w:spacing w:val="-2"/>
-        </w:rPr>
-        <w:t xml:space="preserve"> </w:t>
-      </w:r>
-      <w:r>
-        <w:t>judgment</w:t>
-      </w:r>
-      <w:r>
-        <w:rPr>
-          <w:spacing w:val="-2"/>
-        </w:rPr>
-        <w:t xml:space="preserve"> </w:t>
-      </w:r>
-      <w:r>
-        <w:t>is</w:t>
-      </w:r>
-      <w:r>
-        <w:rPr>
-          <w:spacing w:val="-3"/>
-        </w:rPr>
-        <w:t xml:space="preserve"> </w:t>
-      </w:r>
-      <w:r>
-        <w:t>the</w:t>
-      </w:r>
-      <w:r>
-        <w:rPr>
-          <w:spacing w:val="-2"/>
-        </w:rPr>
-        <w:t xml:space="preserve"> </w:t>
-      </w:r>
-      <w:r>
-        <w:t>subject</w:t>
-      </w:r>
-      <w:r>
-        <w:rPr>
-          <w:spacing w:val="-2"/>
-        </w:rPr>
-        <w:t xml:space="preserve"> </w:t>
-      </w:r>
-      <w:r>
-        <w:t>of</w:t>
-      </w:r>
-      <w:r>
-        <w:rPr>
-          <w:spacing w:val="-2"/>
-        </w:rPr>
-        <w:t xml:space="preserve"> </w:t>
-      </w:r>
-      <w:r>
-        <w:t>the</w:t>
-      </w:r>
-      <w:r>
-        <w:rPr>
-          <w:spacing w:val="-2"/>
-        </w:rPr>
-        <w:t xml:space="preserve"> </w:t>
-      </w:r>
-      <w:r>
-        <w:t>appeal</w:t>
-      </w:r>
-      <w:r>
-        <w:rPr>
-          <w:spacing w:val="-2"/>
-        </w:rPr>
-        <w:t xml:space="preserve"> </w:t>
-      </w:r>
-      <w:r>
-        <w:t>and</w:t>
-      </w:r>
-      <w:r>
-        <w:rPr>
-          <w:spacing w:val="-2"/>
-        </w:rPr>
-        <w:t xml:space="preserve"> </w:t>
-      </w:r>
-      <w:r>
-        <w:t>the</w:t>
-      </w:r>
-      <w:r>
-        <w:rPr>
-          <w:spacing w:val="-2"/>
-        </w:rPr>
-        <w:t xml:space="preserve"> </w:t>
-      </w:r>
-      <w:r>
-        <w:t>judge's</w:t>
-      </w:r>
-      <w:r>
-        <w:rPr>
-          <w:spacing w:val="-3"/>
-        </w:rPr>
-        <w:t xml:space="preserve"> </w:t>
-      </w:r>
-      <w:r>
-        <w:t>role</w:t>
-      </w:r>
-      <w:r>
-        <w:rPr>
-          <w:spacing w:val="-2"/>
-        </w:rPr>
-        <w:t xml:space="preserve"> </w:t>
-      </w:r>
-      <w:r>
-        <w:t>in</w:t>
-      </w:r>
-      <w:r>
-        <w:rPr>
-          <w:spacing w:val="-2"/>
-        </w:rPr>
-        <w:t xml:space="preserve"> </w:t>
-      </w:r>
-      <w:r>
-        <w:t>the</w:t>
-      </w:r>
-      <w:r>
-        <w:rPr>
-          <w:spacing w:val="-2"/>
-        </w:rPr>
-        <w:t xml:space="preserve"> </w:t>
-      </w:r>
-      <w:r>
-        <w:t>proceedings.</w:t>
-      </w:r>
-      <w:r>
-        <w:rPr>
-          <w:spacing w:val="40"/>
-        </w:rPr>
-        <w:t xml:space="preserve"> </w:t>
-      </w:r>
-      <w:r>
-        <w:t xml:space="preserve">If a judge ruled on a motion, but you are not appealing that ruling, the judge need not </w:t>
-      </w:r>
-      <w:proofErr w:type="gramStart"/>
-      <w:r>
-        <w:t>be listed</w:t>
-      </w:r>
-      <w:proofErr w:type="gramEnd"/>
-      <w:r>
-        <w:t>.</w:t>
-      </w:r>
-      <w:r>
-        <w:rPr>
-          <w:spacing w:val="74"/>
-        </w:rPr>
-        <w:t xml:space="preserve"> </w:t>
-      </w:r>
-      <w:r>
-        <w:t xml:space="preserve">In subsection (d), please provide information concerning any statute or court order </w:t>
-      </w:r>
-      <w:proofErr w:type="gramStart"/>
-      <w:r>
-        <w:t>deeming</w:t>
-      </w:r>
-      <w:proofErr w:type="gramEnd"/>
-      <w:r>
-        <w:t xml:space="preserve"> the case or any part thereof</w:t>
-      </w:r>
-      <w:r>
-        <w:rPr>
-          <w:spacing w:val="40"/>
-        </w:rPr>
-        <w:t xml:space="preserve"> </w:t>
-      </w:r>
-      <w:r>
-        <w:t>impounded.</w:t>
-      </w:r>
-    </w:p>
-    <w:p>
-      <w:pPr>
-        <w:pStyle w:val="BodyText"/>
-        <w:spacing w:before="5" w:line="249" w:lineRule="auto"/>
-        <w:ind w:left="118" w:right="234"/>
-      </w:pPr>
-      <w:r>
-        <w:t>For</w:t>
-      </w:r>
-      <w:r>
-        <w:rPr>
-          <w:spacing w:val="-2"/>
-        </w:rPr>
-        <w:t xml:space="preserve"> </w:t>
-      </w:r>
-      <w:r>
-        <w:t>the</w:t>
-      </w:r>
-      <w:r>
-        <w:rPr>
-          <w:spacing w:val="-2"/>
-        </w:rPr>
-        <w:t xml:space="preserve"> </w:t>
-      </w:r>
-      <w:r>
-        <w:t>purposes</w:t>
-      </w:r>
-      <w:r>
-        <w:rPr>
-          <w:spacing w:val="-3"/>
-        </w:rPr>
-        <w:t xml:space="preserve"> </w:t>
-      </w:r>
-      <w:r>
-        <w:t>of</w:t>
-      </w:r>
-      <w:r>
-        <w:rPr>
-          <w:spacing w:val="-2"/>
-        </w:rPr>
-        <w:t xml:space="preserve"> </w:t>
-      </w:r>
-      <w:r>
-        <w:t>this</w:t>
-      </w:r>
-      <w:r>
-        <w:rPr>
-          <w:spacing w:val="-3"/>
-        </w:rPr>
-        <w:t xml:space="preserve"> </w:t>
-      </w:r>
-      <w:r>
-        <w:t>form,</w:t>
-      </w:r>
-      <w:r>
-        <w:rPr>
-          <w:spacing w:val="-2"/>
-        </w:rPr>
-        <w:t xml:space="preserve"> </w:t>
-      </w:r>
-      <w:r>
-        <w:t>the</w:t>
-      </w:r>
-      <w:r>
-        <w:rPr>
-          <w:spacing w:val="-2"/>
-        </w:rPr>
-        <w:t xml:space="preserve"> </w:t>
-      </w:r>
-      <w:r>
-        <w:t>term</w:t>
-      </w:r>
-      <w:r>
-        <w:rPr>
-          <w:spacing w:val="-2"/>
-        </w:rPr>
-        <w:t xml:space="preserve"> </w:t>
-      </w:r>
-      <w:r>
-        <w:t>"impounded"</w:t>
-      </w:r>
-      <w:r>
-        <w:rPr>
-          <w:spacing w:val="-3"/>
-        </w:rPr>
-        <w:t xml:space="preserve"> </w:t>
-      </w:r>
-      <w:r>
-        <w:t>includes</w:t>
-      </w:r>
-      <w:r>
-        <w:rPr>
-          <w:spacing w:val="-3"/>
-        </w:rPr>
-        <w:t xml:space="preserve"> </w:t>
-      </w:r>
-      <w:r>
-        <w:t>any</w:t>
-      </w:r>
-      <w:r>
-        <w:rPr>
-          <w:spacing w:val="-2"/>
-        </w:rPr>
-        <w:t xml:space="preserve"> </w:t>
-      </w:r>
-      <w:proofErr w:type="gramStart"/>
-      <w:r>
-        <w:t>portion</w:t>
-      </w:r>
-      <w:proofErr w:type="gramEnd"/>
-      <w:r>
-        <w:rPr>
-          <w:spacing w:val="-2"/>
-        </w:rPr>
-        <w:t xml:space="preserve"> </w:t>
-      </w:r>
-      <w:r>
-        <w:t>of</w:t>
-      </w:r>
-      <w:r>
-        <w:rPr>
-          <w:spacing w:val="-2"/>
-        </w:rPr>
-        <w:t xml:space="preserve"> </w:t>
-      </w:r>
-      <w:r>
-        <w:t>the</w:t>
-      </w:r>
-      <w:r>
-        <w:rPr>
-          <w:spacing w:val="-2"/>
-        </w:rPr>
-        <w:t xml:space="preserve"> </w:t>
-      </w:r>
-      <w:r>
-        <w:t>record</w:t>
-      </w:r>
-      <w:r>
-        <w:rPr>
-          <w:spacing w:val="-2"/>
-        </w:rPr>
-        <w:t xml:space="preserve"> </w:t>
-      </w:r>
-      <w:r>
-        <w:t>that</w:t>
-      </w:r>
-      <w:r>
-        <w:rPr>
-          <w:spacing w:val="-2"/>
-        </w:rPr>
-        <w:t xml:space="preserve"> </w:t>
-      </w:r>
-      <w:r>
-        <w:t>is</w:t>
-      </w:r>
-      <w:r>
-        <w:rPr>
-          <w:spacing w:val="-3"/>
-        </w:rPr>
-        <w:t xml:space="preserve"> </w:t>
-      </w:r>
-      <w:r>
-        <w:t>impounded,</w:t>
-      </w:r>
-      <w:r>
-        <w:rPr>
-          <w:spacing w:val="-2"/>
-        </w:rPr>
-        <w:t xml:space="preserve"> </w:t>
-      </w:r>
-      <w:r>
-        <w:t>sealed, deemed confidential, or excluded from public access by statute, court order, rule, or standing order.</w:t>
-      </w:r>
-    </w:p>
-    <w:p>
-      <w:pPr>
-        <w:pStyle w:val="BodyText"/>
-        <w:spacing w:before="14"/>
-      </w:pPr>
-    </w:p>
-    <w:p>
-      <w:pPr>
-        <w:pStyle w:val="BodyText"/>
-        <w:spacing w:line="249" w:lineRule="auto"/>
-        <w:ind w:left="118" w:right="234"/>
-      </w:pPr>
-      <w:r>
-        <w:rPr>
-          <w:b/>
-        </w:rPr>
-        <w:t>Section</w:t>
-      </w:r>
-      <w:r>
-        <w:rPr>
-          <w:b/>
-          <w:spacing w:val="-3"/>
-        </w:rPr>
-        <w:t xml:space="preserve"> </w:t>
-      </w:r>
-      <w:r>
-        <w:rPr>
-          <w:b/>
-        </w:rPr>
-        <w:t>4.</w:t>
-      </w:r>
-      <w:r>
-        <w:rPr>
-          <w:b/>
-          <w:spacing w:val="-3"/>
-        </w:rPr>
-        <w:t xml:space="preserve"> </w:t>
-      </w:r>
-      <w:r>
-        <w:t>From</w:t>
-      </w:r>
-      <w:r>
-        <w:rPr>
-          <w:spacing w:val="-3"/>
-        </w:rPr>
-        <w:t xml:space="preserve"> </w:t>
-      </w:r>
-      <w:r>
-        <w:t>the</w:t>
-      </w:r>
-      <w:r>
-        <w:rPr>
-          <w:spacing w:val="-3"/>
-        </w:rPr>
-        <w:t xml:space="preserve"> </w:t>
-      </w:r>
-      <w:r>
-        <w:t>dropdown</w:t>
-      </w:r>
-      <w:r>
-        <w:rPr>
-          <w:spacing w:val="-3"/>
-        </w:rPr>
-        <w:t xml:space="preserve"> </w:t>
-      </w:r>
-      <w:r>
-        <w:t>menu,</w:t>
-      </w:r>
-      <w:r>
-        <w:rPr>
-          <w:spacing w:val="-3"/>
-        </w:rPr>
-        <w:t xml:space="preserve"> </w:t>
-      </w:r>
-      <w:r>
-        <w:t>please</w:t>
-      </w:r>
-      <w:r>
-        <w:rPr>
-          <w:spacing w:val="-3"/>
-        </w:rPr>
-        <w:t xml:space="preserve"> </w:t>
-      </w:r>
-      <w:r>
-        <w:t>select</w:t>
-      </w:r>
-      <w:r>
-        <w:rPr>
-          <w:spacing w:val="-3"/>
-        </w:rPr>
-        <w:t xml:space="preserve"> </w:t>
-      </w:r>
-      <w:r>
-        <w:t>the</w:t>
-      </w:r>
-      <w:r>
-        <w:rPr>
-          <w:spacing w:val="-3"/>
-        </w:rPr>
-        <w:t xml:space="preserve"> </w:t>
-      </w:r>
-      <w:r>
-        <w:t>case</w:t>
-      </w:r>
-      <w:r>
-        <w:rPr>
-          <w:spacing w:val="-3"/>
-        </w:rPr>
-        <w:t xml:space="preserve"> </w:t>
-      </w:r>
-      <w:r>
-        <w:t>nature</w:t>
-      </w:r>
-      <w:r>
-        <w:rPr>
-          <w:spacing w:val="-3"/>
-        </w:rPr>
-        <w:t xml:space="preserve"> </w:t>
-      </w:r>
-      <w:r>
-        <w:t>that</w:t>
-      </w:r>
-      <w:r>
-        <w:rPr>
-          <w:spacing w:val="-3"/>
-        </w:rPr>
-        <w:t xml:space="preserve"> </w:t>
-      </w:r>
-      <w:r>
-        <w:t>most</w:t>
-      </w:r>
-      <w:r>
-        <w:rPr>
-          <w:spacing w:val="-3"/>
-        </w:rPr>
-        <w:t xml:space="preserve"> </w:t>
-      </w:r>
-      <w:r>
-        <w:t>closely</w:t>
-      </w:r>
-      <w:r>
-        <w:rPr>
-          <w:spacing w:val="-3"/>
-        </w:rPr>
-        <w:t xml:space="preserve"> </w:t>
-      </w:r>
-      <w:r>
-        <w:t>describes</w:t>
-      </w:r>
-      <w:r>
-        <w:rPr>
-          <w:spacing w:val="-3"/>
-        </w:rPr>
-        <w:t xml:space="preserve"> </w:t>
-      </w:r>
-      <w:r>
-        <w:t>the</w:t>
-      </w:r>
-      <w:r>
-        <w:rPr>
-          <w:spacing w:val="-3"/>
-        </w:rPr>
-        <w:t xml:space="preserve"> </w:t>
-      </w:r>
-      <w:r>
-        <w:t>case</w:t>
-      </w:r>
-      <w:r>
-        <w:rPr>
-          <w:spacing w:val="-3"/>
-        </w:rPr>
-        <w:t xml:space="preserve"> </w:t>
-      </w:r>
-      <w:proofErr w:type="gramStart"/>
-      <w:r>
-        <w:t xml:space="preserve">being </w:t>
-      </w:r>
-      <w:r>
-        <w:rPr>
-          <w:spacing w:val="-2"/>
-        </w:rPr>
-        <w:t>appealed</w:t>
-      </w:r>
-      <w:proofErr w:type="gramEnd"/>
-      <w:r>
-        <w:rPr>
-          <w:spacing w:val="-2"/>
-        </w:rPr>
-        <w:t>.</w:t>
-      </w:r>
-    </w:p>
-    <w:p>
-      <w:pPr>
-        <w:pStyle w:val="BodyText"/>
-        <w:spacing w:line="249" w:lineRule="auto"/>
-        <w:sectPr>
-          <w:footerReference w:type="even" r:id="rId11"/>
-          <w:footerReference w:type="default" r:id="rId12"/>
-          <w:type w:val="continuous"/>
-          <w:pgSz w:w="12240" w:h="15840"/>
-          <w:pgMar w:top="640" w:right="360" w:bottom="580" w:left="360" w:header="0" w:footer="388" w:gutter="0"/>
-          <w:pgNumType w:start="1"/>
-          <w:cols w:space="720"/>
-        </w:sectPr>
-      </w:pPr>
-    </w:p>
-    <w:p>
-      <w:pPr>
-        <w:pStyle w:val="BodyText"/>
-        <w:spacing w:before="76" w:line="249" w:lineRule="auto"/>
-        <w:ind w:left="208" w:right="302"/>
-      </w:pPr>
-      <w:r>
-        <w:rPr>
-          <w:b/>
-        </w:rPr>
-        <w:lastRenderedPageBreak/>
-        <w:t xml:space="preserve">Section 5. </w:t>
-      </w:r>
-      <w:r>
-        <w:t xml:space="preserve">Please provide the requested information </w:t>
-      </w:r>
-      <w:proofErr w:type="gramStart"/>
-      <w:r>
-        <w:t>pertaining to</w:t>
-      </w:r>
-      <w:proofErr w:type="gramEnd"/>
-      <w:r>
-        <w:t xml:space="preserve"> the perfection of the appeal.</w:t>
-      </w:r>
-      <w:r>
-        <w:rPr>
-          <w:spacing w:val="40"/>
-        </w:rPr>
-        <w:t xml:space="preserve"> </w:t>
-      </w:r>
-      <w:r>
-        <w:t xml:space="preserve">In subsection (a), please answer whether the appeal is from a final judgment or whether it is an appeal from an interlocutory order. In subsection (b), if it is an appeal from an interlocutory order, please specify the statute or rule that permits an interlocutory appeal, e.g., </w:t>
-      </w:r>
-      <w:hyperlink r:id="rId13" w:history="1">
-        <w:r>
-          <w:rPr>
-            <w:rStyle w:val="Hyperlink"/>
-          </w:rPr>
-          <w:t>G.L. c. 231, § 118, 1st para</w:t>
-        </w:r>
-      </w:hyperlink>
-      <w:r>
-        <w:t>. or doctrine of present execution.</w:t>
-      </w:r>
-      <w:r>
-        <w:rPr>
-          <w:spacing w:val="40"/>
-        </w:rPr>
-        <w:t xml:space="preserve"> </w:t>
-      </w:r>
-      <w:r>
-        <w:t xml:space="preserve">In subsection (c) please provide the date that the judgment or order from which you are appealing </w:t>
-      </w:r>
-      <w:proofErr w:type="gramStart"/>
-      <w:r>
-        <w:t>was entered</w:t>
-      </w:r>
-      <w:proofErr w:type="gramEnd"/>
-      <w:r>
-        <w:t xml:space="preserve"> on the docket of the lower court.</w:t>
-      </w:r>
-      <w:r>
-        <w:rPr>
-          <w:spacing w:val="40"/>
-        </w:rPr>
-        <w:t xml:space="preserve"> </w:t>
-      </w:r>
-      <w:r>
-        <w:t>Please note that this date may be different than the date listed on the order or judgment.</w:t>
-      </w:r>
-      <w:r>
-        <w:rPr>
-          <w:spacing w:val="40"/>
-        </w:rPr>
-        <w:t xml:space="preserve"> </w:t>
-      </w:r>
-      <w:r>
-        <w:t>In subsection (d), please</w:t>
-      </w:r>
-      <w:r>
-        <w:rPr>
-          <w:spacing w:val="-2"/>
-        </w:rPr>
-        <w:t xml:space="preserve"> </w:t>
-      </w:r>
-      <w:r>
-        <w:t>enter</w:t>
-      </w:r>
-      <w:r>
-        <w:rPr>
-          <w:spacing w:val="-2"/>
-        </w:rPr>
-        <w:t xml:space="preserve"> </w:t>
-      </w:r>
-      <w:r>
-        <w:t>the</w:t>
-      </w:r>
-      <w:r>
-        <w:rPr>
-          <w:spacing w:val="-2"/>
-        </w:rPr>
-        <w:t xml:space="preserve"> </w:t>
-      </w:r>
-      <w:r>
-        <w:t>date</w:t>
-      </w:r>
-      <w:r>
-        <w:rPr>
-          <w:spacing w:val="-2"/>
-        </w:rPr>
-        <w:t xml:space="preserve"> </w:t>
-      </w:r>
-      <w:r>
-        <w:t>that</w:t>
-      </w:r>
-      <w:r>
-        <w:rPr>
-          <w:spacing w:val="-2"/>
-        </w:rPr>
-        <w:t xml:space="preserve"> </w:t>
-      </w:r>
-      <w:r>
-        <w:t>the</w:t>
-      </w:r>
-      <w:r>
-        <w:rPr>
-          <w:spacing w:val="-2"/>
-        </w:rPr>
-        <w:t xml:space="preserve"> </w:t>
-      </w:r>
-      <w:r>
-        <w:t>notice</w:t>
-      </w:r>
-      <w:r>
-        <w:rPr>
-          <w:spacing w:val="-2"/>
-        </w:rPr>
-        <w:t xml:space="preserve"> </w:t>
-      </w:r>
-      <w:r>
-        <w:t>of</w:t>
-      </w:r>
-      <w:r>
-        <w:rPr>
-          <w:spacing w:val="-2"/>
-        </w:rPr>
-        <w:t xml:space="preserve"> </w:t>
-      </w:r>
-      <w:r>
-        <w:t>appeal</w:t>
-      </w:r>
-      <w:r>
-        <w:rPr>
-          <w:spacing w:val="-2"/>
-        </w:rPr>
-        <w:t xml:space="preserve"> </w:t>
-      </w:r>
-      <w:proofErr w:type="gramStart"/>
-      <w:r>
-        <w:t>was</w:t>
-      </w:r>
-      <w:r>
-        <w:rPr>
-          <w:spacing w:val="-3"/>
-        </w:rPr>
-        <w:t xml:space="preserve"> </w:t>
-      </w:r>
-      <w:r>
-        <w:t>filed</w:t>
-      </w:r>
-      <w:proofErr w:type="gramEnd"/>
-      <w:r>
-        <w:rPr>
-          <w:spacing w:val="-2"/>
-        </w:rPr>
-        <w:t xml:space="preserve"> </w:t>
-      </w:r>
-      <w:r>
-        <w:t>in</w:t>
-      </w:r>
-      <w:r>
-        <w:rPr>
-          <w:spacing w:val="-2"/>
-        </w:rPr>
-        <w:t xml:space="preserve"> </w:t>
-      </w:r>
-      <w:r>
-        <w:t>the</w:t>
-      </w:r>
-      <w:r>
-        <w:rPr>
-          <w:spacing w:val="-2"/>
-        </w:rPr>
-        <w:t xml:space="preserve"> </w:t>
-      </w:r>
-      <w:r>
-        <w:t>lower</w:t>
-      </w:r>
-      <w:r>
-        <w:rPr>
-          <w:spacing w:val="-2"/>
-        </w:rPr>
-        <w:t xml:space="preserve"> </w:t>
-      </w:r>
-      <w:r>
-        <w:t>court.</w:t>
-      </w:r>
-      <w:r>
-        <w:rPr>
-          <w:spacing w:val="40"/>
-        </w:rPr>
-        <w:t xml:space="preserve"> </w:t>
-      </w:r>
-      <w:r>
-        <w:t>In</w:t>
-      </w:r>
-      <w:r>
-        <w:rPr>
-          <w:spacing w:val="-2"/>
-        </w:rPr>
-        <w:t xml:space="preserve"> </w:t>
-      </w:r>
-      <w:r>
-        <w:t>subsection</w:t>
-      </w:r>
-      <w:r>
-        <w:rPr>
-          <w:spacing w:val="-2"/>
-        </w:rPr>
-        <w:t xml:space="preserve"> </w:t>
-      </w:r>
-      <w:r>
-        <w:t>(e),</w:t>
-      </w:r>
-      <w:r>
-        <w:rPr>
-          <w:spacing w:val="-2"/>
-        </w:rPr>
-        <w:t xml:space="preserve"> </w:t>
-      </w:r>
-      <w:r>
-        <w:t>if</w:t>
-      </w:r>
-      <w:r>
-        <w:rPr>
-          <w:spacing w:val="-2"/>
-        </w:rPr>
-        <w:t xml:space="preserve"> </w:t>
-      </w:r>
-      <w:r>
-        <w:t>the</w:t>
-      </w:r>
-      <w:r>
-        <w:rPr>
-          <w:spacing w:val="-2"/>
-        </w:rPr>
-        <w:t xml:space="preserve"> </w:t>
-      </w:r>
-      <w:r>
-        <w:t>appeal</w:t>
-      </w:r>
-      <w:r>
-        <w:rPr>
-          <w:spacing w:val="-2"/>
-        </w:rPr>
-        <w:t xml:space="preserve"> </w:t>
-      </w:r>
-      <w:r>
-        <w:t>is</w:t>
-      </w:r>
-      <w:r>
-        <w:rPr>
-          <w:spacing w:val="-3"/>
-        </w:rPr>
-        <w:t xml:space="preserve"> </w:t>
-      </w:r>
-      <w:r>
-        <w:t>from</w:t>
-      </w:r>
-      <w:r>
-        <w:rPr>
-          <w:spacing w:val="-2"/>
-        </w:rPr>
-        <w:t xml:space="preserve"> </w:t>
-      </w:r>
-      <w:r>
-        <w:t xml:space="preserve">a final judgment, please </w:t>
-      </w:r>
-      <w:proofErr w:type="gramStart"/>
-      <w:r>
-        <w:t>indicate</w:t>
-      </w:r>
-      <w:proofErr w:type="gramEnd"/>
-      <w:r>
-        <w:t xml:space="preserve"> whether any of the listed post-judgment motions were filed and if so, provide the date of service and not the date filed.</w:t>
-      </w:r>
-    </w:p>
-    <w:p>
-      <w:pPr>
-        <w:pStyle w:val="BodyText"/>
-        <w:spacing w:before="21"/>
-      </w:pPr>
-    </w:p>
-    <w:p>
-      <w:pPr>
-        <w:pStyle w:val="BodyText"/>
-        <w:spacing w:line="249" w:lineRule="auto"/>
-        <w:ind w:left="208" w:right="234"/>
-      </w:pPr>
-      <w:r>
-        <w:rPr>
-          <w:b/>
-        </w:rPr>
-        <w:t>Section</w:t>
-      </w:r>
-      <w:r>
-        <w:rPr>
-          <w:b/>
-          <w:spacing w:val="-3"/>
-        </w:rPr>
-        <w:t xml:space="preserve"> </w:t>
-      </w:r>
-      <w:r>
-        <w:rPr>
-          <w:b/>
-        </w:rPr>
-        <w:t>6.</w:t>
-      </w:r>
-      <w:r>
-        <w:rPr>
-          <w:b/>
-          <w:spacing w:val="-2"/>
-        </w:rPr>
-        <w:t xml:space="preserve"> </w:t>
-      </w:r>
-      <w:r>
-        <w:t>Please</w:t>
-      </w:r>
-      <w:r>
-        <w:rPr>
-          <w:spacing w:val="-2"/>
-        </w:rPr>
-        <w:t xml:space="preserve"> </w:t>
-      </w:r>
-      <w:r>
-        <w:t>list</w:t>
-      </w:r>
-      <w:r>
-        <w:rPr>
-          <w:spacing w:val="-2"/>
-        </w:rPr>
-        <w:t xml:space="preserve"> </w:t>
-      </w:r>
-      <w:r>
-        <w:t>the</w:t>
-      </w:r>
-      <w:r>
-        <w:rPr>
-          <w:spacing w:val="-2"/>
-        </w:rPr>
-        <w:t xml:space="preserve"> </w:t>
-      </w:r>
-      <w:r>
-        <w:t>appellate</w:t>
-      </w:r>
-      <w:r>
-        <w:rPr>
-          <w:spacing w:val="-2"/>
-        </w:rPr>
-        <w:t xml:space="preserve"> </w:t>
-      </w:r>
-      <w:r>
-        <w:t>issues</w:t>
-      </w:r>
-      <w:r>
-        <w:rPr>
-          <w:spacing w:val="-3"/>
-        </w:rPr>
-        <w:t xml:space="preserve"> </w:t>
-      </w:r>
-      <w:r>
-        <w:t>that</w:t>
-      </w:r>
-      <w:r>
-        <w:rPr>
-          <w:spacing w:val="-2"/>
-        </w:rPr>
-        <w:t xml:space="preserve"> </w:t>
-      </w:r>
-      <w:r>
-        <w:t>you</w:t>
-      </w:r>
-      <w:r>
-        <w:rPr>
-          <w:spacing w:val="-2"/>
-        </w:rPr>
-        <w:t xml:space="preserve"> </w:t>
-      </w:r>
-      <w:proofErr w:type="gramStart"/>
-      <w:r>
-        <w:t>anticipate</w:t>
-      </w:r>
-      <w:proofErr w:type="gramEnd"/>
-      <w:r>
-        <w:rPr>
-          <w:spacing w:val="-2"/>
-        </w:rPr>
-        <w:t xml:space="preserve"> </w:t>
-      </w:r>
-      <w:r>
-        <w:t>raising.</w:t>
-      </w:r>
-      <w:r>
-        <w:rPr>
-          <w:spacing w:val="40"/>
-        </w:rPr>
-        <w:t xml:space="preserve"> </w:t>
-      </w:r>
-      <w:r>
-        <w:t>If</w:t>
-      </w:r>
-      <w:r>
-        <w:rPr>
-          <w:spacing w:val="-2"/>
-        </w:rPr>
-        <w:t xml:space="preserve"> </w:t>
-      </w:r>
-      <w:r>
-        <w:t>the</w:t>
-      </w:r>
-      <w:r>
-        <w:rPr>
-          <w:spacing w:val="-2"/>
-        </w:rPr>
-        <w:t xml:space="preserve"> </w:t>
-      </w:r>
-      <w:r>
-        <w:t>interpretation</w:t>
-      </w:r>
-      <w:r>
-        <w:rPr>
-          <w:spacing w:val="-2"/>
-        </w:rPr>
-        <w:t xml:space="preserve"> </w:t>
-      </w:r>
-      <w:r>
-        <w:t>of</w:t>
-      </w:r>
-      <w:r>
-        <w:rPr>
-          <w:spacing w:val="-2"/>
-        </w:rPr>
-        <w:t xml:space="preserve"> </w:t>
-      </w:r>
-      <w:r>
-        <w:t>a</w:t>
-      </w:r>
-      <w:r>
-        <w:rPr>
-          <w:spacing w:val="-2"/>
-        </w:rPr>
-        <w:t xml:space="preserve"> </w:t>
-      </w:r>
-      <w:r>
-        <w:t>particular</w:t>
-      </w:r>
-      <w:r>
-        <w:rPr>
-          <w:spacing w:val="-2"/>
-        </w:rPr>
-        <w:t xml:space="preserve"> </w:t>
-      </w:r>
-      <w:r>
-        <w:t>statute</w:t>
-      </w:r>
-      <w:r>
-        <w:rPr>
-          <w:spacing w:val="-2"/>
-        </w:rPr>
-        <w:t xml:space="preserve"> </w:t>
-      </w:r>
-      <w:r>
-        <w:t xml:space="preserve">or regulation is necessary to resolve the appeal, please provide </w:t>
-      </w:r>
-      <w:proofErr w:type="gramStart"/>
-      <w:r>
-        <w:t>an appropriate citation</w:t>
-      </w:r>
-      <w:proofErr w:type="gramEnd"/>
-      <w:r>
-        <w:t xml:space="preserve"> to the statute or regulation.</w:t>
-      </w:r>
-    </w:p>
-    <w:p>
-      <w:pPr>
-        <w:pStyle w:val="BodyText"/>
-        <w:spacing w:before="2" w:line="249" w:lineRule="auto"/>
-        <w:ind w:left="208" w:right="234"/>
-      </w:pPr>
-      <w:r>
-        <w:t>Failure</w:t>
-      </w:r>
-      <w:r>
-        <w:rPr>
-          <w:spacing w:val="-2"/>
-        </w:rPr>
-        <w:t xml:space="preserve"> </w:t>
-      </w:r>
-      <w:r>
-        <w:t>to</w:t>
-      </w:r>
-      <w:r>
-        <w:rPr>
-          <w:spacing w:val="-2"/>
-        </w:rPr>
-        <w:t xml:space="preserve"> </w:t>
-      </w:r>
-      <w:r>
-        <w:t>list</w:t>
-      </w:r>
-      <w:r>
-        <w:rPr>
-          <w:spacing w:val="-2"/>
-        </w:rPr>
-        <w:t xml:space="preserve"> </w:t>
-      </w:r>
-      <w:r>
-        <w:t>an</w:t>
-      </w:r>
-      <w:r>
-        <w:rPr>
-          <w:spacing w:val="-2"/>
-        </w:rPr>
-        <w:t xml:space="preserve"> </w:t>
-      </w:r>
-      <w:r>
-        <w:t>appellate</w:t>
-      </w:r>
-      <w:r>
-        <w:rPr>
-          <w:spacing w:val="-2"/>
-        </w:rPr>
-        <w:t xml:space="preserve"> </w:t>
-      </w:r>
-      <w:r>
-        <w:t>issue</w:t>
-      </w:r>
-      <w:r>
-        <w:rPr>
-          <w:spacing w:val="-2"/>
-        </w:rPr>
-        <w:t xml:space="preserve"> </w:t>
-      </w:r>
-      <w:r>
-        <w:t>in</w:t>
-      </w:r>
-      <w:r>
-        <w:rPr>
-          <w:spacing w:val="-2"/>
-        </w:rPr>
-        <w:t xml:space="preserve"> </w:t>
-      </w:r>
-      <w:r>
-        <w:t>the</w:t>
-      </w:r>
-      <w:r>
-        <w:rPr>
-          <w:spacing w:val="-2"/>
-        </w:rPr>
-        <w:t xml:space="preserve"> </w:t>
-      </w:r>
-      <w:r>
-        <w:t>docketing</w:t>
-      </w:r>
-      <w:r>
-        <w:rPr>
-          <w:spacing w:val="-2"/>
-        </w:rPr>
-        <w:t xml:space="preserve"> </w:t>
-      </w:r>
-      <w:r>
-        <w:t>statement</w:t>
-      </w:r>
-      <w:r>
-        <w:rPr>
-          <w:spacing w:val="-2"/>
-        </w:rPr>
-        <w:t xml:space="preserve"> </w:t>
-      </w:r>
-      <w:r>
-        <w:t>will</w:t>
-      </w:r>
-      <w:r>
-        <w:rPr>
-          <w:spacing w:val="-2"/>
-        </w:rPr>
-        <w:t xml:space="preserve"> </w:t>
-      </w:r>
-      <w:r>
-        <w:t>not</w:t>
-      </w:r>
-      <w:r>
-        <w:rPr>
-          <w:spacing w:val="-2"/>
-        </w:rPr>
-        <w:t xml:space="preserve"> </w:t>
-      </w:r>
-      <w:r>
-        <w:t>result</w:t>
-      </w:r>
-      <w:r>
-        <w:rPr>
-          <w:spacing w:val="-2"/>
-        </w:rPr>
-        <w:t xml:space="preserve"> </w:t>
-      </w:r>
-      <w:r>
-        <w:t>in</w:t>
-      </w:r>
-      <w:r>
-        <w:rPr>
-          <w:spacing w:val="-2"/>
-        </w:rPr>
-        <w:t xml:space="preserve"> </w:t>
-      </w:r>
-      <w:r>
-        <w:t>waiver</w:t>
-      </w:r>
-      <w:r>
-        <w:rPr>
-          <w:spacing w:val="-2"/>
-        </w:rPr>
-        <w:t xml:space="preserve"> </w:t>
-      </w:r>
-      <w:r>
-        <w:t>of</w:t>
-      </w:r>
-      <w:r>
-        <w:rPr>
-          <w:spacing w:val="-2"/>
-        </w:rPr>
-        <w:t xml:space="preserve"> </w:t>
-      </w:r>
-      <w:r>
-        <w:t>that</w:t>
-      </w:r>
-      <w:r>
-        <w:rPr>
-          <w:spacing w:val="-2"/>
-        </w:rPr>
-        <w:t xml:space="preserve"> </w:t>
-      </w:r>
-      <w:r>
-        <w:t>issue.</w:t>
-      </w:r>
-      <w:r>
-        <w:rPr>
-          <w:spacing w:val="40"/>
-        </w:rPr>
-        <w:t xml:space="preserve"> </w:t>
-      </w:r>
-      <w:r>
-        <w:t>This</w:t>
-      </w:r>
-      <w:r>
-        <w:rPr>
-          <w:spacing w:val="-3"/>
-        </w:rPr>
-        <w:t xml:space="preserve"> </w:t>
-      </w:r>
-      <w:r>
-        <w:t>is</w:t>
-      </w:r>
-      <w:r>
-        <w:rPr>
-          <w:spacing w:val="-3"/>
-        </w:rPr>
-        <w:t xml:space="preserve"> </w:t>
-      </w:r>
-      <w:r>
-        <w:t xml:space="preserve">for informational purposes only and is not </w:t>
-      </w:r>
-      <w:proofErr w:type="gramStart"/>
-      <w:r>
-        <w:t>an appropriate place</w:t>
-      </w:r>
-      <w:proofErr w:type="gramEnd"/>
-      <w:r>
-        <w:t xml:space="preserve"> for argument.</w:t>
-      </w:r>
-    </w:p>
-    <w:p>
-      <w:pPr>
-        <w:pStyle w:val="BodyText"/>
-        <w:spacing w:before="14"/>
-      </w:pPr>
-    </w:p>
-    <w:p>
-      <w:pPr>
-        <w:pStyle w:val="BodyText"/>
-        <w:spacing w:line="249" w:lineRule="auto"/>
-        <w:ind w:left="208" w:right="234"/>
-      </w:pPr>
-      <w:r>
-        <w:rPr>
-          <w:b/>
-        </w:rPr>
-        <w:t>Section</w:t>
-      </w:r>
-      <w:r>
-        <w:rPr>
-          <w:b/>
-          <w:spacing w:val="-3"/>
-        </w:rPr>
-        <w:t xml:space="preserve"> </w:t>
-      </w:r>
-      <w:r>
-        <w:rPr>
-          <w:b/>
-        </w:rPr>
-        <w:t>7.</w:t>
-      </w:r>
-      <w:r>
-        <w:rPr>
-          <w:b/>
-          <w:spacing w:val="-2"/>
-        </w:rPr>
-        <w:t xml:space="preserve"> </w:t>
-      </w:r>
-      <w:r>
-        <w:t>Please</w:t>
-      </w:r>
-      <w:r>
-        <w:rPr>
-          <w:spacing w:val="-2"/>
-        </w:rPr>
-        <w:t xml:space="preserve"> </w:t>
-      </w:r>
-      <w:proofErr w:type="gramStart"/>
-      <w:r>
-        <w:t>identify</w:t>
-      </w:r>
-      <w:proofErr w:type="gramEnd"/>
-      <w:r>
-        <w:rPr>
-          <w:spacing w:val="-2"/>
-        </w:rPr>
-        <w:t xml:space="preserve"> </w:t>
-      </w:r>
-      <w:r>
-        <w:t>any</w:t>
-      </w:r>
-      <w:r>
-        <w:rPr>
-          <w:spacing w:val="-2"/>
-        </w:rPr>
-        <w:t xml:space="preserve"> </w:t>
-      </w:r>
-      <w:r>
-        <w:t>related</w:t>
-      </w:r>
-      <w:r>
-        <w:rPr>
-          <w:spacing w:val="-2"/>
-        </w:rPr>
-        <w:t xml:space="preserve"> </w:t>
-      </w:r>
-      <w:r>
-        <w:t>appeals.</w:t>
-      </w:r>
-      <w:r>
-        <w:rPr>
-          <w:spacing w:val="40"/>
-        </w:rPr>
-        <w:t xml:space="preserve"> </w:t>
-      </w:r>
-      <w:r>
-        <w:t>Appeals</w:t>
-      </w:r>
-      <w:r>
-        <w:rPr>
-          <w:spacing w:val="-3"/>
-        </w:rPr>
-        <w:t xml:space="preserve"> </w:t>
-      </w:r>
-      <w:r>
-        <w:t>may</w:t>
-      </w:r>
-      <w:r>
-        <w:rPr>
-          <w:spacing w:val="-2"/>
-        </w:rPr>
-        <w:t xml:space="preserve"> </w:t>
-      </w:r>
-      <w:r>
-        <w:t>be</w:t>
-      </w:r>
-      <w:r>
-        <w:rPr>
-          <w:spacing w:val="-2"/>
-        </w:rPr>
-        <w:t xml:space="preserve"> </w:t>
-      </w:r>
-      <w:r>
-        <w:t>related</w:t>
-      </w:r>
-      <w:r>
-        <w:rPr>
-          <w:spacing w:val="-2"/>
-        </w:rPr>
-        <w:t xml:space="preserve"> </w:t>
-      </w:r>
-      <w:r>
-        <w:t>because</w:t>
-      </w:r>
-      <w:r>
-        <w:rPr>
-          <w:spacing w:val="-2"/>
-        </w:rPr>
-        <w:t xml:space="preserve"> </w:t>
-      </w:r>
-      <w:r>
-        <w:t>they</w:t>
-      </w:r>
-      <w:r>
-        <w:rPr>
-          <w:spacing w:val="-2"/>
-        </w:rPr>
-        <w:t xml:space="preserve"> </w:t>
-      </w:r>
-      <w:r>
-        <w:t>either</w:t>
-      </w:r>
-      <w:r>
-        <w:rPr>
-          <w:spacing w:val="-2"/>
-        </w:rPr>
-        <w:t xml:space="preserve"> </w:t>
-      </w:r>
-      <w:r>
-        <w:t>involve</w:t>
-      </w:r>
-      <w:r>
-        <w:rPr>
-          <w:spacing w:val="-2"/>
-        </w:rPr>
-        <w:t xml:space="preserve"> </w:t>
-      </w:r>
-      <w:r>
-        <w:t>the</w:t>
-      </w:r>
-      <w:r>
-        <w:rPr>
-          <w:spacing w:val="-2"/>
-        </w:rPr>
-        <w:t xml:space="preserve"> </w:t>
-      </w:r>
-      <w:r>
-        <w:t>same</w:t>
-      </w:r>
-      <w:r>
-        <w:rPr>
-          <w:spacing w:val="-2"/>
-        </w:rPr>
-        <w:t xml:space="preserve"> </w:t>
-      </w:r>
-      <w:r>
-        <w:t>parties or raise the same issue(s).</w:t>
-      </w:r>
-      <w:r>
-        <w:rPr>
-          <w:spacing w:val="40"/>
-        </w:rPr>
-        <w:t xml:space="preserve"> </w:t>
-      </w:r>
-      <w:r>
-        <w:t xml:space="preserve">For appeals that involve the same parties, please list all past, present, and </w:t>
-      </w:r>
-      <w:proofErr w:type="gramStart"/>
-      <w:r>
-        <w:t>anticipated</w:t>
-      </w:r>
-      <w:proofErr w:type="gramEnd"/>
-      <w:r>
-        <w:t xml:space="preserve"> appeals.</w:t>
-      </w:r>
-      <w:r>
-        <w:rPr>
-          <w:spacing w:val="40"/>
-        </w:rPr>
-        <w:t xml:space="preserve"> </w:t>
-      </w:r>
-      <w:r>
-        <w:t xml:space="preserve">For appeals that raise the same issue(s), please only list pending or </w:t>
-      </w:r>
-      <w:proofErr w:type="gramStart"/>
-      <w:r>
-        <w:t>anticipated</w:t>
-      </w:r>
-      <w:proofErr w:type="gramEnd"/>
-      <w:r>
-        <w:t xml:space="preserve"> appeals.</w:t>
-      </w:r>
-    </w:p>
-    <w:p>
-      <w:pPr>
-        <w:pStyle w:val="BodyText"/>
-        <w:spacing w:line="249" w:lineRule="auto"/>
-        <w:sectPr>
-          <w:pgSz w:w="12240" w:h="15840"/>
-          <w:pgMar w:top="780" w:right="360" w:bottom="580" w:left="360" w:header="0" w:footer="388" w:gutter="0"/>
-          <w:cols w:space="720"/>
-        </w:sectPr>
-      </w:pPr>
-    </w:p>
-    <w:p>
-      <w:pPr>
         <w:pStyle w:val="Heading2"/>
         <w:spacing w:before="66" w:line="249" w:lineRule="auto"/>
         <w:ind w:left="3535" w:right="2555" w:hanging="226"/>
@@ -3275,7 +12,6 @@
         <w:rPr>
           <w:noProof/>
         </w:rPr>
-        <w:lastRenderedPageBreak/>
         <mc:AlternateContent>
           <mc:Choice Requires="wps">
             <w:drawing>
@@ -3321,15 +57,7 @@
                               </w:rPr>
                             </w:pPr>
                             <w:r>
-                              <w:t xml:space="preserve">{% if </w:t>
-                            </w:r>
-                            <w:proofErr w:type="spellStart"/>
-                            <w:r>
-                              <w:t>record_impounded</w:t>
-                            </w:r>
-                            <w:proofErr w:type="spellEnd"/>
-                            <w:r>
-                              <w:t xml:space="preserve"> %} </w:t>
+                              <w:t xml:space="preserve">{% if record_impounded %} </w:t>
                             </w:r>
                             <w:r>
                               <w:rPr>
@@ -3337,33 +65,7 @@
                                 <w:bCs/>
                                 <w:color w:val="FF0000"/>
                               </w:rPr>
-                              <w:t xml:space="preserve">This appeal may </w:t>
-                            </w:r>
-                            <w:proofErr w:type="gramStart"/>
-                            <w:r>
-                              <w:rPr>
-                                <w:b/>
-                                <w:bCs/>
-                                <w:color w:val="FF0000"/>
-                              </w:rPr>
-                              <w:t>contain</w:t>
-                            </w:r>
-                            <w:proofErr w:type="gramEnd"/>
-                            <w:r>
-                              <w:rPr>
-                                <w:b/>
-                                <w:bCs/>
-                                <w:color w:val="FF0000"/>
-                              </w:rPr>
-                              <w:t xml:space="preserve"> impounded information</w:t>
-                            </w:r>
-                            <w:r>
-                              <w:rPr>
-                                <w:b/>
-                                <w:bCs/>
-                                <w:color w:val="FF0000"/>
-                              </w:rPr>
-                              <w:t xml:space="preserve"> </w:t>
+                              <w:t xml:space="preserve">This appeal may contain impounded information </w:t>
                             </w:r>
                             <w:r>
                               <w:rPr>
@@ -3409,15 +111,7 @@
                         </w:rPr>
                       </w:pPr>
                       <w:r>
-                        <w:t xml:space="preserve">{% if </w:t>
-                      </w:r>
-                      <w:proofErr w:type="spellStart"/>
-                      <w:r>
-                        <w:t>record_impounded</w:t>
-                      </w:r>
-                      <w:proofErr w:type="spellEnd"/>
-                      <w:r>
-                        <w:t xml:space="preserve"> %} </w:t>
+                        <w:t xml:space="preserve">{% if record_impounded %} </w:t>
                       </w:r>
                       <w:r>
                         <w:rPr>
@@ -3425,33 +119,7 @@
                           <w:bCs/>
                           <w:color w:val="FF0000"/>
                         </w:rPr>
-                        <w:t xml:space="preserve">This appeal may </w:t>
-                      </w:r>
-                      <w:proofErr w:type="gramStart"/>
-                      <w:r>
-                        <w:rPr>
-                          <w:b/>
-                          <w:bCs/>
-                          <w:color w:val="FF0000"/>
-                        </w:rPr>
-                        <w:t>contain</w:t>
-                      </w:r>
-                      <w:proofErr w:type="gramEnd"/>
-                      <w:r>
-                        <w:rPr>
-                          <w:b/>
-                          <w:bCs/>
-                          <w:color w:val="FF0000"/>
-                        </w:rPr>
-                        <w:t xml:space="preserve"> impounded information</w:t>
-                      </w:r>
-                      <w:r>
-                        <w:rPr>
-                          <w:b/>
-                          <w:bCs/>
-                          <w:color w:val="FF0000"/>
-                        </w:rPr>
-                        <w:t xml:space="preserve"> </w:t>
+                        <w:t xml:space="preserve">This appeal may contain impounded information </w:t>
                       </w:r>
                       <w:r>
                         <w:rPr>
@@ -3548,37 +216,12 @@
                                 <w:szCs w:val="20"/>
                               </w:rPr>
                             </w:pPr>
-                            <w:proofErr w:type="gramStart"/>
                             <w:r>
                               <w:rPr>
                                 <w:sz w:val="20"/>
                                 <w:szCs w:val="20"/>
                               </w:rPr>
-                              <w:t xml:space="preserve">{{ </w:t>
-                            </w:r>
-                            <w:proofErr w:type="spellStart"/>
-                            <w:r>
-                              <w:rPr>
-                                <w:sz w:val="20"/>
-                                <w:szCs w:val="20"/>
-                              </w:rPr>
-                              <w:t>appeal</w:t>
-                            </w:r>
-                            <w:proofErr w:type="gramEnd"/>
-                            <w:r>
-                              <w:rPr>
-                                <w:sz w:val="20"/>
-                                <w:szCs w:val="20"/>
-                              </w:rPr>
-                              <w:t>_docket_number</w:t>
-                            </w:r>
-                            <w:proofErr w:type="spellEnd"/>
-                            <w:r>
-                              <w:rPr>
-                                <w:sz w:val="20"/>
-                                <w:szCs w:val="20"/>
-                              </w:rPr>
-                              <w:t xml:space="preserve"> }}</w:t>
+                              <w:t>{{ appeal_docket_number }}</w:t>
                             </w:r>
                           </w:p>
                         </w:txbxContent>
@@ -3613,37 +256,12 @@
                           <w:szCs w:val="20"/>
                         </w:rPr>
                       </w:pPr>
-                      <w:proofErr w:type="gramStart"/>
                       <w:r>
                         <w:rPr>
                           <w:sz w:val="20"/>
                           <w:szCs w:val="20"/>
                         </w:rPr>
-                        <w:t xml:space="preserve">{{ </w:t>
-                      </w:r>
-                      <w:proofErr w:type="spellStart"/>
-                      <w:r>
-                        <w:rPr>
-                          <w:sz w:val="20"/>
-                          <w:szCs w:val="20"/>
-                        </w:rPr>
-                        <w:t>appeal</w:t>
-                      </w:r>
-                      <w:proofErr w:type="gramEnd"/>
-                      <w:r>
-                        <w:rPr>
-                          <w:sz w:val="20"/>
-                          <w:szCs w:val="20"/>
-                        </w:rPr>
-                        <w:t>_docket_number</w:t>
-                      </w:r>
-                      <w:proofErr w:type="spellEnd"/>
-                      <w:r>
-                        <w:rPr>
-                          <w:sz w:val="20"/>
-                          <w:szCs w:val="20"/>
-                        </w:rPr>
-                        <w:t xml:space="preserve"> }}</w:t>
+                        <w:t>{{ appeal_docket_number }}</w:t>
                       </w:r>
                     </w:p>
                   </w:txbxContent>
@@ -3662,9 +280,12 @@
           <w:sz w:val="20"/>
         </w:rPr>
         <w:sectPr>
+          <w:footerReference w:type="even" r:id="rId7"/>
+          <w:footerReference w:type="default" r:id="rId8"/>
           <w:pgSz w:w="12240" w:h="15840"/>
-          <w:pgMar w:top="460" w:right="360" w:bottom="580" w:left="360" w:header="0" w:footer="388" w:gutter="0"/>
+          <w:pgMar w:top="460" w:right="360" w:bottom="580" w:left="360" w:header="0" w:footer="72" w:gutter="0"/>
           <w:cols w:space="720"/>
+          <w:docGrid w:linePitch="299"/>
         </w:sectPr>
       </w:pPr>
     </w:p>
@@ -3691,7 +312,6 @@
         </w:rPr>
         <w:t xml:space="preserve">Caption used in the lower </w:t>
       </w:r>
-      <w:proofErr w:type="gramStart"/>
       <w:r>
         <w:rPr>
           <w:spacing w:val="-2"/>
@@ -3699,7 +319,6 @@
         </w:rPr>
         <w:t>court</w:t>
       </w:r>
-      <w:proofErr w:type="gramEnd"/>
     </w:p>
     <w:p>
       <w:pPr>
@@ -3749,14 +368,7 @@
           <w:spacing w:val="-2"/>
           <w:sz w:val="20"/>
         </w:rPr>
-        <w:t xml:space="preserve"> Numbe</w:t>
-      </w:r>
-      <w:r>
-        <w:rPr>
-          <w:spacing w:val="-2"/>
-          <w:sz w:val="20"/>
-        </w:rPr>
-        <w:t xml:space="preserve">r </w:t>
+        <w:t xml:space="preserve"> Number </w:t>
       </w:r>
       <w:r>
         <w:rPr>
@@ -3888,12 +500,12 @@
               </wp:anchor>
             </w:drawing>
           </mc:Choice>
-          <mc:Fallback xmlns:ve="http://schemas.openxmlformats.org/markup-compatibility/2006" xmlns:a="http://schemas.openxmlformats.org/drawingml/2006/main" xmlns:pic="http://schemas.openxmlformats.org/drawingml/2006/picture">
+          <mc:Fallback>
             <w:pict>
-              <v:line style="position:absolute;mso-position-horizontal-relative:page;mso-position-vertical-relative:paragraph;z-index:15731712" from="425.582001pt,-18.40625pt" to="573.415001pt,-18.40625pt" stroked="true" strokeweight=".5pt" strokecolor="#000000">
-                <v:stroke dashstyle="solid"/>
-                <w10:wrap type="none"/>
-              </v:line>
+              <v:shape w14:anchorId="600B5A08" id="Graphic 4" o:spid="_x0000_s1026" style="position:absolute;margin-left:425.6pt;margin-top:-18.4pt;width:147.85pt;height:.1pt;z-index:15731712;visibility:visible;mso-wrap-style:square;mso-wrap-distance-left:0;mso-wrap-distance-top:0;mso-wrap-distance-right:0;mso-wrap-distance-bottom:0;mso-position-horizontal:absolute;mso-position-horizontal-relative:page;mso-position-vertical:absolute;mso-position-vertical-relative:text;v-text-anchor:top" coordsize="1877695,1270" o:gfxdata="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" path="m,l1877479,e" filled="f" strokeweight=".5pt">
+                <v:path arrowok="t"/>
+                <w10:wrap anchorx="page"/>
+              </v:shape>
             </w:pict>
           </mc:Fallback>
         </mc:AlternateContent>
@@ -3968,12 +580,12 @@
               </wp:anchor>
             </w:drawing>
           </mc:Choice>
-          <mc:Fallback xmlns:ve="http://schemas.openxmlformats.org/markup-compatibility/2006" xmlns:a="http://schemas.openxmlformats.org/drawingml/2006/main" xmlns:pic="http://schemas.openxmlformats.org/drawingml/2006/picture">
+          <mc:Fallback>
             <w:pict>
-              <v:line style="position:absolute;mso-position-horizontal-relative:page;mso-position-vertical-relative:paragraph;z-index:15732224" from="89.132004pt,12.51375pt" to="419.953004pt,12.51375pt" stroked="true" strokeweight=".5pt" strokecolor="#000000">
-                <v:stroke dashstyle="solid"/>
-                <w10:wrap type="none"/>
-              </v:line>
+              <v:shape w14:anchorId="731E848C" id="Graphic 5" o:spid="_x0000_s1026" style="position:absolute;margin-left:89.15pt;margin-top:12.5pt;width:330.85pt;height:.1pt;z-index:15732224;visibility:visible;mso-wrap-style:square;mso-wrap-distance-left:0;mso-wrap-distance-top:0;mso-wrap-distance-right:0;mso-wrap-distance-bottom:0;mso-position-horizontal:absolute;mso-position-horizontal-relative:page;mso-position-vertical:absolute;mso-position-vertical-relative:text;v-text-anchor:top" coordsize="4201795,1270" o:gfxdata="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" path="m,l4201426,e" filled="f" strokeweight=".5pt">
+                <v:path arrowok="t"/>
+                <w10:wrap anchorx="page"/>
+              </v:shape>
             </w:pict>
           </mc:Fallback>
         </mc:AlternateContent>
@@ -3983,14 +595,7 @@
           <w:spacing w:val="-2"/>
           <w:sz w:val="20"/>
         </w:rPr>
-        <w:t xml:space="preserve">Plaintiff(s): </w:t>
-      </w:r>
-      <w:r>
-        <w:rPr>
-          <w:spacing w:val="-2"/>
-          <w:sz w:val="20"/>
-        </w:rPr>
-        <w:t xml:space="preserve">   </w:t>
+        <w:t xml:space="preserve">Plaintiff(s):    </w:t>
       </w:r>
       <w:r>
         <w:rPr>
@@ -4005,38 +610,7 @@
           <w:sz w:val="20"/>
         </w:rPr>
         <w:tab/>
-      </w:r>
-      <w:proofErr w:type="gramStart"/>
-      <w:r>
-        <w:rPr>
-          <w:spacing w:val="-2"/>
-          <w:sz w:val="20"/>
-        </w:rPr>
-        <w:t xml:space="preserve">{{ </w:t>
-      </w:r>
-      <w:proofErr w:type="spellStart"/>
-      <w:r>
-        <w:rPr>
-          <w:spacing w:val="-2"/>
-          <w:sz w:val="20"/>
-        </w:rPr>
-        <w:t>plaintiff</w:t>
-      </w:r>
-      <w:proofErr w:type="gramEnd"/>
-      <w:r>
-        <w:rPr>
-          <w:spacing w:val="-2"/>
-          <w:sz w:val="20"/>
-        </w:rPr>
-        <w:t>_caption</w:t>
-      </w:r>
-      <w:proofErr w:type="spellEnd"/>
-      <w:r>
-        <w:rPr>
-          <w:spacing w:val="-2"/>
-          <w:sz w:val="20"/>
-        </w:rPr>
-        <w:t xml:space="preserve"> }}</w:t>
+        <w:t>{{ plaintiff_caption }}</w:t>
       </w:r>
     </w:p>
     <w:p>
@@ -4140,12 +714,11 @@
               </wp:anchor>
             </w:drawing>
           </mc:Choice>
-          <mc:Fallback xmlns:ve="http://schemas.openxmlformats.org/markup-compatibility/2006" xmlns:a="http://schemas.openxmlformats.org/drawingml/2006/main" xmlns:pic="http://schemas.openxmlformats.org/drawingml/2006/picture">
+          <mc:Fallback>
             <w:pict>
-              <v:shape style="position:absolute;margin-left:89.594002pt;margin-top:17.843012pt;width:330.85pt;height:.1pt;mso-position-horizontal-relative:page;mso-position-vertical-relative:paragraph;z-index:-15728640;mso-wrap-distance-left:0;mso-wrap-distance-right:0" id="docshape3" coordorigin="1792,357" coordsize="6617,0" path="m1792,357l8408,357e" filled="false" stroked="true" strokeweight=".5pt" strokecolor="#000000">
+              <v:shape w14:anchorId="3DFE5E74" id="Graphic 6" o:spid="_x0000_s1026" style="position:absolute;margin-left:89.6pt;margin-top:17.85pt;width:330.85pt;height:.1pt;z-index:-15728640;visibility:visible;mso-wrap-style:square;mso-wrap-distance-left:0;mso-wrap-distance-top:0;mso-wrap-distance-right:0;mso-wrap-distance-bottom:0;mso-position-horizontal:absolute;mso-position-horizontal-relative:page;mso-position-vertical:absolute;mso-position-vertical-relative:text;v-text-anchor:top" coordsize="4201795,1270" o:gfxdata="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" path="m,l4201426,e" filled="f" strokeweight=".5pt">
                 <v:path arrowok="t"/>
-                <v:stroke dashstyle="solid"/>
-                <w10:wrap type="topAndBottom"/>
+                <w10:wrap type="topAndBottom" anchorx="page"/>
               </v:shape>
             </w:pict>
           </mc:Fallback>
@@ -4171,38 +744,7 @@
           <w:sz w:val="20"/>
         </w:rPr>
         <w:tab/>
-      </w:r>
-      <w:proofErr w:type="gramStart"/>
-      <w:r>
-        <w:rPr>
-          <w:spacing w:val="-2"/>
-          <w:sz w:val="20"/>
-        </w:rPr>
-        <w:t xml:space="preserve">{{ </w:t>
-      </w:r>
-      <w:proofErr w:type="spellStart"/>
-      <w:r>
-        <w:rPr>
-          <w:spacing w:val="-2"/>
-          <w:sz w:val="20"/>
-        </w:rPr>
-        <w:t>defendant</w:t>
-      </w:r>
-      <w:proofErr w:type="gramEnd"/>
-      <w:r>
-        <w:rPr>
-          <w:spacing w:val="-2"/>
-          <w:sz w:val="20"/>
-        </w:rPr>
-        <w:t>_caption</w:t>
-      </w:r>
-      <w:proofErr w:type="spellEnd"/>
-      <w:r>
-        <w:rPr>
-          <w:spacing w:val="-2"/>
-          <w:sz w:val="20"/>
-        </w:rPr>
-        <w:t xml:space="preserve"> }}</w:t>
+        <w:t>{{ defendant_caption }}</w:t>
       </w:r>
     </w:p>
     <w:p>
@@ -4304,40 +846,8 @@
                       <wps:txbx>
                         <w:txbxContent>
                           <w:p>
-                            <w:proofErr w:type="gramStart"/>
                             <w:r>
-                              <w:t xml:space="preserve">{{ </w:t>
-                            </w:r>
-                            <w:proofErr w:type="spellStart"/>
-                            <w:r>
-                              <w:t>client.name</w:t>
-                            </w:r>
-                            <w:proofErr w:type="gramEnd"/>
-                            <w:r>
-                              <w:t>.full</w:t>
-                            </w:r>
-                            <w:proofErr w:type="spellEnd"/>
-                            <w:r>
-                              <w:t>()</w:t>
-                            </w:r>
-                            <w:r>
-                              <w:t xml:space="preserve"> if </w:t>
-                            </w:r>
-                            <w:proofErr w:type="spellStart"/>
-                            <w:r>
-                              <w:t>filer_role</w:t>
-                            </w:r>
-                            <w:proofErr w:type="spellEnd"/>
-                            <w:r>
-                              <w:t xml:space="preserve"> == "attorney" else users[0].</w:t>
-                            </w:r>
-                            <w:proofErr w:type="spellStart"/>
-                            <w:r>
-                              <w:t>name.full</w:t>
-                            </w:r>
-                            <w:proofErr w:type="spellEnd"/>
-                            <w:r>
-                              <w:t>() }}</w:t>
+                              <w:t>{{ client.name.full() if filer_role == "attorney" else users[0].name.full() }}</w:t>
                             </w:r>
                           </w:p>
                           <w:p/>
@@ -4364,40 +874,8 @@
                 <v:textbox>
                   <w:txbxContent>
                     <w:p>
-                      <w:proofErr w:type="gramStart"/>
                       <w:r>
-                        <w:t xml:space="preserve">{{ </w:t>
-                      </w:r>
-                      <w:proofErr w:type="spellStart"/>
-                      <w:r>
-                        <w:t>client.name</w:t>
-                      </w:r>
-                      <w:proofErr w:type="gramEnd"/>
-                      <w:r>
-                        <w:t>.full</w:t>
-                      </w:r>
-                      <w:proofErr w:type="spellEnd"/>
-                      <w:r>
-                        <w:t>()</w:t>
-                      </w:r>
-                      <w:r>
-                        <w:t xml:space="preserve"> if </w:t>
-                      </w:r>
-                      <w:proofErr w:type="spellStart"/>
-                      <w:r>
-                        <w:t>filer_role</w:t>
-                      </w:r>
-                      <w:proofErr w:type="spellEnd"/>
-                      <w:r>
-                        <w:t xml:space="preserve"> == "attorney" else users[0].</w:t>
-                      </w:r>
-                      <w:proofErr w:type="spellStart"/>
-                      <w:r>
-                        <w:t>name.full</w:t>
-                      </w:r>
-                      <w:proofErr w:type="spellEnd"/>
-                      <w:r>
-                        <w:t>() }}</w:t>
+                        <w:t>{{ client.name.full() if filer_role == "attorney" else users[0].name.full() }}</w:t>
                       </w:r>
                     </w:p>
                     <w:p/>
@@ -4473,7 +951,6 @@
         </w:rPr>
         <w:t xml:space="preserve"> </w:t>
       </w:r>
-      <w:proofErr w:type="gramStart"/>
       <w:r>
         <w:rPr>
           <w:sz w:val="20"/>
@@ -4485,15 +962,7 @@
           <w:spacing w:val="-2"/>
           <w:sz w:val="20"/>
         </w:rPr>
-        <w:t>filed</w:t>
-      </w:r>
-      <w:proofErr w:type="gramEnd"/>
-      <w:r>
-        <w:rPr>
-          <w:spacing w:val="-2"/>
-          <w:sz w:val="20"/>
-        </w:rPr>
-        <w:t>:</w:t>
+        <w:t>filed:</w:t>
       </w:r>
     </w:p>
     <w:p>
@@ -4574,12 +1043,11 @@
               </wp:anchor>
             </w:drawing>
           </mc:Choice>
-          <mc:Fallback xmlns:ve="http://schemas.openxmlformats.org/markup-compatibility/2006" xmlns:a="http://schemas.openxmlformats.org/drawingml/2006/main" xmlns:pic="http://schemas.openxmlformats.org/drawingml/2006/picture">
+          <mc:Fallback>
             <w:pict>
-              <v:shape style="position:absolute;margin-left:29.584999pt;margin-top:22.201906pt;width:417.85pt;height:.1pt;mso-position-horizontal-relative:page;mso-position-vertical-relative:paragraph;z-index:-15728128;mso-wrap-distance-left:0;mso-wrap-distance-right:0" id="docshape4" coordorigin="592,444" coordsize="8357,0" path="m592,444l8948,444e" filled="false" stroked="true" strokeweight=".5pt" strokecolor="#000000">
+              <v:shape w14:anchorId="7DD21C1C" id="Graphic 7" o:spid="_x0000_s1026" style="position:absolute;margin-left:29.6pt;margin-top:22.2pt;width:417.85pt;height:.1pt;z-index:-15728128;visibility:visible;mso-wrap-style:square;mso-wrap-distance-left:0;mso-wrap-distance-top:0;mso-wrap-distance-right:0;mso-wrap-distance-bottom:0;mso-position-horizontal:absolute;mso-position-horizontal-relative:page;mso-position-vertical:absolute;mso-position-vertical-relative:text;v-text-anchor:top" coordsize="5306695,1270" o:gfxdata="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" path="m,l5306441,e" filled="f" strokeweight=".5pt">
                 <v:path arrowok="t"/>
-                <v:stroke dashstyle="solid"/>
-                <w10:wrap type="topAndBottom"/>
+                <w10:wrap type="topAndBottom" anchorx="page"/>
               </v:shape>
             </w:pict>
           </mc:Fallback>
@@ -4685,53 +1153,12 @@
                                 <w:szCs w:val="20"/>
                               </w:rPr>
                             </w:pPr>
-                            <w:proofErr w:type="gramStart"/>
                             <w:r>
                               <w:rPr>
                                 <w:sz w:val="20"/>
                                 <w:szCs w:val="20"/>
                               </w:rPr>
-                              <w:t xml:space="preserve">{{ </w:t>
-                            </w:r>
-                            <w:proofErr w:type="spellStart"/>
-                            <w:r>
-                              <w:rPr>
-                                <w:sz w:val="20"/>
-                                <w:szCs w:val="20"/>
-                              </w:rPr>
-                              <w:t>attorney</w:t>
-                            </w:r>
-                            <w:proofErr w:type="gramEnd"/>
-                            <w:r>
-                              <w:rPr>
-                                <w:sz w:val="20"/>
-                                <w:szCs w:val="20"/>
-                              </w:rPr>
-                              <w:t>_bbo</w:t>
-                            </w:r>
-                            <w:proofErr w:type="spellEnd"/>
-                            <w:r>
-                              <w:rPr>
-                                <w:sz w:val="20"/>
-                                <w:szCs w:val="20"/>
-                              </w:rPr>
-                              <w:t xml:space="preserve"> if </w:t>
-                            </w:r>
-                            <w:proofErr w:type="spellStart"/>
-                            <w:r>
-                              <w:rPr>
-                                <w:sz w:val="20"/>
-                                <w:szCs w:val="20"/>
-                              </w:rPr>
-                              <w:t>filer_role</w:t>
-                            </w:r>
-                            <w:proofErr w:type="spellEnd"/>
-                            <w:r>
-                              <w:rPr>
-                                <w:sz w:val="20"/>
-                                <w:szCs w:val="20"/>
-                              </w:rPr>
-                              <w:t xml:space="preserve"> == "attorney" else "N/A" }}</w:t>
+                              <w:t>{{ attorney_bbo if filer_role == "attorney" else "N/A" }}</w:t>
                             </w:r>
                           </w:p>
                           <w:p>
@@ -4771,53 +1198,12 @@
                           <w:szCs w:val="20"/>
                         </w:rPr>
                       </w:pPr>
-                      <w:proofErr w:type="gramStart"/>
                       <w:r>
                         <w:rPr>
                           <w:sz w:val="20"/>
                           <w:szCs w:val="20"/>
                         </w:rPr>
-                        <w:t xml:space="preserve">{{ </w:t>
-                      </w:r>
-                      <w:proofErr w:type="spellStart"/>
-                      <w:r>
-                        <w:rPr>
-                          <w:sz w:val="20"/>
-                          <w:szCs w:val="20"/>
-                        </w:rPr>
-                        <w:t>attorney</w:t>
-                      </w:r>
-                      <w:proofErr w:type="gramEnd"/>
-                      <w:r>
-                        <w:rPr>
-                          <w:sz w:val="20"/>
-                          <w:szCs w:val="20"/>
-                        </w:rPr>
-                        <w:t>_bbo</w:t>
-                      </w:r>
-                      <w:proofErr w:type="spellEnd"/>
-                      <w:r>
-                        <w:rPr>
-                          <w:sz w:val="20"/>
-                          <w:szCs w:val="20"/>
-                        </w:rPr>
-                        <w:t xml:space="preserve"> if </w:t>
-                      </w:r>
-                      <w:proofErr w:type="spellStart"/>
-                      <w:r>
-                        <w:rPr>
-                          <w:sz w:val="20"/>
-                          <w:szCs w:val="20"/>
-                        </w:rPr>
-                        <w:t>filer_role</w:t>
-                      </w:r>
-                      <w:proofErr w:type="spellEnd"/>
-                      <w:r>
-                        <w:rPr>
-                          <w:sz w:val="20"/>
-                          <w:szCs w:val="20"/>
-                        </w:rPr>
-                        <w:t xml:space="preserve"> == "attorney" else "N/A" }}</w:t>
+                        <w:t>{{ attorney_bbo if filer_role == "attorney" else "N/A" }}</w:t>
                       </w:r>
                     </w:p>
                     <w:p>
@@ -4885,53 +1271,12 @@
                                 <w:szCs w:val="20"/>
                               </w:rPr>
                             </w:pPr>
-                            <w:proofErr w:type="gramStart"/>
                             <w:r>
                               <w:rPr>
                                 <w:sz w:val="20"/>
                                 <w:szCs w:val="20"/>
                               </w:rPr>
-                              <w:t>{{ users</w:t>
-                            </w:r>
-                            <w:proofErr w:type="gramEnd"/>
-                            <w:r>
-                              <w:rPr>
-                                <w:sz w:val="20"/>
-                                <w:szCs w:val="20"/>
-                              </w:rPr>
-                              <w:t>[0].</w:t>
-                            </w:r>
-                            <w:proofErr w:type="spellStart"/>
-                            <w:r>
-                              <w:rPr>
-                                <w:sz w:val="20"/>
-                                <w:szCs w:val="20"/>
-                              </w:rPr>
-                              <w:t>name.full</w:t>
-                            </w:r>
-                            <w:proofErr w:type="spellEnd"/>
-                            <w:r>
-                              <w:rPr>
-                                <w:sz w:val="20"/>
-                                <w:szCs w:val="20"/>
-                              </w:rPr>
-                              <w:t xml:space="preserve">() if </w:t>
-                            </w:r>
-                            <w:proofErr w:type="spellStart"/>
-                            <w:r>
-                              <w:rPr>
-                                <w:sz w:val="20"/>
-                                <w:szCs w:val="20"/>
-                              </w:rPr>
-                              <w:t>filer_role</w:t>
-                            </w:r>
-                            <w:proofErr w:type="spellEnd"/>
-                            <w:r>
-                              <w:rPr>
-                                <w:sz w:val="20"/>
-                                <w:szCs w:val="20"/>
-                              </w:rPr>
-                              <w:t xml:space="preserve"> == "attorney" else “N/A” }}</w:t>
+                              <w:t>{{ users[0].name.full() if filer_role == "attorney" else “N/A” }}</w:t>
                             </w:r>
                           </w:p>
                         </w:txbxContent>
@@ -4963,95 +1308,12 @@
                           <w:szCs w:val="20"/>
                         </w:rPr>
                       </w:pPr>
-                      <w:proofErr w:type="gramStart"/>
                       <w:r>
                         <w:rPr>
                           <w:sz w:val="20"/>
                           <w:szCs w:val="20"/>
                         </w:rPr>
-                        <w:t xml:space="preserve">{{ </w:t>
-                      </w:r>
-                      <w:r>
-                        <w:rPr>
-                          <w:sz w:val="20"/>
-                          <w:szCs w:val="20"/>
-                        </w:rPr>
-                        <w:t>users</w:t>
-                      </w:r>
-                      <w:proofErr w:type="gramEnd"/>
-                      <w:r>
-                        <w:rPr>
-                          <w:sz w:val="20"/>
-                          <w:szCs w:val="20"/>
-                        </w:rPr>
-                        <w:t>[0].</w:t>
-                      </w:r>
-                      <w:proofErr w:type="spellStart"/>
-                      <w:r>
-                        <w:rPr>
-                          <w:sz w:val="20"/>
-                          <w:szCs w:val="20"/>
-                        </w:rPr>
-                        <w:t>name.full</w:t>
-                      </w:r>
-                      <w:proofErr w:type="spellEnd"/>
-                      <w:r>
-                        <w:rPr>
-                          <w:sz w:val="20"/>
-                          <w:szCs w:val="20"/>
-                        </w:rPr>
-                        <w:t>()</w:t>
-                      </w:r>
-                      <w:r>
-                        <w:rPr>
-                          <w:sz w:val="20"/>
-                          <w:szCs w:val="20"/>
-                        </w:rPr>
-                        <w:t xml:space="preserve"> </w:t>
-                      </w:r>
-                      <w:r>
-                        <w:rPr>
-                          <w:sz w:val="20"/>
-                          <w:szCs w:val="20"/>
-                        </w:rPr>
-                        <w:t xml:space="preserve">if </w:t>
-                      </w:r>
-                      <w:proofErr w:type="spellStart"/>
-                      <w:r>
-                        <w:rPr>
-                          <w:sz w:val="20"/>
-                          <w:szCs w:val="20"/>
-                        </w:rPr>
-                        <w:t>filer_role</w:t>
-                      </w:r>
-                      <w:proofErr w:type="spellEnd"/>
-                      <w:r>
-                        <w:rPr>
-                          <w:sz w:val="20"/>
-                          <w:szCs w:val="20"/>
-                        </w:rPr>
-                        <w:t xml:space="preserve"> == "attorney"</w:t>
-                      </w:r>
-                      <w:r>
-                        <w:rPr>
-                          <w:sz w:val="20"/>
-                          <w:szCs w:val="20"/>
-                        </w:rPr>
-                        <w:t xml:space="preserve"> else</w:t>
-                      </w:r>
-                      <w:r>
-                        <w:rPr>
-                          <w:sz w:val="20"/>
-                          <w:szCs w:val="20"/>
-                        </w:rPr>
-                        <w:t xml:space="preserve"> </w:t>
-                      </w:r>
-                      <w:r>
-                        <w:rPr>
-                          <w:sz w:val="20"/>
-                          <w:szCs w:val="20"/>
-                        </w:rPr>
-                        <w:t>“N/A” }}</w:t>
+                        <w:t>{{ users[0].name.full() if filer_role == "attorney" else “N/A” }}</w:t>
                       </w:r>
                     </w:p>
                   </w:txbxContent>
@@ -5105,19 +1367,11 @@
         </w:rPr>
         <w:tab/>
       </w:r>
-      <w:proofErr w:type="spellStart"/>
-      <w:r>
-        <w:rPr>
-          <w:sz w:val="20"/>
-        </w:rPr>
-        <w:t>BBO</w:t>
-      </w:r>
-      <w:proofErr w:type="spellEnd"/>
-      <w:r>
-        <w:rPr>
-          <w:sz w:val="20"/>
-        </w:rPr>
-        <w:t>#</w:t>
+      <w:r>
+        <w:rPr>
+          <w:sz w:val="20"/>
+        </w:rPr>
+        <w:t>BBO#</w:t>
       </w:r>
       <w:r>
         <w:rPr>
@@ -5195,69 +1449,12 @@
                                 <w:szCs w:val="20"/>
                               </w:rPr>
                             </w:pPr>
-                            <w:proofErr w:type="gramStart"/>
                             <w:r>
                               <w:rPr>
                                 <w:sz w:val="20"/>
                                 <w:szCs w:val="20"/>
                               </w:rPr>
-                              <w:t>{{ users</w:t>
-                            </w:r>
-                            <w:proofErr w:type="gramEnd"/>
-                            <w:r>
-                              <w:rPr>
-                                <w:sz w:val="20"/>
-                                <w:szCs w:val="20"/>
-                              </w:rPr>
-                              <w:t>[0].</w:t>
-                            </w:r>
-                            <w:proofErr w:type="spellStart"/>
-                            <w:r>
-                              <w:rPr>
-                                <w:sz w:val="20"/>
-                                <w:szCs w:val="20"/>
-                              </w:rPr>
-                              <w:t>name.full</w:t>
-                            </w:r>
-                            <w:proofErr w:type="spellEnd"/>
-                            <w:r>
-                              <w:rPr>
-                                <w:sz w:val="20"/>
-                                <w:szCs w:val="20"/>
-                              </w:rPr>
-                              <w:t xml:space="preserve">() if </w:t>
-                            </w:r>
-                            <w:proofErr w:type="spellStart"/>
-                            <w:r>
-                              <w:rPr>
-                                <w:sz w:val="20"/>
-                                <w:szCs w:val="20"/>
-                              </w:rPr>
-                              <w:t>filer_role</w:t>
-                            </w:r>
-                            <w:proofErr w:type="spellEnd"/>
-                            <w:r>
-                              <w:rPr>
-                                <w:sz w:val="20"/>
-                                <w:szCs w:val="20"/>
-                              </w:rPr>
-                              <w:t xml:space="preserve"> == "</w:t>
-                            </w:r>
-                            <w:proofErr w:type="spellStart"/>
-                            <w:r>
-                              <w:rPr>
-                                <w:sz w:val="20"/>
-                                <w:szCs w:val="20"/>
-                              </w:rPr>
-                              <w:t>pro_se</w:t>
-                            </w:r>
-                            <w:proofErr w:type="spellEnd"/>
-                            <w:r>
-                              <w:rPr>
-                                <w:sz w:val="20"/>
-                                <w:szCs w:val="20"/>
-                              </w:rPr>
-                              <w:t>" else "N/A" }}</w:t>
+                              <w:t>{{ users[0].name.full() if filer_role == "pro_se" else "N/A" }}</w:t>
                             </w:r>
                           </w:p>
                           <w:p>
@@ -5297,69 +1494,12 @@
                           <w:szCs w:val="20"/>
                         </w:rPr>
                       </w:pPr>
-                      <w:proofErr w:type="gramStart"/>
                       <w:r>
                         <w:rPr>
                           <w:sz w:val="20"/>
                           <w:szCs w:val="20"/>
                         </w:rPr>
-                        <w:t>{{ users</w:t>
-                      </w:r>
-                      <w:proofErr w:type="gramEnd"/>
-                      <w:r>
-                        <w:rPr>
-                          <w:sz w:val="20"/>
-                          <w:szCs w:val="20"/>
-                        </w:rPr>
-                        <w:t>[0].</w:t>
-                      </w:r>
-                      <w:proofErr w:type="spellStart"/>
-                      <w:r>
-                        <w:rPr>
-                          <w:sz w:val="20"/>
-                          <w:szCs w:val="20"/>
-                        </w:rPr>
-                        <w:t>name.full</w:t>
-                      </w:r>
-                      <w:proofErr w:type="spellEnd"/>
-                      <w:r>
-                        <w:rPr>
-                          <w:sz w:val="20"/>
-                          <w:szCs w:val="20"/>
-                        </w:rPr>
-                        <w:t xml:space="preserve">() if </w:t>
-                      </w:r>
-                      <w:proofErr w:type="spellStart"/>
-                      <w:r>
-                        <w:rPr>
-                          <w:sz w:val="20"/>
-                          <w:szCs w:val="20"/>
-                        </w:rPr>
-                        <w:t>filer_role</w:t>
-                      </w:r>
-                      <w:proofErr w:type="spellEnd"/>
-                      <w:r>
-                        <w:rPr>
-                          <w:sz w:val="20"/>
-                          <w:szCs w:val="20"/>
-                        </w:rPr>
-                        <w:t xml:space="preserve"> == "</w:t>
-                      </w:r>
-                      <w:proofErr w:type="spellStart"/>
-                      <w:r>
-                        <w:rPr>
-                          <w:sz w:val="20"/>
-                          <w:szCs w:val="20"/>
-                        </w:rPr>
-                        <w:t>pro_se</w:t>
-                      </w:r>
-                      <w:proofErr w:type="spellEnd"/>
-                      <w:r>
-                        <w:rPr>
-                          <w:sz w:val="20"/>
-                          <w:szCs w:val="20"/>
-                        </w:rPr>
-                        <w:t>" else "N/A" }}</w:t>
+                        <w:t>{{ users[0].name.full() if filer_role == "pro_se" else "N/A" }}</w:t>
                       </w:r>
                     </w:p>
                     <w:p>
@@ -5385,25 +1525,11 @@
           <w:sz w:val="20"/>
         </w:rPr>
       </w:pPr>
-      <w:proofErr w:type="gramStart"/>
-      <w:r>
-        <w:rPr>
-          <w:sz w:val="20"/>
-        </w:rPr>
-        <w:t xml:space="preserve">{{ </w:t>
-      </w:r>
-      <w:r>
-        <w:rPr>
-          <w:sz w:val="20"/>
-        </w:rPr>
-        <w:t xml:space="preserve"> </w:t>
-      </w:r>
-      <w:proofErr w:type="gramEnd"/>
-      <w:r>
-        <w:rPr>
-          <w:sz w:val="20"/>
-        </w:rPr>
-        <w:t>"</w:t>
+      <w:r>
+        <w:rPr>
+          <w:sz w:val="20"/>
+        </w:rPr>
+        <w:t>{{  "</w:t>
       </w:r>
       <w:r>
         <w:rPr>
@@ -5416,35 +1542,7 @@
         <w:rPr>
           <w:sz w:val="20"/>
         </w:rPr>
-        <w:t xml:space="preserve">" if </w:t>
-      </w:r>
-      <w:proofErr w:type="spellStart"/>
-      <w:r>
-        <w:rPr>
-          <w:sz w:val="20"/>
-        </w:rPr>
-        <w:t>filer_role</w:t>
-      </w:r>
-      <w:proofErr w:type="spellEnd"/>
-      <w:r>
-        <w:rPr>
-          <w:sz w:val="20"/>
-        </w:rPr>
-        <w:t xml:space="preserve"> == "</w:t>
-      </w:r>
-      <w:proofErr w:type="spellStart"/>
-      <w:r>
-        <w:rPr>
-          <w:sz w:val="20"/>
-        </w:rPr>
-        <w:t>pro_se</w:t>
-      </w:r>
-      <w:proofErr w:type="spellEnd"/>
-      <w:r>
-        <w:rPr>
-          <w:sz w:val="20"/>
-        </w:rPr>
-        <w:t>" else "</w:t>
+        <w:t>" if filer_role == "pro_se" else "</w:t>
       </w:r>
       <w:r>
         <w:rPr>
@@ -5457,25 +1555,7 @@
         <w:rPr>
           <w:sz w:val="20"/>
         </w:rPr>
-        <w:t>"</w:t>
-      </w:r>
-      <w:r>
-        <w:rPr>
-          <w:sz w:val="20"/>
-        </w:rPr>
-        <w:t xml:space="preserve"> }}</w:t>
-      </w:r>
-      <w:r>
-        <w:rPr>
-          <w:sz w:val="20"/>
-        </w:rPr>
-        <w:t xml:space="preserve"> </w:t>
-      </w:r>
-      <w:r>
-        <w:rPr>
-          <w:sz w:val="20"/>
-        </w:rPr>
-        <w:t>Or,</w:t>
+        <w:t>" }} Or,</w:t>
       </w:r>
       <w:r>
         <w:rPr>
@@ -5617,7 +1697,7 @@
           </mc:Choice>
           <mc:Fallback>
             <w:pict>
-              <v:shape w14:anchorId="55422E4A" id="Graphic 8" o:spid="_x0000_s1026" style="position:absolute;margin-left:322pt;margin-top:5.6pt;width:247.6pt;height:.1pt;z-index:-15727616;visibility:visible;mso-wrap-style:square;mso-wrap-distance-left:0;mso-wrap-distance-top:0;mso-wrap-distance-right:0;mso-wrap-distance-bottom:0;mso-position-horizontal:absolute;mso-position-horizontal-relative:page;mso-position-vertical:absolute;mso-position-vertical-relative:text;v-text-anchor:top" coordsize="3144520,1270" o:gfxdata="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" path="m,l3144100,e" filled="f" strokeweight=".5pt">
+              <v:shape w14:anchorId="51FA3666" id="Graphic 8" o:spid="_x0000_s1026" style="position:absolute;margin-left:322pt;margin-top:5.6pt;width:247.6pt;height:.1pt;z-index:-15727616;visibility:visible;mso-wrap-style:square;mso-wrap-distance-left:0;mso-wrap-distance-top:0;mso-wrap-distance-right:0;mso-wrap-distance-bottom:0;mso-position-horizontal:absolute;mso-position-horizontal-relative:page;mso-position-vertical:absolute;mso-position-vertical-relative:text;v-text-anchor:top" coordsize="3144520,1270" o:gfxdata="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" path="m,l3144100,e" filled="f" strokeweight=".5pt">
                 <v:path arrowok="t"/>
                 <w10:wrap type="topAndBottom" anchorx="page"/>
               </v:shape>
@@ -5770,7 +1850,22 @@
           <w:spacing w:val="-2"/>
           <w:sz w:val="20"/>
         </w:rPr>
-        <w:t xml:space="preserve">{{ </w:t>
+        <w:t>{{ court</w:t>
+      </w:r>
+      <w:proofErr w:type="gramEnd"/>
+      <w:r>
+        <w:rPr>
+          <w:spacing w:val="-2"/>
+          <w:sz w:val="20"/>
+        </w:rPr>
+        <w:t>_department }}</w:t>
+      </w:r>
+      <w:r>
+        <w:rPr>
+          <w:spacing w:val="-2"/>
+          <w:sz w:val="20"/>
+        </w:rPr>
+        <w:t xml:space="preserve"> {{ </w:t>
       </w:r>
       <w:proofErr w:type="spellStart"/>
       <w:r>
@@ -5778,15 +1873,7 @@
           <w:spacing w:val="-2"/>
           <w:sz w:val="20"/>
         </w:rPr>
-        <w:t>court</w:t>
-      </w:r>
-      <w:proofErr w:type="gramEnd"/>
-      <w:r>
-        <w:rPr>
-          <w:spacing w:val="-2"/>
-          <w:sz w:val="20"/>
-        </w:rPr>
-        <w:t>_department</w:t>
+        <w:t>agency_name</w:t>
       </w:r>
       <w:proofErr w:type="spellEnd"/>
       <w:r>
@@ -5875,12 +1962,11 @@
               </wp:anchor>
             </w:drawing>
           </mc:Choice>
-          <mc:Fallback xmlns:ve="http://schemas.openxmlformats.org/markup-compatibility/2006" xmlns:a="http://schemas.openxmlformats.org/drawingml/2006/main" xmlns:pic="http://schemas.openxmlformats.org/drawingml/2006/picture">
+          <mc:Fallback>
             <w:pict>
-              <v:shape style="position:absolute;margin-left:167.024994pt;margin-top:5.720906pt;width:289.650pt;height:.1pt;mso-position-horizontal-relative:page;mso-position-vertical-relative:paragraph;z-index:-15727104;mso-wrap-distance-left:0;mso-wrap-distance-right:0" id="docshape6" coordorigin="3340,114" coordsize="5793,0" path="m3340,114l9133,114e" filled="false" stroked="true" strokeweight=".5pt" strokecolor="#000000">
+              <v:shape w14:anchorId="280CAC55" id="Graphic 9" o:spid="_x0000_s1026" style="position:absolute;margin-left:167pt;margin-top:5.7pt;width:289.65pt;height:.1pt;z-index:-15727104;visibility:visible;mso-wrap-style:square;mso-wrap-distance-left:0;mso-wrap-distance-top:0;mso-wrap-distance-right:0;mso-wrap-distance-bottom:0;mso-position-horizontal:absolute;mso-position-horizontal-relative:page;mso-position-vertical:absolute;mso-position-vertical-relative:text;v-text-anchor:top" coordsize="3678554,1270" o:gfxdata="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" path="m,l3678389,e" filled="f" strokeweight=".5pt">
                 <v:path arrowok="t"/>
-                <v:stroke dashstyle="solid"/>
-                <w10:wrap type="topAndBottom"/>
+                <w10:wrap type="topAndBottom" anchorx="page"/>
               </v:shape>
             </w:pict>
           </mc:Fallback>
@@ -5982,12 +2068,11 @@
               </wp:anchor>
             </w:drawing>
           </mc:Choice>
-          <mc:Fallback xmlns:ve="http://schemas.openxmlformats.org/markup-compatibility/2006" xmlns:a="http://schemas.openxmlformats.org/drawingml/2006/main" xmlns:pic="http://schemas.openxmlformats.org/drawingml/2006/picture">
+          <mc:Fallback>
             <w:pict>
-              <v:shape style="position:absolute;margin-left:167.042007pt;margin-top:12.512977pt;width:289.4pt;height:.1pt;mso-position-horizontal-relative:page;mso-position-vertical-relative:paragraph;z-index:-15726592;mso-wrap-distance-left:0;mso-wrap-distance-right:0" id="docshape7" coordorigin="3341,250" coordsize="5788,0" path="m3341,250l9128,250e" filled="false" stroked="true" strokeweight=".5pt" strokecolor="#000000">
+              <v:shape w14:anchorId="3C1BA96F" id="Graphic 10" o:spid="_x0000_s1026" style="position:absolute;margin-left:167.05pt;margin-top:12.5pt;width:289.4pt;height:.1pt;z-index:-15726592;visibility:visible;mso-wrap-style:square;mso-wrap-distance-left:0;mso-wrap-distance-top:0;mso-wrap-distance-right:0;mso-wrap-distance-bottom:0;mso-position-horizontal:absolute;mso-position-horizontal-relative:page;mso-position-vertical:absolute;mso-position-vertical-relative:text;v-text-anchor:top" coordsize="3675379,1270" o:gfxdata="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" path="m,l3675037,e" filled="f" strokeweight=".5pt">
                 <v:path arrowok="t"/>
-                <v:stroke dashstyle="solid"/>
-                <w10:wrap type="topAndBottom"/>
+                <w10:wrap type="topAndBottom" anchorx="page"/>
               </v:shape>
             </w:pict>
           </mc:Fallback>
@@ -6012,38 +2097,7 @@
           <w:sz w:val="20"/>
         </w:rPr>
         <w:tab/>
-      </w:r>
-      <w:proofErr w:type="gramStart"/>
-      <w:r>
-        <w:rPr>
-          <w:spacing w:val="-2"/>
-          <w:sz w:val="20"/>
-        </w:rPr>
-        <w:t xml:space="preserve">{{ </w:t>
-      </w:r>
-      <w:proofErr w:type="spellStart"/>
-      <w:r>
-        <w:rPr>
-          <w:spacing w:val="-2"/>
-          <w:sz w:val="20"/>
-        </w:rPr>
-        <w:t>lower</w:t>
-      </w:r>
-      <w:proofErr w:type="gramEnd"/>
-      <w:r>
-        <w:rPr>
-          <w:spacing w:val="-2"/>
-          <w:sz w:val="20"/>
-        </w:rPr>
-        <w:t>_docket_number</w:t>
-      </w:r>
-      <w:proofErr w:type="spellEnd"/>
-      <w:r>
-        <w:rPr>
-          <w:spacing w:val="-2"/>
-          <w:sz w:val="20"/>
-        </w:rPr>
-        <w:t xml:space="preserve"> }}</w:t>
+        <w:t>{{ lower_docket_number }}</w:t>
       </w:r>
     </w:p>
     <w:p>
@@ -6464,37 +2518,12 @@
                                 <w:szCs w:val="20"/>
                               </w:rPr>
                             </w:pPr>
-                            <w:proofErr w:type="gramStart"/>
                             <w:r>
                               <w:rPr>
                                 <w:sz w:val="20"/>
                                 <w:szCs w:val="20"/>
                               </w:rPr>
-                              <w:t xml:space="preserve">{{ </w:t>
-                            </w:r>
-                            <w:proofErr w:type="spellStart"/>
-                            <w:r>
-                              <w:rPr>
-                                <w:sz w:val="20"/>
-                                <w:szCs w:val="20"/>
-                              </w:rPr>
-                              <w:t>judge</w:t>
-                            </w:r>
-                            <w:proofErr w:type="gramEnd"/>
-                            <w:r>
-                              <w:rPr>
-                                <w:sz w:val="20"/>
-                                <w:szCs w:val="20"/>
-                              </w:rPr>
-                              <w:t>1_role</w:t>
-                            </w:r>
-                            <w:proofErr w:type="spellEnd"/>
-                            <w:r>
-                              <w:rPr>
-                                <w:sz w:val="20"/>
-                                <w:szCs w:val="20"/>
-                              </w:rPr>
-                              <w:t xml:space="preserve"> }}</w:t>
+                              <w:t>{{ judge1_role }}</w:t>
                             </w:r>
                           </w:p>
                         </w:txbxContent>
@@ -6526,37 +2555,12 @@
                           <w:szCs w:val="20"/>
                         </w:rPr>
                       </w:pPr>
-                      <w:proofErr w:type="gramStart"/>
                       <w:r>
                         <w:rPr>
                           <w:sz w:val="20"/>
                           <w:szCs w:val="20"/>
                         </w:rPr>
-                        <w:t xml:space="preserve">{{ </w:t>
-                      </w:r>
-                      <w:proofErr w:type="spellStart"/>
-                      <w:r>
-                        <w:rPr>
-                          <w:sz w:val="20"/>
-                          <w:szCs w:val="20"/>
-                        </w:rPr>
-                        <w:t>judge</w:t>
-                      </w:r>
-                      <w:proofErr w:type="gramEnd"/>
-                      <w:r>
-                        <w:rPr>
-                          <w:sz w:val="20"/>
-                          <w:szCs w:val="20"/>
-                        </w:rPr>
-                        <w:t>1_role</w:t>
-                      </w:r>
-                      <w:proofErr w:type="spellEnd"/>
-                      <w:r>
-                        <w:rPr>
-                          <w:sz w:val="20"/>
-                          <w:szCs w:val="20"/>
-                        </w:rPr>
-                        <w:t xml:space="preserve"> }}</w:t>
+                        <w:t>{{ judge1_role }}</w:t>
                       </w:r>
                     </w:p>
                   </w:txbxContent>
@@ -6615,37 +2619,12 @@
                                 <w:szCs w:val="20"/>
                               </w:rPr>
                             </w:pPr>
-                            <w:proofErr w:type="gramStart"/>
                             <w:r>
                               <w:rPr>
                                 <w:sz w:val="20"/>
                                 <w:szCs w:val="20"/>
                               </w:rPr>
-                              <w:t xml:space="preserve">{{ </w:t>
-                            </w:r>
-                            <w:proofErr w:type="spellStart"/>
-                            <w:r>
-                              <w:rPr>
-                                <w:sz w:val="20"/>
-                                <w:szCs w:val="20"/>
-                              </w:rPr>
-                              <w:t>judge</w:t>
-                            </w:r>
-                            <w:proofErr w:type="gramEnd"/>
-                            <w:r>
-                              <w:rPr>
-                                <w:sz w:val="20"/>
-                                <w:szCs w:val="20"/>
-                              </w:rPr>
-                              <w:t>1</w:t>
-                            </w:r>
-                            <w:proofErr w:type="spellEnd"/>
-                            <w:r>
-                              <w:rPr>
-                                <w:sz w:val="20"/>
-                                <w:szCs w:val="20"/>
-                              </w:rPr>
-                              <w:t xml:space="preserve"> }}</w:t>
+                              <w:t>{{ judge1 }}</w:t>
                             </w:r>
                           </w:p>
                         </w:txbxContent>
@@ -6677,37 +2656,12 @@
                           <w:szCs w:val="20"/>
                         </w:rPr>
                       </w:pPr>
-                      <w:proofErr w:type="gramStart"/>
                       <w:r>
                         <w:rPr>
                           <w:sz w:val="20"/>
                           <w:szCs w:val="20"/>
                         </w:rPr>
-                        <w:t xml:space="preserve">{{ </w:t>
-                      </w:r>
-                      <w:proofErr w:type="spellStart"/>
-                      <w:r>
-                        <w:rPr>
-                          <w:sz w:val="20"/>
-                          <w:szCs w:val="20"/>
-                        </w:rPr>
-                        <w:t>judge</w:t>
-                      </w:r>
-                      <w:proofErr w:type="gramEnd"/>
-                      <w:r>
-                        <w:rPr>
-                          <w:sz w:val="20"/>
-                          <w:szCs w:val="20"/>
-                        </w:rPr>
-                        <w:t>1</w:t>
-                      </w:r>
-                      <w:proofErr w:type="spellEnd"/>
-                      <w:r>
-                        <w:rPr>
-                          <w:sz w:val="20"/>
-                          <w:szCs w:val="20"/>
-                        </w:rPr>
-                        <w:t xml:space="preserve"> }}</w:t>
+                        <w:t>{{ judge1 }}</w:t>
                       </w:r>
                     </w:p>
                   </w:txbxContent>
@@ -6817,37 +2771,12 @@
                                 <w:szCs w:val="20"/>
                               </w:rPr>
                             </w:pPr>
-                            <w:proofErr w:type="gramStart"/>
                             <w:r>
                               <w:rPr>
                                 <w:sz w:val="20"/>
                                 <w:szCs w:val="20"/>
                               </w:rPr>
-                              <w:t xml:space="preserve">{{ </w:t>
-                            </w:r>
-                            <w:proofErr w:type="spellStart"/>
-                            <w:r>
-                              <w:rPr>
-                                <w:sz w:val="20"/>
-                                <w:szCs w:val="20"/>
-                              </w:rPr>
-                              <w:t>judge</w:t>
-                            </w:r>
-                            <w:proofErr w:type="gramEnd"/>
-                            <w:r>
-                              <w:rPr>
-                                <w:sz w:val="20"/>
-                                <w:szCs w:val="20"/>
-                              </w:rPr>
-                              <w:t>2_role</w:t>
-                            </w:r>
-                            <w:proofErr w:type="spellEnd"/>
-                            <w:r>
-                              <w:rPr>
-                                <w:sz w:val="20"/>
-                                <w:szCs w:val="20"/>
-                              </w:rPr>
-                              <w:t xml:space="preserve"> }}</w:t>
+                              <w:t>{{ judge2_role }}</w:t>
                             </w:r>
                           </w:p>
                         </w:txbxContent>
@@ -6879,44 +2808,12 @@
                           <w:szCs w:val="20"/>
                         </w:rPr>
                       </w:pPr>
-                      <w:proofErr w:type="gramStart"/>
                       <w:r>
                         <w:rPr>
                           <w:sz w:val="20"/>
                           <w:szCs w:val="20"/>
                         </w:rPr>
-                        <w:t xml:space="preserve">{{ </w:t>
-                      </w:r>
-                      <w:proofErr w:type="spellStart"/>
-                      <w:r>
-                        <w:rPr>
-                          <w:sz w:val="20"/>
-                          <w:szCs w:val="20"/>
-                        </w:rPr>
-                        <w:t>judge</w:t>
-                      </w:r>
-                      <w:proofErr w:type="gramEnd"/>
-                      <w:r>
-                        <w:rPr>
-                          <w:sz w:val="20"/>
-                          <w:szCs w:val="20"/>
-                        </w:rPr>
-                        <w:t>2</w:t>
-                      </w:r>
-                      <w:r>
-                        <w:rPr>
-                          <w:sz w:val="20"/>
-                          <w:szCs w:val="20"/>
-                        </w:rPr>
-                        <w:t>_role</w:t>
-                      </w:r>
-                      <w:proofErr w:type="spellEnd"/>
-                      <w:r>
-                        <w:rPr>
-                          <w:sz w:val="20"/>
-                          <w:szCs w:val="20"/>
-                        </w:rPr>
-                        <w:t xml:space="preserve"> }}</w:t>
+                        <w:t>{{ judge2_role }}</w:t>
                       </w:r>
                     </w:p>
                   </w:txbxContent>
@@ -6975,37 +2872,12 @@
                                 <w:szCs w:val="20"/>
                               </w:rPr>
                             </w:pPr>
-                            <w:proofErr w:type="gramStart"/>
                             <w:r>
                               <w:rPr>
                                 <w:sz w:val="20"/>
                                 <w:szCs w:val="20"/>
                               </w:rPr>
-                              <w:t xml:space="preserve">{{ </w:t>
-                            </w:r>
-                            <w:proofErr w:type="spellStart"/>
-                            <w:r>
-                              <w:rPr>
-                                <w:sz w:val="20"/>
-                                <w:szCs w:val="20"/>
-                              </w:rPr>
-                              <w:t>judge</w:t>
-                            </w:r>
-                            <w:proofErr w:type="gramEnd"/>
-                            <w:r>
-                              <w:rPr>
-                                <w:sz w:val="20"/>
-                                <w:szCs w:val="20"/>
-                              </w:rPr>
-                              <w:t>2</w:t>
-                            </w:r>
-                            <w:proofErr w:type="spellEnd"/>
-                            <w:r>
-                              <w:rPr>
-                                <w:sz w:val="20"/>
-                                <w:szCs w:val="20"/>
-                              </w:rPr>
-                              <w:t xml:space="preserve"> }}</w:t>
+                              <w:t>{{ judge2 }}</w:t>
                             </w:r>
                           </w:p>
                         </w:txbxContent>
@@ -7037,37 +2909,12 @@
                           <w:szCs w:val="20"/>
                         </w:rPr>
                       </w:pPr>
-                      <w:proofErr w:type="gramStart"/>
                       <w:r>
                         <w:rPr>
                           <w:sz w:val="20"/>
                           <w:szCs w:val="20"/>
                         </w:rPr>
-                        <w:t xml:space="preserve">{{ </w:t>
-                      </w:r>
-                      <w:proofErr w:type="spellStart"/>
-                      <w:r>
-                        <w:rPr>
-                          <w:sz w:val="20"/>
-                          <w:szCs w:val="20"/>
-                        </w:rPr>
-                        <w:t>judge</w:t>
-                      </w:r>
-                      <w:proofErr w:type="gramEnd"/>
-                      <w:r>
-                        <w:rPr>
-                          <w:sz w:val="20"/>
-                          <w:szCs w:val="20"/>
-                        </w:rPr>
-                        <w:t>2</w:t>
-                      </w:r>
-                      <w:proofErr w:type="spellEnd"/>
-                      <w:r>
-                        <w:rPr>
-                          <w:sz w:val="20"/>
-                          <w:szCs w:val="20"/>
-                        </w:rPr>
-                        <w:t xml:space="preserve"> }}</w:t>
+                        <w:t>{{ judge2 }}</w:t>
                       </w:r>
                     </w:p>
                   </w:txbxContent>
@@ -7177,37 +3024,12 @@
                                 <w:szCs w:val="20"/>
                               </w:rPr>
                             </w:pPr>
-                            <w:proofErr w:type="gramStart"/>
                             <w:r>
                               <w:rPr>
                                 <w:sz w:val="20"/>
                                 <w:szCs w:val="20"/>
                               </w:rPr>
-                              <w:t xml:space="preserve">{{ </w:t>
-                            </w:r>
-                            <w:proofErr w:type="spellStart"/>
-                            <w:r>
-                              <w:rPr>
-                                <w:sz w:val="20"/>
-                                <w:szCs w:val="20"/>
-                              </w:rPr>
-                              <w:t>judge</w:t>
-                            </w:r>
-                            <w:proofErr w:type="gramEnd"/>
-                            <w:r>
-                              <w:rPr>
-                                <w:sz w:val="20"/>
-                                <w:szCs w:val="20"/>
-                              </w:rPr>
-                              <w:t>3_role</w:t>
-                            </w:r>
-                            <w:proofErr w:type="spellEnd"/>
-                            <w:r>
-                              <w:rPr>
-                                <w:sz w:val="20"/>
-                                <w:szCs w:val="20"/>
-                              </w:rPr>
-                              <w:t xml:space="preserve"> }}</w:t>
+                              <w:t>{{ judge3_role }}</w:t>
                             </w:r>
                           </w:p>
                         </w:txbxContent>
@@ -7239,44 +3061,12 @@
                           <w:szCs w:val="20"/>
                         </w:rPr>
                       </w:pPr>
-                      <w:proofErr w:type="gramStart"/>
                       <w:r>
                         <w:rPr>
                           <w:sz w:val="20"/>
                           <w:szCs w:val="20"/>
                         </w:rPr>
-                        <w:t xml:space="preserve">{{ </w:t>
-                      </w:r>
-                      <w:proofErr w:type="spellStart"/>
-                      <w:r>
-                        <w:rPr>
-                          <w:sz w:val="20"/>
-                          <w:szCs w:val="20"/>
-                        </w:rPr>
-                        <w:t>judge</w:t>
-                      </w:r>
-                      <w:proofErr w:type="gramEnd"/>
-                      <w:r>
-                        <w:rPr>
-                          <w:sz w:val="20"/>
-                          <w:szCs w:val="20"/>
-                        </w:rPr>
-                        <w:t>3</w:t>
-                      </w:r>
-                      <w:r>
-                        <w:rPr>
-                          <w:sz w:val="20"/>
-                          <w:szCs w:val="20"/>
-                        </w:rPr>
-                        <w:t>_role</w:t>
-                      </w:r>
-                      <w:proofErr w:type="spellEnd"/>
-                      <w:r>
-                        <w:rPr>
-                          <w:sz w:val="20"/>
-                          <w:szCs w:val="20"/>
-                        </w:rPr>
-                        <w:t xml:space="preserve"> }}</w:t>
+                        <w:t>{{ judge3_role }}</w:t>
                       </w:r>
                     </w:p>
                   </w:txbxContent>
@@ -7335,37 +3125,12 @@
                                 <w:szCs w:val="20"/>
                               </w:rPr>
                             </w:pPr>
-                            <w:proofErr w:type="gramStart"/>
                             <w:r>
                               <w:rPr>
                                 <w:sz w:val="20"/>
                                 <w:szCs w:val="20"/>
                               </w:rPr>
-                              <w:t xml:space="preserve">{{ </w:t>
-                            </w:r>
-                            <w:proofErr w:type="spellStart"/>
-                            <w:r>
-                              <w:rPr>
-                                <w:sz w:val="20"/>
-                                <w:szCs w:val="20"/>
-                              </w:rPr>
-                              <w:t>judge</w:t>
-                            </w:r>
-                            <w:proofErr w:type="gramEnd"/>
-                            <w:r>
-                              <w:rPr>
-                                <w:sz w:val="20"/>
-                                <w:szCs w:val="20"/>
-                              </w:rPr>
-                              <w:t>3</w:t>
-                            </w:r>
-                            <w:proofErr w:type="spellEnd"/>
-                            <w:r>
-                              <w:rPr>
-                                <w:sz w:val="20"/>
-                                <w:szCs w:val="20"/>
-                              </w:rPr>
-                              <w:t xml:space="preserve"> }}</w:t>
+                              <w:t>{{ judge3 }}</w:t>
                             </w:r>
                           </w:p>
                         </w:txbxContent>
@@ -7397,37 +3162,12 @@
                           <w:szCs w:val="20"/>
                         </w:rPr>
                       </w:pPr>
-                      <w:proofErr w:type="gramStart"/>
                       <w:r>
                         <w:rPr>
                           <w:sz w:val="20"/>
                           <w:szCs w:val="20"/>
                         </w:rPr>
-                        <w:t xml:space="preserve">{{ </w:t>
-                      </w:r>
-                      <w:proofErr w:type="spellStart"/>
-                      <w:r>
-                        <w:rPr>
-                          <w:sz w:val="20"/>
-                          <w:szCs w:val="20"/>
-                        </w:rPr>
-                        <w:t>judge</w:t>
-                      </w:r>
-                      <w:proofErr w:type="gramEnd"/>
-                      <w:r>
-                        <w:rPr>
-                          <w:sz w:val="20"/>
-                          <w:szCs w:val="20"/>
-                        </w:rPr>
-                        <w:t>3</w:t>
-                      </w:r>
-                      <w:proofErr w:type="spellEnd"/>
-                      <w:r>
-                        <w:rPr>
-                          <w:sz w:val="20"/>
-                          <w:szCs w:val="20"/>
-                        </w:rPr>
-                        <w:t xml:space="preserve"> }}</w:t>
+                        <w:t>{{ judge3 }}</w:t>
                       </w:r>
                     </w:p>
                   </w:txbxContent>
@@ -7658,7 +3398,6 @@
         </w:rPr>
         <w:t xml:space="preserve"> </w:t>
       </w:r>
-      <w:proofErr w:type="gramStart"/>
       <w:r>
         <w:rPr>
           <w:position w:val="1"/>
@@ -7666,7 +3405,6 @@
         </w:rPr>
         <w:t>designated</w:t>
       </w:r>
-      <w:proofErr w:type="gramEnd"/>
       <w:r>
         <w:rPr>
           <w:spacing w:val="-1"/>
@@ -7815,46 +3553,7 @@
           <w:position w:val="1"/>
           <w:sz w:val="20"/>
         </w:rPr>
-        <w:t>3</w:t>
-      </w:r>
-      <w:proofErr w:type="gramStart"/>
-      <w:r>
-        <w:rPr>
-          <w:position w:val="1"/>
-          <w:sz w:val="20"/>
-        </w:rPr>
-        <w:t>)</w:t>
-      </w:r>
-      <w:r>
-        <w:rPr>
-          <w:position w:val="1"/>
-          <w:sz w:val="20"/>
-        </w:rPr>
-        <w:t xml:space="preserve">  {</w:t>
-      </w:r>
-      <w:proofErr w:type="gramEnd"/>
-      <w:r>
-        <w:rPr>
-          <w:position w:val="1"/>
-          <w:sz w:val="20"/>
-        </w:rPr>
-        <w:t xml:space="preserve">{ “Yes” if </w:t>
-      </w:r>
-      <w:proofErr w:type="spellStart"/>
-      <w:r>
-        <w:rPr>
-          <w:position w:val="1"/>
-          <w:sz w:val="20"/>
-        </w:rPr>
-        <w:t>record_impounded</w:t>
-      </w:r>
-      <w:proofErr w:type="spellEnd"/>
-      <w:r>
-        <w:rPr>
-          <w:position w:val="1"/>
-          <w:sz w:val="20"/>
-        </w:rPr>
-        <w:t xml:space="preserve"> else “No” }}</w:t>
+        <w:t>3)  {{ “Yes” if record_impounded else “No” }}</w:t>
       </w:r>
       <w:r>
         <w:rPr>
@@ -7863,16 +3562,7 @@
           <w:position w:val="1"/>
           <w:sz w:val="20"/>
         </w:rPr>
-        <w:t xml:space="preserve"> </w:t>
-      </w:r>
-      <w:r>
-        <w:rPr>
-          <w:spacing w:val="80"/>
-          <w:w w:val="150"/>
-          <w:position w:val="1"/>
-          <w:sz w:val="20"/>
-        </w:rPr>
-        <w:t xml:space="preserve"> </w:t>
+        <w:t xml:space="preserve">  </w:t>
       </w:r>
       <w:r>
         <w:rPr>
@@ -7916,34 +3606,7 @@
           <w:sz w:val="20"/>
         </w:rPr>
         <w:tab/>
-      </w:r>
-      <w:proofErr w:type="gramStart"/>
-      <w:r>
-        <w:rPr>
-          <w:sz w:val="20"/>
-        </w:rPr>
-        <w:t>{{ “</w:t>
-      </w:r>
-      <w:proofErr w:type="gramEnd"/>
-      <w:r>
-        <w:rPr>
-          <w:sz w:val="20"/>
-        </w:rPr>
-        <w:t xml:space="preserve">Yes” if </w:t>
-      </w:r>
-      <w:proofErr w:type="spellStart"/>
-      <w:r>
-        <w:rPr>
-          <w:sz w:val="20"/>
-        </w:rPr>
-        <w:t>fully_impounded</w:t>
-      </w:r>
-      <w:proofErr w:type="spellEnd"/>
-      <w:r>
-        <w:rPr>
-          <w:sz w:val="20"/>
-        </w:rPr>
-        <w:t xml:space="preserve"> else “No” }}</w:t>
+        <w:t>{{ “Yes” if fully_impounded else “No” }}</w:t>
       </w:r>
     </w:p>
     <w:p>
@@ -8254,7 +3917,7 @@
         </w:rPr>
         <w:t xml:space="preserve"> </w:t>
       </w:r>
-      <w:hyperlink r:id="rId14" w:history="1">
+      <w:hyperlink r:id="rId9" w:history="1">
         <w:r>
           <w:rPr>
             <w:rStyle w:val="Hyperlink"/>
@@ -8283,7 +3946,7 @@
         </w:rPr>
         <w:t xml:space="preserve"> </w:t>
       </w:r>
-      <w:hyperlink r:id="rId15" w:anchor="-c-notice-to-the-clerk" w:history="1">
+      <w:hyperlink r:id="rId10" w:anchor="-c-notice-to-the-clerk" w:history="1">
         <w:r>
           <w:rPr>
             <w:rStyle w:val="Hyperlink"/>
@@ -8359,7 +4022,7 @@
         </w:rPr>
         <w:t xml:space="preserve"> </w:t>
       </w:r>
-      <w:hyperlink r:id="rId16" w:anchor="section-2-maintaining-confidentiality-of-previously-impounded-material-in-cases-on-appeal" w:history="1">
+      <w:hyperlink r:id="rId11" w:anchor="section-2-maintaining-confidentiality-of-previously-impounded-material-in-cases-on-appeal" w:history="1">
         <w:r>
           <w:rPr>
             <w:rStyle w:val="Hyperlink"/>
@@ -8439,19 +4102,11 @@
         </w:rPr>
         <w:t xml:space="preserve"> </w:t>
       </w:r>
-      <w:proofErr w:type="spellStart"/>
-      <w:r>
-        <w:rPr>
-          <w:sz w:val="20"/>
-        </w:rPr>
-        <w:t>Mass.R.A.P</w:t>
-      </w:r>
-      <w:proofErr w:type="spellEnd"/>
-      <w:r>
-        <w:rPr>
-          <w:sz w:val="20"/>
-        </w:rPr>
-        <w:t>.</w:t>
+      <w:r>
+        <w:rPr>
+          <w:sz w:val="20"/>
+        </w:rPr>
+        <w:t>Mass.R.A.P.</w:t>
       </w:r>
       <w:r>
         <w:rPr>
@@ -8460,7 +4115,7 @@
         </w:rPr>
         <w:t xml:space="preserve"> </w:t>
       </w:r>
-      <w:hyperlink r:id="rId17" w:anchor="-d-references-in-briefs-to-parties" w:history="1">
+      <w:hyperlink r:id="rId12" w:anchor="-d-references-in-briefs-to-parties" w:history="1">
         <w:r>
           <w:rPr>
             <w:rStyle w:val="Hyperlink"/>
@@ -8482,7 +4137,7 @@
         </w:rPr>
         <w:t xml:space="preserve"> </w:t>
       </w:r>
-      <w:hyperlink r:id="rId18" w:anchor="-m-references-to-impounded-material" w:history="1">
+      <w:hyperlink r:id="rId13" w:anchor="-m-references-to-impounded-material" w:history="1">
         <w:r>
           <w:rPr>
             <w:rStyle w:val="Hyperlink"/>
@@ -8504,7 +4159,7 @@
         </w:rPr>
         <w:t xml:space="preserve"> </w:t>
       </w:r>
-      <w:hyperlink r:id="rId19" w:anchor="-a-duty-of-appellant-to-prepare-and-file-content-of-appendix" w:history="1">
+      <w:hyperlink r:id="rId14" w:anchor="-a-duty-of-appellant-to-prepare-and-file-content-of-appendix" w:history="1">
         <w:r>
           <w:rPr>
             <w:rStyle w:val="Hyperlink"/>
@@ -8539,7 +4194,7 @@
         </w:rPr>
         <w:t xml:space="preserve"> </w:t>
       </w:r>
-      <w:hyperlink r:id="rId20" w:anchor="-g-amendment-of-appendix" w:history="1">
+      <w:hyperlink r:id="rId15" w:anchor="-g-amendment-of-appendix" w:history="1">
         <w:r>
           <w:rPr>
             <w:rStyle w:val="Hyperlink"/>
@@ -8587,19 +4242,11 @@
         </w:rPr>
         <w:t xml:space="preserve"> </w:t>
       </w:r>
-      <w:proofErr w:type="spellStart"/>
-      <w:r>
-        <w:rPr>
-          <w:sz w:val="20"/>
-        </w:rPr>
-        <w:t>Mass.R.A.P</w:t>
-      </w:r>
-      <w:proofErr w:type="spellEnd"/>
-      <w:r>
-        <w:rPr>
-          <w:sz w:val="20"/>
-        </w:rPr>
-        <w:t>.</w:t>
+      <w:r>
+        <w:rPr>
+          <w:sz w:val="20"/>
+        </w:rPr>
+        <w:t>Mass.R.A.P.</w:t>
       </w:r>
       <w:r>
         <w:rPr>
@@ -8824,10 +4471,11 @@
           <w:noProof/>
           <w:sz w:val="20"/>
         </w:rPr>
+        <w:lastRenderedPageBreak/>
         <mc:AlternateContent>
           <mc:Choice Requires="wps">
             <w:drawing>
-              <wp:anchor distT="0" distB="0" distL="114300" distR="114300" simplePos="0" relativeHeight="487619072" behindDoc="0" locked="0" layoutInCell="1" allowOverlap="1" wp14:anchorId="02C3D40E" wp14:editId="0E34F982">
+              <wp:anchor distT="0" distB="0" distL="114300" distR="114300" simplePos="0" relativeHeight="487619072" behindDoc="0" locked="0" layoutInCell="1" allowOverlap="1" wp14:anchorId="02C3D40E" wp14:editId="1EB31957">
                 <wp:simplePos x="0" y="0"/>
                 <wp:positionH relativeFrom="column">
                   <wp:posOffset>234387</wp:posOffset>
@@ -8836,7 +4484,7 @@
                   <wp:posOffset>73178</wp:posOffset>
                 </wp:positionV>
                 <wp:extent cx="6813110" cy="902825"/>
-                <wp:effectExtent l="0" t="0" r="0" b="0"/>
+                <wp:effectExtent l="0" t="0" r="0" b="2540"/>
                 <wp:wrapNone/>
                 <wp:docPr id="199371379" name="Text Box 54"/>
                 <wp:cNvGraphicFramePr/>
@@ -8873,23 +4521,7 @@
                                 <w:sz w:val="20"/>
                                 <w:szCs w:val="20"/>
                               </w:rPr>
-                              <w:t xml:space="preserve">{% if </w:t>
-                            </w:r>
-                            <w:proofErr w:type="spellStart"/>
-                            <w:r>
-                              <w:rPr>
-                                <w:sz w:val="20"/>
-                                <w:szCs w:val="20"/>
-                              </w:rPr>
-                              <w:t>record_impounded</w:t>
-                            </w:r>
-                            <w:proofErr w:type="spellEnd"/>
-                            <w:r>
-                              <w:rPr>
-                                <w:sz w:val="20"/>
-                                <w:szCs w:val="20"/>
-                              </w:rPr>
-                              <w:t xml:space="preserve"> %}</w:t>
+                              <w:t>{% if record_impounded %}</w:t>
                             </w:r>
                             <w:r>
                               <w:rPr>
@@ -8897,23 +4529,7 @@
                                 <w:szCs w:val="20"/>
                               </w:rPr>
                               <w:br/>
-                              <w:t xml:space="preserve">{% if </w:t>
-                            </w:r>
-                            <w:proofErr w:type="spellStart"/>
-                            <w:r>
-                              <w:rPr>
-                                <w:sz w:val="20"/>
-                                <w:szCs w:val="20"/>
-                              </w:rPr>
-                              <w:t>fully_impounded</w:t>
-                            </w:r>
-                            <w:proofErr w:type="spellEnd"/>
-                            <w:r>
-                              <w:rPr>
-                                <w:sz w:val="20"/>
-                                <w:szCs w:val="20"/>
-                              </w:rPr>
-                              <w:t xml:space="preserve"> %}</w:t>
+                              <w:t>{% if fully_impounded %}</w:t>
                             </w:r>
                             <w:r>
                               <w:rPr>
@@ -8921,23 +4537,7 @@
                                 <w:szCs w:val="20"/>
                               </w:rPr>
                               <w:br/>
-                              <w:t>entire case; {{ ", ".join(</w:t>
-                            </w:r>
-                            <w:proofErr w:type="spellStart"/>
-                            <w:r>
-                              <w:rPr>
-                                <w:sz w:val="20"/>
-                                <w:szCs w:val="20"/>
-                              </w:rPr>
-                              <w:t>impoundment_details.true_values</w:t>
-                            </w:r>
-                            <w:proofErr w:type="spellEnd"/>
-                            <w:r>
-                              <w:rPr>
-                                <w:sz w:val="20"/>
-                                <w:szCs w:val="20"/>
-                              </w:rPr>
-                              <w:t>()) }}</w:t>
+                              <w:t>entire case; {{ ", ".join(impoundment_details.true_values()) }}</w:t>
                             </w:r>
                             <w:r>
                               <w:rPr>
@@ -8953,39 +4553,7 @@
                                 <w:szCs w:val="20"/>
                               </w:rPr>
                               <w:br/>
-                              <w:t xml:space="preserve">{{ </w:t>
-                            </w:r>
-                            <w:proofErr w:type="spellStart"/>
-                            <w:r>
-                              <w:rPr>
-                                <w:sz w:val="20"/>
-                                <w:szCs w:val="20"/>
-                              </w:rPr>
-                              <w:t>impoundment_documents</w:t>
-                            </w:r>
-                            <w:proofErr w:type="spellEnd"/>
-                            <w:r>
-                              <w:rPr>
-                                <w:sz w:val="20"/>
-                                <w:szCs w:val="20"/>
-                              </w:rPr>
-                              <w:t xml:space="preserve"> }}; {{ ", ".join(</w:t>
-                            </w:r>
-                            <w:proofErr w:type="spellStart"/>
-                            <w:r>
-                              <w:rPr>
-                                <w:sz w:val="20"/>
-                                <w:szCs w:val="20"/>
-                              </w:rPr>
-                              <w:t>impoundment_details.true_values</w:t>
-                            </w:r>
-                            <w:proofErr w:type="spellEnd"/>
-                            <w:r>
-                              <w:rPr>
-                                <w:sz w:val="20"/>
-                                <w:szCs w:val="20"/>
-                              </w:rPr>
-                              <w:t>()) }}</w:t>
+                              <w:t>{{ impoundment_documents }}; {{ ", ".join(impoundment_details.true_values()) }}</w:t>
                             </w:r>
                             <w:r>
                               <w:rPr>
@@ -9042,11 +4610,7 @@
           </mc:Choice>
           <mc:Fallback>
             <w:pict>
-              <v:shapetype w14:anchorId="02C3D40E" id="_x0000_t202" coordsize="21600,21600" o:spt="202" path="m,l,21600r21600,l21600,xe">
-                <v:stroke joinstyle="miter"/>
-                <v:path gradientshapeok="t" o:connecttype="rect"/>
-              </v:shapetype>
-              <v:shape id="Text Box 54" o:spid="_x0000_s1038" type="#_x0000_t202" style="position:absolute;left:0;text-align:left;margin-left:18.45pt;margin-top:5.75pt;width:536.45pt;height:71.1pt;z-index:487619072;visibility:visible;mso-wrap-style:square;mso-width-percent:0;mso-height-percent:0;mso-wrap-distance-left:9pt;mso-wrap-distance-top:0;mso-wrap-distance-right:9pt;mso-wrap-distance-bottom:0;mso-position-horizontal:absolute;mso-position-horizontal-relative:text;mso-position-vertical:absolute;mso-position-vertical-relative:text;mso-width-percent:0;mso-height-percent:0;mso-width-relative:margin;mso-height-relative:margin;v-text-anchor:top" o:gfxdata="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" fillcolor="white [3201]" stroked="f" strokeweight=".5pt">
+              <v:shape w14:anchorId="02C3D40E" id="Text Box 54" o:spid="_x0000_s1038" type="#_x0000_t202" style="position:absolute;left:0;text-align:left;margin-left:18.45pt;margin-top:5.75pt;width:536.45pt;height:71.1pt;z-index:487619072;visibility:visible;mso-wrap-style:square;mso-width-percent:0;mso-height-percent:0;mso-wrap-distance-left:9pt;mso-wrap-distance-top:0;mso-wrap-distance-right:9pt;mso-wrap-distance-bottom:0;mso-position-horizontal:absolute;mso-position-horizontal-relative:text;mso-position-vertical:absolute;mso-position-vertical-relative:text;mso-width-percent:0;mso-height-percent:0;mso-width-relative:margin;mso-height-relative:margin;v-text-anchor:top" o:gfxdata="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" fillcolor="white [3201]" stroked="f" strokeweight=".5pt">
                 <v:textbox>
                   <w:txbxContent>
                     <w:p>
@@ -9061,23 +4625,7 @@
                           <w:sz w:val="20"/>
                           <w:szCs w:val="20"/>
                         </w:rPr>
-                        <w:t xml:space="preserve">{% if </w:t>
-                      </w:r>
-                      <w:proofErr w:type="spellStart"/>
-                      <w:r>
-                        <w:rPr>
-                          <w:sz w:val="20"/>
-                          <w:szCs w:val="20"/>
-                        </w:rPr>
-                        <w:t>record_impounded</w:t>
-                      </w:r>
-                      <w:proofErr w:type="spellEnd"/>
-                      <w:r>
-                        <w:rPr>
-                          <w:sz w:val="20"/>
-                          <w:szCs w:val="20"/>
-                        </w:rPr>
-                        <w:t xml:space="preserve"> %}</w:t>
+                        <w:t>{% if record_impounded %}</w:t>
                       </w:r>
                       <w:r>
                         <w:rPr>
@@ -9085,23 +4633,7 @@
                           <w:szCs w:val="20"/>
                         </w:rPr>
                         <w:br/>
-                        <w:t xml:space="preserve">{% if </w:t>
-                      </w:r>
-                      <w:proofErr w:type="spellStart"/>
-                      <w:r>
-                        <w:rPr>
-                          <w:sz w:val="20"/>
-                          <w:szCs w:val="20"/>
-                        </w:rPr>
-                        <w:t>fully_impounded</w:t>
-                      </w:r>
-                      <w:proofErr w:type="spellEnd"/>
-                      <w:r>
-                        <w:rPr>
-                          <w:sz w:val="20"/>
-                          <w:szCs w:val="20"/>
-                        </w:rPr>
-                        <w:t xml:space="preserve"> %}</w:t>
+                        <w:t>{% if fully_impounded %}</w:t>
                       </w:r>
                       <w:r>
                         <w:rPr>
@@ -9109,23 +4641,7 @@
                           <w:szCs w:val="20"/>
                         </w:rPr>
                         <w:br/>
-                        <w:t>entire case; {{ ", ".join(</w:t>
-                      </w:r>
-                      <w:proofErr w:type="spellStart"/>
-                      <w:r>
-                        <w:rPr>
-                          <w:sz w:val="20"/>
-                          <w:szCs w:val="20"/>
-                        </w:rPr>
-                        <w:t>impoundment_details.true_values</w:t>
-                      </w:r>
-                      <w:proofErr w:type="spellEnd"/>
-                      <w:r>
-                        <w:rPr>
-                          <w:sz w:val="20"/>
-                          <w:szCs w:val="20"/>
-                        </w:rPr>
-                        <w:t>()) }}</w:t>
+                        <w:t>entire case; {{ ", ".join(impoundment_details.true_values()) }}</w:t>
                       </w:r>
                       <w:r>
                         <w:rPr>
@@ -9141,39 +4657,7 @@
                           <w:szCs w:val="20"/>
                         </w:rPr>
                         <w:br/>
-                        <w:t xml:space="preserve">{{ </w:t>
-                      </w:r>
-                      <w:proofErr w:type="spellStart"/>
-                      <w:r>
-                        <w:rPr>
-                          <w:sz w:val="20"/>
-                          <w:szCs w:val="20"/>
-                        </w:rPr>
-                        <w:t>impoundment_documents</w:t>
-                      </w:r>
-                      <w:proofErr w:type="spellEnd"/>
-                      <w:r>
-                        <w:rPr>
-                          <w:sz w:val="20"/>
-                          <w:szCs w:val="20"/>
-                        </w:rPr>
-                        <w:t xml:space="preserve"> }}; {{ ", ".join(</w:t>
-                      </w:r>
-                      <w:proofErr w:type="spellStart"/>
-                      <w:r>
-                        <w:rPr>
-                          <w:sz w:val="20"/>
-                          <w:szCs w:val="20"/>
-                        </w:rPr>
-                        <w:t>impoundment_details.true_values</w:t>
-                      </w:r>
-                      <w:proofErr w:type="spellEnd"/>
-                      <w:r>
-                        <w:rPr>
-                          <w:sz w:val="20"/>
-                          <w:szCs w:val="20"/>
-                        </w:rPr>
-                        <w:t>()) }}</w:t>
+                        <w:t>{{ impoundment_documents }}; {{ ", ".join(impoundment_details.true_values()) }}</w:t>
                       </w:r>
                       <w:r>
                         <w:rPr>
@@ -9223,7 +4707,7 @@
         <mc:AlternateContent>
           <mc:Choice Requires="wpg">
             <w:drawing>
-              <wp:inline distT="0" distB="0" distL="0" distR="0" wp14:anchorId="1A44CA2B" wp14:editId="1A303EC1">
+              <wp:inline distT="0" distB="0" distL="0" distR="0" wp14:anchorId="1A44CA2B" wp14:editId="22A646F4">
                 <wp:extent cx="7021195" cy="1043354"/>
                 <wp:effectExtent l="0" t="0" r="14605" b="10795"/>
                 <wp:docPr id="26" name="Group 26"/>
@@ -9301,7 +4785,7 @@
           </mc:Choice>
           <mc:Fallback>
             <w:pict>
-              <v:group w14:anchorId="3721161F" id="Group 26" o:spid="_x0000_s1026" style="width:552.85pt;height:82.15pt;mso-position-horizontal-relative:char;mso-position-vertical-relative:line" coordsize="70211,13963" o:gfxdata="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">
+              <v:group w14:anchorId="51569BF7" id="Group 26" o:spid="_x0000_s1026" style="width:552.85pt;height:82.15pt;mso-position-horizontal-relative:char;mso-position-vertical-relative:line" coordsize="70211,13963" o:gfxdata="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">
                 <v:shape id="Graphic 27" o:spid="_x0000_s1027" style="position:absolute;left:31;top:31;width:70149;height:13900;visibility:visible;mso-wrap-style:square;v-text-anchor:top" coordsize="7014845,1390015" o:gfxdata="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" path="m,1389887r7014591,l7014591,,,,,1389887xe" filled="f" strokeweight=".5pt">
                   <v:path arrowok="t"/>
                 </v:shape>
@@ -9419,69 +4903,12 @@
                                 <w:szCs w:val="20"/>
                               </w:rPr>
                             </w:pPr>
-                            <w:proofErr w:type="gramStart"/>
                             <w:r>
                               <w:rPr>
                                 <w:sz w:val="20"/>
                                 <w:szCs w:val="20"/>
                               </w:rPr>
-                              <w:t xml:space="preserve">{{ </w:t>
-                            </w:r>
-                            <w:proofErr w:type="spellStart"/>
-                            <w:r>
-                              <w:rPr>
-                                <w:sz w:val="20"/>
-                                <w:szCs w:val="20"/>
-                              </w:rPr>
-                              <w:t>nature</w:t>
-                            </w:r>
-                            <w:proofErr w:type="gramEnd"/>
-                            <w:r>
-                              <w:rPr>
-                                <w:sz w:val="20"/>
-                                <w:szCs w:val="20"/>
-                              </w:rPr>
-                              <w:t>_of_case</w:t>
-                            </w:r>
-                            <w:proofErr w:type="spellEnd"/>
-                            <w:r>
-                              <w:rPr>
-                                <w:sz w:val="20"/>
-                                <w:szCs w:val="20"/>
-                              </w:rPr>
-                              <w:t xml:space="preserve"> if </w:t>
-                            </w:r>
-                            <w:proofErr w:type="spellStart"/>
-                            <w:r>
-                              <w:rPr>
-                                <w:sz w:val="20"/>
-                                <w:szCs w:val="20"/>
-                              </w:rPr>
-                              <w:t>nature_of_case</w:t>
-                            </w:r>
-                            <w:proofErr w:type="spellEnd"/>
-                            <w:r>
-                              <w:rPr>
-                                <w:sz w:val="20"/>
-                                <w:szCs w:val="20"/>
-                              </w:rPr>
-                              <w:t xml:space="preserve"> != "Other" else </w:t>
-                            </w:r>
-                            <w:proofErr w:type="spellStart"/>
-                            <w:r>
-                              <w:rPr>
-                                <w:sz w:val="20"/>
-                                <w:szCs w:val="20"/>
-                              </w:rPr>
-                              <w:t>nature_of_case_other</w:t>
-                            </w:r>
-                            <w:proofErr w:type="spellEnd"/>
-                            <w:r>
-                              <w:rPr>
-                                <w:sz w:val="20"/>
-                                <w:szCs w:val="20"/>
-                              </w:rPr>
-                              <w:t xml:space="preserve"> }}</w:t>
+                              <w:t>{{ nature_of_case if nature_of_case != "Other" else nature_of_case_other }}</w:t>
                             </w:r>
                           </w:p>
                         </w:txbxContent>
@@ -9513,69 +4940,12 @@
                           <w:szCs w:val="20"/>
                         </w:rPr>
                       </w:pPr>
-                      <w:proofErr w:type="gramStart"/>
                       <w:r>
                         <w:rPr>
                           <w:sz w:val="20"/>
                           <w:szCs w:val="20"/>
                         </w:rPr>
-                        <w:t xml:space="preserve">{{ </w:t>
-                      </w:r>
-                      <w:proofErr w:type="spellStart"/>
-                      <w:r>
-                        <w:rPr>
-                          <w:sz w:val="20"/>
-                          <w:szCs w:val="20"/>
-                        </w:rPr>
-                        <w:t>nature</w:t>
-                      </w:r>
-                      <w:proofErr w:type="gramEnd"/>
-                      <w:r>
-                        <w:rPr>
-                          <w:sz w:val="20"/>
-                          <w:szCs w:val="20"/>
-                        </w:rPr>
-                        <w:t>_of_case</w:t>
-                      </w:r>
-                      <w:proofErr w:type="spellEnd"/>
-                      <w:r>
-                        <w:rPr>
-                          <w:sz w:val="20"/>
-                          <w:szCs w:val="20"/>
-                        </w:rPr>
-                        <w:t xml:space="preserve"> if </w:t>
-                      </w:r>
-                      <w:proofErr w:type="spellStart"/>
-                      <w:r>
-                        <w:rPr>
-                          <w:sz w:val="20"/>
-                          <w:szCs w:val="20"/>
-                        </w:rPr>
-                        <w:t>nature_of_case</w:t>
-                      </w:r>
-                      <w:proofErr w:type="spellEnd"/>
-                      <w:r>
-                        <w:rPr>
-                          <w:sz w:val="20"/>
-                          <w:szCs w:val="20"/>
-                        </w:rPr>
-                        <w:t xml:space="preserve"> != "Other" else </w:t>
-                      </w:r>
-                      <w:proofErr w:type="spellStart"/>
-                      <w:r>
-                        <w:rPr>
-                          <w:sz w:val="20"/>
-                          <w:szCs w:val="20"/>
-                        </w:rPr>
-                        <w:t>nature_of_case_other</w:t>
-                      </w:r>
-                      <w:proofErr w:type="spellEnd"/>
-                      <w:r>
-                        <w:rPr>
-                          <w:sz w:val="20"/>
-                          <w:szCs w:val="20"/>
-                        </w:rPr>
-                        <w:t xml:space="preserve"> }}</w:t>
+                        <w:t>{{ nature_of_case if nature_of_case != "Other" else nature_of_case_other }}</w:t>
                       </w:r>
                     </w:p>
                   </w:txbxContent>
@@ -9599,23 +4969,7 @@
           <w:sz w:val="20"/>
           <w:szCs w:val="20"/>
         </w:rPr>
-        <w:t xml:space="preserve">Select the most </w:t>
-      </w:r>
-      <w:proofErr w:type="gramStart"/>
-      <w:r>
-        <w:rPr>
-          <w:sz w:val="20"/>
-          <w:szCs w:val="20"/>
-        </w:rPr>
-        <w:t>appropriate description</w:t>
-      </w:r>
-      <w:proofErr w:type="gramEnd"/>
-      <w:r>
-        <w:rPr>
-          <w:sz w:val="20"/>
-          <w:szCs w:val="20"/>
-        </w:rPr>
-        <w:t xml:space="preserve">, or enter </w:t>
+        <w:t xml:space="preserve">Select the most appropriate description, or enter </w:t>
       </w:r>
       <w:r>
         <w:rPr>
@@ -9706,21 +5060,8 @@
                       <wps:txbx>
                         <w:txbxContent>
                           <w:p>
-                            <w:proofErr w:type="gramStart"/>
                             <w:r>
-                              <w:t>{{ “</w:t>
-                            </w:r>
-                            <w:proofErr w:type="gramEnd"/>
-                            <w:r>
-                              <w:t xml:space="preserve">Yes” if </w:t>
-                            </w:r>
-                            <w:proofErr w:type="spellStart"/>
-                            <w:r>
-                              <w:t>appeal_from_final_judgment</w:t>
-                            </w:r>
-                            <w:proofErr w:type="spellEnd"/>
-                            <w:r>
-                              <w:t xml:space="preserve"> else “No” }}</w:t>
+                              <w:t>{{ “Yes” if appeal_from_final_judgment else “No” }}</w:t>
                             </w:r>
                           </w:p>
                         </w:txbxContent>
@@ -9746,21 +5087,8 @@
                 <v:textbox>
                   <w:txbxContent>
                     <w:p>
-                      <w:proofErr w:type="gramStart"/>
                       <w:r>
-                        <w:t>{{ “</w:t>
-                      </w:r>
-                      <w:proofErr w:type="gramEnd"/>
-                      <w:r>
-                        <w:t xml:space="preserve">Yes” if </w:t>
-                      </w:r>
-                      <w:proofErr w:type="spellStart"/>
-                      <w:r>
-                        <w:t>appeal_from_final_judgment</w:t>
-                      </w:r>
-                      <w:proofErr w:type="spellEnd"/>
-                      <w:r>
-                        <w:t xml:space="preserve"> else “No” }}</w:t>
+                        <w:t>{{ “Yes” if appeal_from_final_judgment else “No” }}</w:t>
                       </w:r>
                     </w:p>
                   </w:txbxContent>
@@ -9993,29 +5321,8 @@
                       <wps:txbx>
                         <w:txbxContent>
                           <w:p>
-                            <w:proofErr w:type="gramStart"/>
                             <w:r>
-                              <w:t xml:space="preserve">{{ </w:t>
-                            </w:r>
-                            <w:proofErr w:type="spellStart"/>
-                            <w:r>
-                              <w:t>interlocutory</w:t>
-                            </w:r>
-                            <w:proofErr w:type="gramEnd"/>
-                            <w:r>
-                              <w:t>_appeal</w:t>
-                            </w:r>
-                            <w:proofErr w:type="spellEnd"/>
-                            <w:r>
-                              <w:t xml:space="preserve"> if not </w:t>
-                            </w:r>
-                            <w:proofErr w:type="spellStart"/>
-                            <w:r>
-                              <w:t>appeal_from_final_judgment</w:t>
-                            </w:r>
-                            <w:proofErr w:type="spellEnd"/>
-                            <w:r>
-                              <w:t xml:space="preserve"> else "N/A" }}</w:t>
+                              <w:t>{{ interlocutory_appeal if not appeal_from_final_judgment else "N/A" }}</w:t>
                             </w:r>
                           </w:p>
                           <w:p/>
@@ -10042,29 +5349,8 @@
                 <v:textbox>
                   <w:txbxContent>
                     <w:p>
-                      <w:proofErr w:type="gramStart"/>
                       <w:r>
-                        <w:t xml:space="preserve">{{ </w:t>
-                      </w:r>
-                      <w:proofErr w:type="spellStart"/>
-                      <w:r>
-                        <w:t>interlocutory</w:t>
-                      </w:r>
-                      <w:proofErr w:type="gramEnd"/>
-                      <w:r>
-                        <w:t>_appeal</w:t>
-                      </w:r>
-                      <w:proofErr w:type="spellEnd"/>
-                      <w:r>
-                        <w:t xml:space="preserve"> if not </w:t>
-                      </w:r>
-                      <w:proofErr w:type="spellStart"/>
-                      <w:r>
-                        <w:t>appeal_from_final_judgment</w:t>
-                      </w:r>
-                      <w:proofErr w:type="spellEnd"/>
-                      <w:r>
-                        <w:t xml:space="preserve"> else "N/A" }}</w:t>
+                        <w:t>{{ interlocutory_appeal if not appeal_from_final_judgment else "N/A" }}</w:t>
                       </w:r>
                     </w:p>
                     <w:p/>
@@ -10113,17 +5399,8 @@
           <w:sz w:val="20"/>
           <w:szCs w:val="20"/>
         </w:rPr>
-        <w:t xml:space="preserve">no, </w:t>
-      </w:r>
-      <w:proofErr w:type="gramStart"/>
-      <w:r>
-        <w:rPr>
-          <w:sz w:val="20"/>
-          <w:szCs w:val="20"/>
-        </w:rPr>
-        <w:t>identify</w:t>
-      </w:r>
-      <w:proofErr w:type="gramEnd"/>
+        <w:t>no, identify</w:t>
+      </w:r>
       <w:r>
         <w:rPr>
           <w:spacing w:val="-1"/>
@@ -10263,21 +5540,8 @@
                       <wps:txbx>
                         <w:txbxContent>
                           <w:p>
-                            <w:proofErr w:type="gramStart"/>
                             <w:r>
-                              <w:t xml:space="preserve">{{ </w:t>
-                            </w:r>
-                            <w:proofErr w:type="spellStart"/>
-                            <w:r>
-                              <w:t>date</w:t>
-                            </w:r>
-                            <w:proofErr w:type="gramEnd"/>
-                            <w:r>
-                              <w:t>_of_judgment</w:t>
-                            </w:r>
-                            <w:proofErr w:type="spellEnd"/>
-                            <w:r>
-                              <w:t xml:space="preserve"> }}</w:t>
+                              <w:t>{{ date_of_judgment }}</w:t>
                             </w:r>
                           </w:p>
                         </w:txbxContent>
@@ -10300,21 +5564,8 @@
                 <v:textbox>
                   <w:txbxContent>
                     <w:p>
-                      <w:proofErr w:type="gramStart"/>
                       <w:r>
-                        <w:t xml:space="preserve">{{ </w:t>
-                      </w:r>
-                      <w:proofErr w:type="spellStart"/>
-                      <w:r>
-                        <w:t>date</w:t>
-                      </w:r>
-                      <w:proofErr w:type="gramEnd"/>
-                      <w:r>
-                        <w:t>_of_judgment</w:t>
-                      </w:r>
-                      <w:proofErr w:type="spellEnd"/>
-                      <w:r>
-                        <w:t xml:space="preserve"> }}</w:t>
+                        <w:t>{{ date_of_judgment }}</w:t>
                       </w:r>
                     </w:p>
                   </w:txbxContent>
@@ -10413,21 +5664,8 @@
                       <wps:txbx>
                         <w:txbxContent>
                           <w:p>
-                            <w:proofErr w:type="gramStart"/>
                             <w:r>
-                              <w:t xml:space="preserve">{{ </w:t>
-                            </w:r>
-                            <w:proofErr w:type="spellStart"/>
-                            <w:r>
-                              <w:t>date</w:t>
-                            </w:r>
-                            <w:proofErr w:type="gramEnd"/>
-                            <w:r>
-                              <w:t>_of_notice</w:t>
-                            </w:r>
-                            <w:proofErr w:type="spellEnd"/>
-                            <w:r>
-                              <w:t xml:space="preserve"> }}</w:t>
+                              <w:t>{{ date_of_notice }}</w:t>
                             </w:r>
                           </w:p>
                         </w:txbxContent>
@@ -10450,21 +5688,8 @@
                 <v:textbox>
                   <w:txbxContent>
                     <w:p>
-                      <w:proofErr w:type="gramStart"/>
                       <w:r>
-                        <w:t xml:space="preserve">{{ </w:t>
-                      </w:r>
-                      <w:proofErr w:type="spellStart"/>
-                      <w:r>
-                        <w:t>date</w:t>
-                      </w:r>
-                      <w:proofErr w:type="gramEnd"/>
-                      <w:r>
-                        <w:t>_of_notice</w:t>
-                      </w:r>
-                      <w:proofErr w:type="spellEnd"/>
-                      <w:r>
-                        <w:t xml:space="preserve"> }}</w:t>
+                        <w:t>{{ date_of_notice }}</w:t>
                       </w:r>
                     </w:p>
                   </w:txbxContent>
@@ -10571,7 +5796,6 @@
         </w:rPr>
         <w:t xml:space="preserve"> </w:t>
       </w:r>
-      <w:proofErr w:type="gramStart"/>
       <w:r>
         <w:rPr>
           <w:sz w:val="20"/>
@@ -10579,7 +5803,6 @@
         </w:rPr>
         <w:t>regarding</w:t>
       </w:r>
-      <w:proofErr w:type="gramEnd"/>
       <w:r>
         <w:rPr>
           <w:spacing w:val="-1"/>
@@ -10939,7 +6162,7 @@
               </w:rPr>
               <w:t>Motion for Judgment (</w:t>
             </w:r>
-            <w:hyperlink r:id="rId21" w:anchor="-b-motion-for-judgment-notwithstanding-the-verdict" w:history="1">
+            <w:hyperlink r:id="rId16" w:anchor="-b-motion-for-judgment-notwithstanding-the-verdict" w:history="1">
               <w:r>
                 <w:rPr>
                   <w:rStyle w:val="Hyperlink"/>
@@ -10983,51 +6206,12 @@
                 <w:szCs w:val="20"/>
               </w:rPr>
             </w:pPr>
-            <w:proofErr w:type="gramStart"/>
             <w:r>
               <w:rPr>
                 <w:sz w:val="20"/>
                 <w:szCs w:val="20"/>
               </w:rPr>
-              <w:t>{{ “</w:t>
-            </w:r>
-            <w:proofErr w:type="gramEnd"/>
-            <w:r>
-              <w:rPr>
-                <w:sz w:val="20"/>
-                <w:szCs w:val="20"/>
-              </w:rPr>
-              <w:t xml:space="preserve">Yes” if </w:t>
-            </w:r>
-            <w:proofErr w:type="spellStart"/>
-            <w:r>
-              <w:rPr>
-                <w:sz w:val="20"/>
-                <w:szCs w:val="20"/>
-              </w:rPr>
-              <w:t>motion_50b_fil</w:t>
-            </w:r>
-            <w:r>
-              <w:rPr>
-                <w:sz w:val="20"/>
-                <w:szCs w:val="20"/>
-              </w:rPr>
-              <w:t>e</w:t>
-            </w:r>
-            <w:r>
-              <w:rPr>
-                <w:sz w:val="20"/>
-                <w:szCs w:val="20"/>
-              </w:rPr>
-              <w:t>d</w:t>
-            </w:r>
-            <w:proofErr w:type="spellEnd"/>
-            <w:r>
-              <w:rPr>
-                <w:sz w:val="20"/>
-                <w:szCs w:val="20"/>
-              </w:rPr>
-              <w:t xml:space="preserve"> else “”}}</w:t>
+              <w:t>{{ “Yes” if motion_50b_filed else “”}}</w:t>
             </w:r>
           </w:p>
         </w:tc>
@@ -11047,37 +6231,12 @@
                 <w:szCs w:val="20"/>
               </w:rPr>
             </w:pPr>
-            <w:proofErr w:type="gramStart"/>
             <w:r>
               <w:rPr>
                 <w:sz w:val="20"/>
                 <w:szCs w:val="20"/>
               </w:rPr>
-              <w:t>{{ “</w:t>
-            </w:r>
-            <w:proofErr w:type="gramEnd"/>
-            <w:r>
-              <w:rPr>
-                <w:sz w:val="20"/>
-                <w:szCs w:val="20"/>
-              </w:rPr>
-              <w:t xml:space="preserve">No” if not </w:t>
-            </w:r>
-            <w:proofErr w:type="spellStart"/>
-            <w:r>
-              <w:rPr>
-                <w:sz w:val="20"/>
-                <w:szCs w:val="20"/>
-              </w:rPr>
-              <w:t>motion_50b_filed</w:t>
-            </w:r>
-            <w:proofErr w:type="spellEnd"/>
-            <w:r>
-              <w:rPr>
-                <w:sz w:val="20"/>
-                <w:szCs w:val="20"/>
-              </w:rPr>
-              <w:t xml:space="preserve"> else “” }}</w:t>
+              <w:t>{{ “No” if not motion_50b_filed else “” }}</w:t>
             </w:r>
           </w:p>
         </w:tc>
@@ -11099,53 +6258,12 @@
                 <w:szCs w:val="20"/>
               </w:rPr>
             </w:pPr>
-            <w:proofErr w:type="gramStart"/>
             <w:r>
               <w:rPr>
                 <w:sz w:val="20"/>
                 <w:szCs w:val="20"/>
               </w:rPr>
-              <w:t xml:space="preserve">{{ </w:t>
-            </w:r>
-            <w:proofErr w:type="spellStart"/>
-            <w:r>
-              <w:rPr>
-                <w:sz w:val="20"/>
-                <w:szCs w:val="20"/>
-              </w:rPr>
-              <w:t>motion</w:t>
-            </w:r>
-            <w:proofErr w:type="gramEnd"/>
-            <w:r>
-              <w:rPr>
-                <w:sz w:val="20"/>
-                <w:szCs w:val="20"/>
-              </w:rPr>
-              <w:t>_50b_date_served</w:t>
-            </w:r>
-            <w:proofErr w:type="spellEnd"/>
-            <w:r>
-              <w:rPr>
-                <w:sz w:val="20"/>
-                <w:szCs w:val="20"/>
-              </w:rPr>
-              <w:t xml:space="preserve"> if </w:t>
-            </w:r>
-            <w:proofErr w:type="spellStart"/>
-            <w:r>
-              <w:rPr>
-                <w:sz w:val="20"/>
-                <w:szCs w:val="20"/>
-              </w:rPr>
-              <w:t>motion_50b_filed</w:t>
-            </w:r>
-            <w:proofErr w:type="spellEnd"/>
-            <w:r>
-              <w:rPr>
-                <w:sz w:val="20"/>
-                <w:szCs w:val="20"/>
-              </w:rPr>
-              <w:t xml:space="preserve"> else "N/A" }}</w:t>
+              <w:t>{{ motion_50b_date_served if motion_50b_filed else "N/A" }}</w:t>
             </w:r>
           </w:p>
         </w:tc>
@@ -11279,7 +6397,7 @@
               </w:rPr>
               <w:t>(</w:t>
             </w:r>
-            <w:hyperlink r:id="rId22" w:anchor="-b-courts-other-than-district-court-amendment" w:history="1">
+            <w:hyperlink r:id="rId17" w:anchor="-b-courts-other-than-district-court-amendment" w:history="1">
               <w:r>
                 <w:rPr>
                   <w:rStyle w:val="Hyperlink"/>
@@ -11321,37 +6439,12 @@
                 <w:szCs w:val="20"/>
               </w:rPr>
             </w:pPr>
-            <w:proofErr w:type="gramStart"/>
             <w:r>
               <w:rPr>
                 <w:sz w:val="20"/>
                 <w:szCs w:val="20"/>
               </w:rPr>
-              <w:t>{{ “</w:t>
-            </w:r>
-            <w:proofErr w:type="gramEnd"/>
-            <w:r>
-              <w:rPr>
-                <w:sz w:val="20"/>
-                <w:szCs w:val="20"/>
-              </w:rPr>
-              <w:t xml:space="preserve">Yes” if </w:t>
-            </w:r>
-            <w:proofErr w:type="spellStart"/>
-            <w:r>
-              <w:rPr>
-                <w:sz w:val="20"/>
-                <w:szCs w:val="20"/>
-              </w:rPr>
-              <w:t>motion_52b_filed</w:t>
-            </w:r>
-            <w:proofErr w:type="spellEnd"/>
-            <w:r>
-              <w:rPr>
-                <w:sz w:val="20"/>
-                <w:szCs w:val="20"/>
-              </w:rPr>
-              <w:t xml:space="preserve"> else “”}}</w:t>
+              <w:t>{{ “Yes” if motion_52b_filed else “”}}</w:t>
             </w:r>
           </w:p>
         </w:tc>
@@ -11367,37 +6460,12 @@
                 <w:szCs w:val="20"/>
               </w:rPr>
             </w:pPr>
-            <w:proofErr w:type="gramStart"/>
             <w:r>
               <w:rPr>
                 <w:sz w:val="20"/>
                 <w:szCs w:val="20"/>
               </w:rPr>
-              <w:t>{{ “</w:t>
-            </w:r>
-            <w:proofErr w:type="gramEnd"/>
-            <w:r>
-              <w:rPr>
-                <w:sz w:val="20"/>
-                <w:szCs w:val="20"/>
-              </w:rPr>
-              <w:t xml:space="preserve">No” if not </w:t>
-            </w:r>
-            <w:proofErr w:type="spellStart"/>
-            <w:r>
-              <w:rPr>
-                <w:sz w:val="20"/>
-                <w:szCs w:val="20"/>
-              </w:rPr>
-              <w:t>motion_52b_filed</w:t>
-            </w:r>
-            <w:proofErr w:type="spellEnd"/>
-            <w:r>
-              <w:rPr>
-                <w:sz w:val="20"/>
-                <w:szCs w:val="20"/>
-              </w:rPr>
-              <w:t xml:space="preserve"> else “” }}</w:t>
+              <w:t>{{ “No” if not motion_52b_filed else “” }}</w:t>
             </w:r>
           </w:p>
         </w:tc>
@@ -11415,53 +6483,12 @@
                 <w:szCs w:val="20"/>
               </w:rPr>
             </w:pPr>
-            <w:proofErr w:type="gramStart"/>
             <w:r>
               <w:rPr>
                 <w:sz w:val="20"/>
                 <w:szCs w:val="20"/>
               </w:rPr>
-              <w:t xml:space="preserve">{{ </w:t>
-            </w:r>
-            <w:proofErr w:type="spellStart"/>
-            <w:r>
-              <w:rPr>
-                <w:sz w:val="20"/>
-                <w:szCs w:val="20"/>
-              </w:rPr>
-              <w:t>motion</w:t>
-            </w:r>
-            <w:proofErr w:type="gramEnd"/>
-            <w:r>
-              <w:rPr>
-                <w:sz w:val="20"/>
-                <w:szCs w:val="20"/>
-              </w:rPr>
-              <w:t>_52b_date_served</w:t>
-            </w:r>
-            <w:proofErr w:type="spellEnd"/>
-            <w:r>
-              <w:rPr>
-                <w:sz w:val="20"/>
-                <w:szCs w:val="20"/>
-              </w:rPr>
-              <w:t xml:space="preserve"> if </w:t>
-            </w:r>
-            <w:proofErr w:type="spellStart"/>
-            <w:r>
-              <w:rPr>
-                <w:sz w:val="20"/>
-                <w:szCs w:val="20"/>
-              </w:rPr>
-              <w:t>motion_52b_filed</w:t>
-            </w:r>
-            <w:proofErr w:type="spellEnd"/>
-            <w:r>
-              <w:rPr>
-                <w:sz w:val="20"/>
-                <w:szCs w:val="20"/>
-              </w:rPr>
-              <w:t xml:space="preserve"> else "N/A" }}</w:t>
+              <w:t>{{ motion_52b_date_served if motion_52b_filed else "N/A" }}</w:t>
             </w:r>
           </w:p>
         </w:tc>
@@ -11644,7 +6671,7 @@
               </w:rPr>
               <w:t>Trial (</w:t>
             </w:r>
-            <w:hyperlink r:id="rId23" w:history="1">
+            <w:hyperlink r:id="rId18" w:history="1">
               <w:r>
                 <w:rPr>
                   <w:rStyle w:val="Hyperlink"/>
@@ -11679,37 +6706,12 @@
                 <w:szCs w:val="20"/>
               </w:rPr>
             </w:pPr>
-            <w:proofErr w:type="gramStart"/>
             <w:r>
               <w:rPr>
                 <w:sz w:val="20"/>
                 <w:szCs w:val="20"/>
               </w:rPr>
-              <w:t>{{ “</w:t>
-            </w:r>
-            <w:proofErr w:type="gramEnd"/>
-            <w:r>
-              <w:rPr>
-                <w:sz w:val="20"/>
-                <w:szCs w:val="20"/>
-              </w:rPr>
-              <w:t xml:space="preserve">Yes” if </w:t>
-            </w:r>
-            <w:proofErr w:type="spellStart"/>
-            <w:r>
-              <w:rPr>
-                <w:sz w:val="20"/>
-                <w:szCs w:val="20"/>
-              </w:rPr>
-              <w:t>motion_59_filed</w:t>
-            </w:r>
-            <w:proofErr w:type="spellEnd"/>
-            <w:r>
-              <w:rPr>
-                <w:sz w:val="20"/>
-                <w:szCs w:val="20"/>
-              </w:rPr>
-              <w:t xml:space="preserve"> else “”}}</w:t>
+              <w:t>{{ “Yes” if motion_59_filed else “”}}</w:t>
             </w:r>
           </w:p>
         </w:tc>
@@ -11725,37 +6727,12 @@
                 <w:szCs w:val="20"/>
               </w:rPr>
             </w:pPr>
-            <w:proofErr w:type="gramStart"/>
             <w:r>
               <w:rPr>
                 <w:sz w:val="20"/>
                 <w:szCs w:val="20"/>
               </w:rPr>
-              <w:t>{{ “</w:t>
-            </w:r>
-            <w:proofErr w:type="gramEnd"/>
-            <w:r>
-              <w:rPr>
-                <w:sz w:val="20"/>
-                <w:szCs w:val="20"/>
-              </w:rPr>
-              <w:t xml:space="preserve">No” if not </w:t>
-            </w:r>
-            <w:proofErr w:type="spellStart"/>
-            <w:r>
-              <w:rPr>
-                <w:sz w:val="20"/>
-                <w:szCs w:val="20"/>
-              </w:rPr>
-              <w:t>motion_59_filed</w:t>
-            </w:r>
-            <w:proofErr w:type="spellEnd"/>
-            <w:r>
-              <w:rPr>
-                <w:sz w:val="20"/>
-                <w:szCs w:val="20"/>
-              </w:rPr>
-              <w:t xml:space="preserve"> else “” }}</w:t>
+              <w:t>{{ “No” if not motion_59_filed else “” }}</w:t>
             </w:r>
           </w:p>
         </w:tc>
@@ -11773,53 +6750,12 @@
                 <w:szCs w:val="20"/>
               </w:rPr>
             </w:pPr>
-            <w:proofErr w:type="gramStart"/>
             <w:r>
               <w:rPr>
                 <w:sz w:val="20"/>
                 <w:szCs w:val="20"/>
               </w:rPr>
-              <w:t xml:space="preserve">{{ </w:t>
-            </w:r>
-            <w:proofErr w:type="spellStart"/>
-            <w:r>
-              <w:rPr>
-                <w:sz w:val="20"/>
-                <w:szCs w:val="20"/>
-              </w:rPr>
-              <w:t>motion</w:t>
-            </w:r>
-            <w:proofErr w:type="gramEnd"/>
-            <w:r>
-              <w:rPr>
-                <w:sz w:val="20"/>
-                <w:szCs w:val="20"/>
-              </w:rPr>
-              <w:t>_59_date_served</w:t>
-            </w:r>
-            <w:proofErr w:type="spellEnd"/>
-            <w:r>
-              <w:rPr>
-                <w:sz w:val="20"/>
-                <w:szCs w:val="20"/>
-              </w:rPr>
-              <w:t xml:space="preserve"> if </w:t>
-            </w:r>
-            <w:proofErr w:type="spellStart"/>
-            <w:r>
-              <w:rPr>
-                <w:sz w:val="20"/>
-                <w:szCs w:val="20"/>
-              </w:rPr>
-              <w:t>motion_59_filed</w:t>
-            </w:r>
-            <w:proofErr w:type="spellEnd"/>
-            <w:r>
-              <w:rPr>
-                <w:sz w:val="20"/>
-                <w:szCs w:val="20"/>
-              </w:rPr>
-              <w:t xml:space="preserve"> else "N/A" }}</w:t>
+              <w:t>{{ motion_59_date_served if motion_59_filed else "N/A" }}</w:t>
             </w:r>
           </w:p>
         </w:tc>
@@ -11936,7 +6872,7 @@
                 </mc:Choice>
                 <mc:Fallback>
                   <w:pict>
-                    <v:group w14:anchorId="1BA39C53" id="Group 54" o:spid="_x0000_s1026" style="position:absolute;margin-left:0;margin-top:-.25pt;width:260.75pt;height:27pt;z-index:-15690240;mso-wrap-distance-left:0;mso-wrap-distance-right:0" coordsize="33115,3429" o:gfxdata="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">
+                    <v:group w14:anchorId="58943D8E" id="Group 54" o:spid="_x0000_s1026" style="position:absolute;margin-left:0;margin-top:-.25pt;width:260.75pt;height:27pt;z-index:-15690240;mso-wrap-distance-left:0;mso-wrap-distance-right:0" coordsize="33115,3429" o:gfxdata="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">
                       <v:shape id="Graphic 55" o:spid="_x0000_s1027" style="position:absolute;width:33115;height:3429;visibility:visible;mso-wrap-style:square;v-text-anchor:top" coordsize="3311525,342900" o:gfxdata="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" path="m3311347,l,,,342900r3311347,l3311347,xe" stroked="f">
                         <v:path arrowok="t"/>
                       </v:shape>
@@ -11978,37 +6914,12 @@
                 <w:szCs w:val="20"/>
               </w:rPr>
             </w:pPr>
-            <w:proofErr w:type="gramStart"/>
             <w:r>
               <w:rPr>
                 <w:sz w:val="20"/>
                 <w:szCs w:val="20"/>
               </w:rPr>
-              <w:t>{{ “</w:t>
-            </w:r>
-            <w:proofErr w:type="gramEnd"/>
-            <w:r>
-              <w:rPr>
-                <w:sz w:val="20"/>
-                <w:szCs w:val="20"/>
-              </w:rPr>
-              <w:t xml:space="preserve">Yes” if </w:t>
-            </w:r>
-            <w:proofErr w:type="spellStart"/>
-            <w:r>
-              <w:rPr>
-                <w:sz w:val="20"/>
-                <w:szCs w:val="20"/>
-              </w:rPr>
-              <w:t>motion_60_filed</w:t>
-            </w:r>
-            <w:proofErr w:type="spellEnd"/>
-            <w:r>
-              <w:rPr>
-                <w:sz w:val="20"/>
-                <w:szCs w:val="20"/>
-              </w:rPr>
-              <w:t xml:space="preserve"> else “”}}</w:t>
+              <w:t>{{ “Yes” if motion_60_filed else “”}}</w:t>
             </w:r>
           </w:p>
         </w:tc>
@@ -12024,37 +6935,12 @@
                 <w:szCs w:val="20"/>
               </w:rPr>
             </w:pPr>
-            <w:proofErr w:type="gramStart"/>
             <w:r>
               <w:rPr>
                 <w:sz w:val="20"/>
                 <w:szCs w:val="20"/>
               </w:rPr>
-              <w:t>{{ “</w:t>
-            </w:r>
-            <w:proofErr w:type="gramEnd"/>
-            <w:r>
-              <w:rPr>
-                <w:sz w:val="20"/>
-                <w:szCs w:val="20"/>
-              </w:rPr>
-              <w:t xml:space="preserve">No” if not </w:t>
-            </w:r>
-            <w:proofErr w:type="spellStart"/>
-            <w:r>
-              <w:rPr>
-                <w:sz w:val="20"/>
-                <w:szCs w:val="20"/>
-              </w:rPr>
-              <w:t>motion_60_filed</w:t>
-            </w:r>
-            <w:proofErr w:type="spellEnd"/>
-            <w:r>
-              <w:rPr>
-                <w:sz w:val="20"/>
-                <w:szCs w:val="20"/>
-              </w:rPr>
-              <w:t xml:space="preserve"> else “” }}</w:t>
+              <w:t>{{ “No” if not motion_60_filed else “” }}</w:t>
             </w:r>
           </w:p>
         </w:tc>
@@ -12072,53 +6958,12 @@
                 <w:szCs w:val="20"/>
               </w:rPr>
             </w:pPr>
-            <w:proofErr w:type="gramStart"/>
             <w:r>
               <w:rPr>
                 <w:sz w:val="20"/>
                 <w:szCs w:val="20"/>
               </w:rPr>
-              <w:t xml:space="preserve">{{ </w:t>
-            </w:r>
-            <w:proofErr w:type="spellStart"/>
-            <w:r>
-              <w:rPr>
-                <w:sz w:val="20"/>
-                <w:szCs w:val="20"/>
-              </w:rPr>
-              <w:t>motion</w:t>
-            </w:r>
-            <w:proofErr w:type="gramEnd"/>
-            <w:r>
-              <w:rPr>
-                <w:sz w:val="20"/>
-                <w:szCs w:val="20"/>
-              </w:rPr>
-              <w:t>_60_date_served</w:t>
-            </w:r>
-            <w:proofErr w:type="spellEnd"/>
-            <w:r>
-              <w:rPr>
-                <w:sz w:val="20"/>
-                <w:szCs w:val="20"/>
-              </w:rPr>
-              <w:t xml:space="preserve"> if </w:t>
-            </w:r>
-            <w:proofErr w:type="spellStart"/>
-            <w:r>
-              <w:rPr>
-                <w:sz w:val="20"/>
-                <w:szCs w:val="20"/>
-              </w:rPr>
-              <w:t>motion_60_filed</w:t>
-            </w:r>
-            <w:proofErr w:type="spellEnd"/>
-            <w:r>
-              <w:rPr>
-                <w:sz w:val="20"/>
-                <w:szCs w:val="20"/>
-              </w:rPr>
-              <w:t xml:space="preserve"> else "N/A" }}</w:t>
+              <w:t>{{ motion_60_date_served if motion_60_filed else "N/A" }}</w:t>
             </w:r>
           </w:p>
         </w:tc>
@@ -12181,37 +7026,12 @@
                 <w:szCs w:val="20"/>
               </w:rPr>
             </w:pPr>
-            <w:proofErr w:type="gramStart"/>
             <w:r>
               <w:rPr>
                 <w:sz w:val="20"/>
                 <w:szCs w:val="20"/>
               </w:rPr>
-              <w:t>{{ “</w:t>
-            </w:r>
-            <w:proofErr w:type="gramEnd"/>
-            <w:r>
-              <w:rPr>
-                <w:sz w:val="20"/>
-                <w:szCs w:val="20"/>
-              </w:rPr>
-              <w:t xml:space="preserve">Yes” if </w:t>
-            </w:r>
-            <w:proofErr w:type="spellStart"/>
-            <w:r>
-              <w:rPr>
-                <w:sz w:val="20"/>
-                <w:szCs w:val="20"/>
-              </w:rPr>
-              <w:t>other_filed</w:t>
-            </w:r>
-            <w:proofErr w:type="spellEnd"/>
-            <w:r>
-              <w:rPr>
-                <w:sz w:val="20"/>
-                <w:szCs w:val="20"/>
-              </w:rPr>
-              <w:t xml:space="preserve"> else “”}}</w:t>
+              <w:t>{{ “Yes” if other_filed else “”}}</w:t>
             </w:r>
           </w:p>
         </w:tc>
@@ -12227,37 +7047,12 @@
                 <w:szCs w:val="20"/>
               </w:rPr>
             </w:pPr>
-            <w:proofErr w:type="gramStart"/>
             <w:r>
               <w:rPr>
                 <w:sz w:val="20"/>
                 <w:szCs w:val="20"/>
               </w:rPr>
-              <w:t>{{ “</w:t>
-            </w:r>
-            <w:proofErr w:type="gramEnd"/>
-            <w:r>
-              <w:rPr>
-                <w:sz w:val="20"/>
-                <w:szCs w:val="20"/>
-              </w:rPr>
-              <w:t xml:space="preserve">No” if not </w:t>
-            </w:r>
-            <w:proofErr w:type="spellStart"/>
-            <w:r>
-              <w:rPr>
-                <w:sz w:val="20"/>
-                <w:szCs w:val="20"/>
-              </w:rPr>
-              <w:t>other_filed</w:t>
-            </w:r>
-            <w:proofErr w:type="spellEnd"/>
-            <w:r>
-              <w:rPr>
-                <w:sz w:val="20"/>
-                <w:szCs w:val="20"/>
-              </w:rPr>
-              <w:t xml:space="preserve"> else “” }}</w:t>
+              <w:t>{{ “No” if not other_filed else “” }}</w:t>
             </w:r>
           </w:p>
         </w:tc>
@@ -12275,53 +7070,12 @@
                 <w:szCs w:val="20"/>
               </w:rPr>
             </w:pPr>
-            <w:proofErr w:type="gramStart"/>
             <w:r>
               <w:rPr>
                 <w:sz w:val="20"/>
                 <w:szCs w:val="20"/>
               </w:rPr>
-              <w:t xml:space="preserve">{{ </w:t>
-            </w:r>
-            <w:proofErr w:type="spellStart"/>
-            <w:r>
-              <w:rPr>
-                <w:sz w:val="20"/>
-                <w:szCs w:val="20"/>
-              </w:rPr>
-              <w:t>other</w:t>
-            </w:r>
-            <w:proofErr w:type="gramEnd"/>
-            <w:r>
-              <w:rPr>
-                <w:sz w:val="20"/>
-                <w:szCs w:val="20"/>
-              </w:rPr>
-              <w:t>_date_served</w:t>
-            </w:r>
-            <w:proofErr w:type="spellEnd"/>
-            <w:r>
-              <w:rPr>
-                <w:sz w:val="20"/>
-                <w:szCs w:val="20"/>
-              </w:rPr>
-              <w:t xml:space="preserve"> if </w:t>
-            </w:r>
-            <w:proofErr w:type="spellStart"/>
-            <w:r>
-              <w:rPr>
-                <w:sz w:val="20"/>
-                <w:szCs w:val="20"/>
-              </w:rPr>
-              <w:t>other_filed</w:t>
-            </w:r>
-            <w:proofErr w:type="spellEnd"/>
-            <w:r>
-              <w:rPr>
-                <w:sz w:val="20"/>
-                <w:szCs w:val="20"/>
-              </w:rPr>
-              <w:t xml:space="preserve"> else "N/A" }}</w:t>
+              <w:t>{{ other_date_served if other_filed else "N/A" }}</w:t>
             </w:r>
           </w:p>
         </w:tc>
@@ -12426,21 +7180,8 @@
                       <wps:txbx>
                         <w:txbxContent>
                           <w:p>
-                            <w:proofErr w:type="gramStart"/>
                             <w:r>
-                              <w:t xml:space="preserve">{{ </w:t>
-                            </w:r>
-                            <w:proofErr w:type="spellStart"/>
-                            <w:r>
-                              <w:t>appellate</w:t>
-                            </w:r>
-                            <w:proofErr w:type="gramEnd"/>
-                            <w:r>
-                              <w:t>_issues</w:t>
-                            </w:r>
-                            <w:proofErr w:type="spellEnd"/>
-                            <w:r>
-                              <w:t xml:space="preserve"> }}</w:t>
+                              <w:t>{{ appellate_issues }}</w:t>
                             </w:r>
                           </w:p>
                         </w:txbxContent>
@@ -12466,21 +7207,8 @@
                 <v:textbox>
                   <w:txbxContent>
                     <w:p>
-                      <w:proofErr w:type="gramStart"/>
                       <w:r>
-                        <w:t xml:space="preserve">{{ </w:t>
-                      </w:r>
-                      <w:proofErr w:type="spellStart"/>
-                      <w:r>
-                        <w:t>appellate</w:t>
-                      </w:r>
-                      <w:proofErr w:type="gramEnd"/>
-                      <w:r>
-                        <w:t>_issues</w:t>
-                      </w:r>
-                      <w:proofErr w:type="spellEnd"/>
-                      <w:r>
-                        <w:t xml:space="preserve"> }}</w:t>
+                        <w:t>{{ appellate_issues }}</w:t>
                       </w:r>
                     </w:p>
                   </w:txbxContent>
@@ -12573,7 +7301,7 @@
           </mc:Choice>
           <mc:Fallback>
             <w:pict>
-              <v:shape w14:anchorId="15134145" id="Graphic 60" o:spid="_x0000_s1026" style="position:absolute;margin-left:29.85pt;margin-top:57.1pt;width:552.35pt;height:101.75pt;z-index:-15723008;visibility:visible;mso-wrap-style:square;mso-wrap-distance-left:0;mso-wrap-distance-top:0;mso-wrap-distance-right:0;mso-wrap-distance-bottom:0;mso-position-horizontal:absolute;mso-position-horizontal-relative:page;mso-position-vertical:absolute;mso-position-vertical-relative:text;v-text-anchor:top" coordsize="7014845,1292225" o:gfxdata="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" path="m,1292021r7014591,l7014591,,,,,1292021xe" filled="f" strokeweight=".5pt">
+              <v:shape w14:anchorId="3575A14B" id="Graphic 60" o:spid="_x0000_s1026" style="position:absolute;margin-left:29.85pt;margin-top:57.1pt;width:552.35pt;height:101.75pt;z-index:-15723008;visibility:visible;mso-wrap-style:square;mso-wrap-distance-left:0;mso-wrap-distance-top:0;mso-wrap-distance-right:0;mso-wrap-distance-bottom:0;mso-position-horizontal:absolute;mso-position-horizontal-relative:page;mso-position-vertical:absolute;mso-position-vertical-relative:text;v-text-anchor:top" coordsize="7014845,1292225" o:gfxdata="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" path="m,1292021r7014591,l7014591,,,,,1292021xe" filled="f" strokeweight=".5pt">
                 <v:path arrowok="t"/>
                 <w10:wrap type="topAndBottom" anchorx="page"/>
               </v:shape>
@@ -12601,23 +7329,7 @@
           <w:sz w:val="20"/>
           <w:szCs w:val="20"/>
         </w:rPr>
-        <w:t xml:space="preserve"> statement of the </w:t>
-      </w:r>
-      <w:proofErr w:type="gramStart"/>
-      <w:r>
-        <w:rPr>
-          <w:sz w:val="20"/>
-          <w:szCs w:val="20"/>
-        </w:rPr>
-        <w:t>anticipated</w:t>
-      </w:r>
-      <w:proofErr w:type="gramEnd"/>
-      <w:r>
-        <w:rPr>
-          <w:sz w:val="20"/>
-          <w:szCs w:val="20"/>
-        </w:rPr>
-        <w:t xml:space="preserve"> issues on appeal.</w:t>
+        <w:t xml:space="preserve"> statement of the anticipated issues on appeal.</w:t>
       </w:r>
       <w:r>
         <w:rPr>
@@ -12867,7 +7579,6 @@
         </w:rPr>
         <w:t xml:space="preserve"> </w:t>
       </w:r>
-      <w:proofErr w:type="gramStart"/>
       <w:r>
         <w:rPr>
           <w:sz w:val="20"/>
@@ -12875,7 +7586,6 @@
         </w:rPr>
         <w:t>preclude</w:t>
       </w:r>
-      <w:proofErr w:type="gramEnd"/>
       <w:r>
         <w:rPr>
           <w:spacing w:val="-2"/>
@@ -13112,21 +7822,8 @@
                       <wps:txbx>
                         <w:txbxContent>
                           <w:p>
-                            <w:proofErr w:type="gramStart"/>
                             <w:r>
-                              <w:t>{{ “</w:t>
-                            </w:r>
-                            <w:proofErr w:type="gramEnd"/>
-                            <w:r>
-                              <w:t xml:space="preserve">Yes” if </w:t>
-                            </w:r>
-                            <w:proofErr w:type="spellStart"/>
-                            <w:r>
-                              <w:t>related_appeals_parties</w:t>
-                            </w:r>
-                            <w:proofErr w:type="spellEnd"/>
-                            <w:r>
-                              <w:t xml:space="preserve"> else “No” }}</w:t>
+                              <w:t>{{ “Yes” if related_appeals_parties else “No” }}</w:t>
                             </w:r>
                           </w:p>
                         </w:txbxContent>
@@ -13152,21 +7849,8 @@
                 <v:textbox>
                   <w:txbxContent>
                     <w:p>
-                      <w:proofErr w:type="gramStart"/>
                       <w:r>
-                        <w:t>{{ “</w:t>
-                      </w:r>
-                      <w:proofErr w:type="gramEnd"/>
-                      <w:r>
-                        <w:t xml:space="preserve">Yes” if </w:t>
-                      </w:r>
-                      <w:proofErr w:type="spellStart"/>
-                      <w:r>
-                        <w:t>related_appeals_parties</w:t>
-                      </w:r>
-                      <w:proofErr w:type="spellEnd"/>
-                      <w:r>
-                        <w:t xml:space="preserve"> else “No” }}</w:t>
+                        <w:t>{{ “Yes” if related_appeals_parties else “No” }}</w:t>
                       </w:r>
                     </w:p>
                   </w:txbxContent>
@@ -13446,7 +8130,6 @@
         </w:rPr>
         <w:t xml:space="preserve"> </w:t>
       </w:r>
-      <w:proofErr w:type="gramStart"/>
       <w:r>
         <w:rPr>
           <w:spacing w:val="-4"/>
@@ -13455,7 +8138,6 @@
         </w:rPr>
         <w:t>this</w:t>
       </w:r>
-      <w:proofErr w:type="gramEnd"/>
     </w:p>
     <w:p>
       <w:pPr>
@@ -13465,8 +8147,9 @@
         </w:rPr>
         <w:sectPr>
           <w:pgSz w:w="12240" w:h="15840"/>
-          <w:pgMar w:top="460" w:right="360" w:bottom="580" w:left="360" w:header="0" w:footer="388" w:gutter="0"/>
+          <w:pgMar w:top="460" w:right="360" w:bottom="580" w:left="360" w:header="0" w:footer="144" w:gutter="0"/>
           <w:cols w:space="720"/>
+          <w:docGrid w:linePitch="299"/>
         </w:sectPr>
       </w:pPr>
     </w:p>
@@ -13523,21 +8206,8 @@
                       <wps:txbx>
                         <w:txbxContent>
                           <w:p>
-                            <w:proofErr w:type="gramStart"/>
                             <w:r>
-                              <w:t>{{ “</w:t>
-                            </w:r>
-                            <w:proofErr w:type="gramEnd"/>
-                            <w:r>
-                              <w:t xml:space="preserve">Yes” if </w:t>
-                            </w:r>
-                            <w:proofErr w:type="spellStart"/>
-                            <w:r>
-                              <w:t>related_appeals_issues</w:t>
-                            </w:r>
-                            <w:proofErr w:type="spellEnd"/>
-                            <w:r>
-                              <w:t xml:space="preserve"> else “No” }}</w:t>
+                              <w:t>{{ “Yes” if related_appeals_issues else “No” }}</w:t>
                             </w:r>
                           </w:p>
                         </w:txbxContent>
@@ -13563,21 +8233,8 @@
                 <v:textbox>
                   <w:txbxContent>
                     <w:p>
-                      <w:proofErr w:type="gramStart"/>
                       <w:r>
-                        <w:t>{{ “</w:t>
-                      </w:r>
-                      <w:proofErr w:type="gramEnd"/>
-                      <w:r>
-                        <w:t xml:space="preserve">Yes” if </w:t>
-                      </w:r>
-                      <w:proofErr w:type="spellStart"/>
-                      <w:r>
-                        <w:t>related_appeals_issues</w:t>
-                      </w:r>
-                      <w:proofErr w:type="spellEnd"/>
-                      <w:r>
-                        <w:t xml:space="preserve"> else “No” }}</w:t>
+                        <w:t>{{ “Yes” if related_appeals_issues else “No” }}</w:t>
                       </w:r>
                     </w:p>
                   </w:txbxContent>
@@ -13617,7 +8274,6 @@
         </w:rPr>
         <w:t xml:space="preserve"> </w:t>
       </w:r>
-      <w:proofErr w:type="gramStart"/>
       <w:r>
         <w:rPr>
           <w:sz w:val="20"/>
@@ -13625,7 +8281,6 @@
         </w:rPr>
         <w:t>have</w:t>
       </w:r>
-      <w:proofErr w:type="gramEnd"/>
       <w:r>
         <w:rPr>
           <w:spacing w:val="-3"/>
@@ -13774,23 +8429,7 @@
           <w:sz w:val="20"/>
           <w:szCs w:val="20"/>
         </w:rPr>
-        <w:t xml:space="preserve">Court? Do you know of any pending or </w:t>
-      </w:r>
-      <w:proofErr w:type="gramStart"/>
-      <w:r>
-        <w:rPr>
-          <w:sz w:val="20"/>
-          <w:szCs w:val="20"/>
-        </w:rPr>
-        <w:t>anticipated</w:t>
-      </w:r>
-      <w:proofErr w:type="gramEnd"/>
-      <w:r>
-        <w:rPr>
-          <w:sz w:val="20"/>
-          <w:szCs w:val="20"/>
-        </w:rPr>
-        <w:t xml:space="preserve"> appeals raising related issues?</w:t>
+        <w:t>Court? Do you know of any pending or anticipated appeals raising related issues?</w:t>
       </w:r>
     </w:p>
     <w:p>
@@ -13846,6 +8485,7 @@
           <w:sz w:val="20"/>
           <w:szCs w:val="20"/>
         </w:rPr>
+        <w:lastRenderedPageBreak/>
         <w:t>If</w:t>
       </w:r>
       <w:r>
@@ -13977,7 +8617,6 @@
           <w:sz w:val="20"/>
           <w:szCs w:val="20"/>
         </w:rPr>
-        <w:lastRenderedPageBreak/>
         <mc:AlternateContent>
           <mc:Choice Requires="wps">
             <w:drawing>
@@ -14019,57 +8658,12 @@
                         <w:txbxContent>
                           <w:p>
                             <w:r>
-                              <w:t xml:space="preserve"> {% if </w:t>
-                            </w:r>
-                            <w:proofErr w:type="spellStart"/>
-                            <w:r>
-                              <w:t>related_appeals_parties</w:t>
-                            </w:r>
-                            <w:proofErr w:type="spellEnd"/>
-                            <w:r>
-                              <w:t xml:space="preserve"> or </w:t>
-                            </w:r>
-                            <w:proofErr w:type="spellStart"/>
-                            <w:r>
-                              <w:t>related_appeals_issues</w:t>
-                            </w:r>
-                            <w:proofErr w:type="spellEnd"/>
-                            <w:r>
-                              <w:t xml:space="preserve"> %}</w:t>
+                              <w:t xml:space="preserve"> {% if related_appeals_parties or related_appeals_issues %}</w:t>
                             </w:r>
                           </w:p>
                           <w:p>
-                            <w:proofErr w:type="gramStart"/>
                             <w:r>
-                              <w:t xml:space="preserve">{{ </w:t>
-                            </w:r>
-                            <w:proofErr w:type="spellStart"/>
-                            <w:r>
-                              <w:t>related</w:t>
-                            </w:r>
-                            <w:proofErr w:type="gramEnd"/>
-                            <w:r>
-                              <w:t>_appeals_case_name</w:t>
-                            </w:r>
-                            <w:proofErr w:type="spellEnd"/>
-                            <w:r>
-                              <w:t xml:space="preserve"> }}, {{ </w:t>
-                            </w:r>
-                            <w:proofErr w:type="spellStart"/>
-                            <w:r>
-                              <w:t>related_appeals_docket</w:t>
-                            </w:r>
-                            <w:proofErr w:type="spellEnd"/>
-                            <w:r>
-                              <w:t xml:space="preserve"> }}, {{ </w:t>
-                            </w:r>
-                            <w:proofErr w:type="spellStart"/>
-                            <w:r>
-                              <w:t>related_appeals_description</w:t>
-                            </w:r>
-                            <w:proofErr w:type="spellEnd"/>
-                            <w:r>
-                              <w:t xml:space="preserve"> }}</w:t>
+                              <w:t>{{ related_appeals_case_name }}, {{ related_appeals_docket }}, {{ related_appeals_description }}</w:t>
                             </w:r>
                           </w:p>
                           <w:p>
@@ -14109,72 +8703,12 @@
                   <w:txbxContent>
                     <w:p>
                       <w:r>
-                        <w:t xml:space="preserve"> </w:t>
-                      </w:r>
-                      <w:r>
-                        <w:t xml:space="preserve">{% if </w:t>
-                      </w:r>
-                      <w:proofErr w:type="spellStart"/>
-                      <w:r>
-                        <w:t>related_appeals_parties</w:t>
-                      </w:r>
-                      <w:proofErr w:type="spellEnd"/>
-                      <w:r>
-                        <w:t xml:space="preserve"> or </w:t>
-                      </w:r>
-                      <w:proofErr w:type="spellStart"/>
-                      <w:r>
-                        <w:t>related_appeals_issues</w:t>
-                      </w:r>
-                      <w:proofErr w:type="spellEnd"/>
-                      <w:r>
-                        <w:t xml:space="preserve"> %}</w:t>
+                        <w:t xml:space="preserve"> {% if related_appeals_parties or related_appeals_issues %}</w:t>
                       </w:r>
                     </w:p>
                     <w:p>
-                      <w:proofErr w:type="gramStart"/>
                       <w:r>
-                        <w:t xml:space="preserve">{{ </w:t>
-                      </w:r>
-                      <w:proofErr w:type="spellStart"/>
-                      <w:r>
-                        <w:t>related</w:t>
-                      </w:r>
-                      <w:proofErr w:type="gramEnd"/>
-                      <w:r>
-                        <w:t>_appeals_case_name</w:t>
-                      </w:r>
-                      <w:proofErr w:type="spellEnd"/>
-                      <w:r>
-                        <w:t xml:space="preserve"> }}</w:t>
-                      </w:r>
-                      <w:r>
-                        <w:t>,</w:t>
-                      </w:r>
-                      <w:r>
-                        <w:t xml:space="preserve"> {{ </w:t>
-                      </w:r>
-                      <w:proofErr w:type="spellStart"/>
-                      <w:r>
-                        <w:t>related_appeals_docket</w:t>
-                      </w:r>
-                      <w:proofErr w:type="spellEnd"/>
-                      <w:r>
-                        <w:t xml:space="preserve"> }}</w:t>
-                      </w:r>
-                      <w:r>
-                        <w:t xml:space="preserve">, </w:t>
-                      </w:r>
-                      <w:r>
-                        <w:t xml:space="preserve">{{ </w:t>
-                      </w:r>
-                      <w:proofErr w:type="spellStart"/>
-                      <w:r>
-                        <w:t>related_appeals_description</w:t>
-                      </w:r>
-                      <w:proofErr w:type="spellEnd"/>
-                      <w:r>
-                        <w:t xml:space="preserve"> }}</w:t>
+                        <w:t>{{ related_appeals_case_name }}, {{ related_appeals_docket }}, {{ related_appeals_description }}</w:t>
                       </w:r>
                     </w:p>
                     <w:p>
@@ -14220,8 +8754,9 @@
         <w:sectPr>
           <w:type w:val="continuous"/>
           <w:pgSz w:w="12240" w:h="15840"/>
-          <w:pgMar w:top="640" w:right="360" w:bottom="580" w:left="360" w:header="0" w:footer="388" w:gutter="0"/>
+          <w:pgMar w:top="640" w:right="360" w:bottom="580" w:left="360" w:header="0" w:footer="144" w:gutter="0"/>
           <w:cols w:space="720"/>
+          <w:docGrid w:linePitch="299"/>
         </w:sectPr>
       </w:pPr>
     </w:p>
@@ -14337,12 +8872,11 @@
               </wp:anchor>
             </w:drawing>
           </mc:Choice>
-          <mc:Fallback xmlns:ve="http://schemas.openxmlformats.org/markup-compatibility/2006" xmlns:a="http://schemas.openxmlformats.org/drawingml/2006/main" xmlns:pic="http://schemas.openxmlformats.org/drawingml/2006/picture">
+          <mc:Fallback>
             <w:pict>
-              <v:shape style="position:absolute;margin-left:308.584991pt;margin-top:13.246953pt;width:275pt;height:.1pt;mso-position-horizontal-relative:page;mso-position-vertical-relative:paragraph;z-index:-15718912;mso-wrap-distance-left:0;mso-wrap-distance-right:0" id="docshape47" coordorigin="6172,265" coordsize="5500,0" path="m6172,265l11671,265e" filled="false" stroked="true" strokeweight=".5pt" strokecolor="#000000">
+              <v:shape w14:anchorId="6D354729" id="Graphic 66" o:spid="_x0000_s1026" style="position:absolute;margin-left:308.6pt;margin-top:13.25pt;width:275pt;height:.1pt;z-index:-15718912;visibility:visible;mso-wrap-style:square;mso-wrap-distance-left:0;mso-wrap-distance-top:0;mso-wrap-distance-right:0;mso-wrap-distance-bottom:0;mso-position-horizontal:absolute;mso-position-horizontal-relative:page;mso-position-vertical:absolute;mso-position-vertical-relative:text;v-text-anchor:top" coordsize="3492500,1270" o:gfxdata="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" path="m,l3492042,e" filled="f" strokeweight=".5pt">
                 <v:path arrowok="t"/>
-                <v:stroke dashstyle="solid"/>
-                <w10:wrap type="topAndBottom"/>
+                <w10:wrap type="topAndBottom" anchorx="page"/>
               </v:shape>
             </w:pict>
           </mc:Fallback>
@@ -14360,39 +8894,11 @@
         </w:rPr>
         <w:tab/>
       </w:r>
-      <w:proofErr w:type="gramStart"/>
       <w:r>
         <w:rPr>
           <w:sz w:val="19"/>
         </w:rPr>
-        <w:t>{{ users</w:t>
-      </w:r>
-      <w:proofErr w:type="gramEnd"/>
-      <w:r>
-        <w:rPr>
-          <w:sz w:val="19"/>
-        </w:rPr>
-        <w:t>[0].</w:t>
-      </w:r>
-      <w:proofErr w:type="spellStart"/>
-      <w:r>
-        <w:rPr>
-          <w:sz w:val="19"/>
-        </w:rPr>
-        <w:t>name.full</w:t>
-      </w:r>
-      <w:proofErr w:type="spellEnd"/>
-      <w:r>
-        <w:rPr>
-          <w:sz w:val="19"/>
-        </w:rPr>
-        <w:t>()</w:t>
-      </w:r>
-      <w:r>
-        <w:rPr>
-          <w:sz w:val="19"/>
-        </w:rPr>
-        <w:t xml:space="preserve"> }}</w:t>
+        <w:t>{{ users[0].name.full() }}</w:t>
       </w:r>
     </w:p>
     <w:p>
@@ -14479,33 +8985,7 @@
         <w:rPr>
           <w:sz w:val="19"/>
         </w:rPr>
-        <w:t xml:space="preserve">/s/ </w:t>
-      </w:r>
-      <w:proofErr w:type="gramStart"/>
-      <w:r>
-        <w:rPr>
-          <w:sz w:val="19"/>
-        </w:rPr>
-        <w:t>{{ users</w:t>
-      </w:r>
-      <w:proofErr w:type="gramEnd"/>
-      <w:r>
-        <w:rPr>
-          <w:sz w:val="19"/>
-        </w:rPr>
-        <w:t>[0].</w:t>
-      </w:r>
-      <w:r>
-        <w:rPr>
-          <w:sz w:val="19"/>
-        </w:rPr>
-        <w:t>signature</w:t>
-      </w:r>
-      <w:r>
-        <w:rPr>
-          <w:sz w:val="19"/>
-        </w:rPr>
-        <w:t xml:space="preserve"> }}</w:t>
+        <w:t>/s/ {{ users[0].signature }}</w:t>
       </w:r>
     </w:p>
     <w:p>
@@ -14594,12 +9074,11 @@
               </wp:anchor>
             </w:drawing>
           </mc:Choice>
-          <mc:Fallback xmlns:ve="http://schemas.openxmlformats.org/markup-compatibility/2006" xmlns:a="http://schemas.openxmlformats.org/drawingml/2006/main" xmlns:pic="http://schemas.openxmlformats.org/drawingml/2006/picture">
+          <mc:Fallback>
             <w:pict>
-              <v:shape style="position:absolute;margin-left:308.584991pt;margin-top:13.201953pt;width:273.850pt;height:.1pt;mso-position-horizontal-relative:page;mso-position-vertical-relative:paragraph;z-index:-15718400;mso-wrap-distance-left:0;mso-wrap-distance-right:0" id="docshape48" coordorigin="6172,264" coordsize="5477,0" path="m6172,264l11648,264e" filled="false" stroked="true" strokeweight=".5pt" strokecolor="#000000">
+              <v:shape w14:anchorId="5ED8CFD2" id="Graphic 67" o:spid="_x0000_s1026" style="position:absolute;margin-left:308.6pt;margin-top:13.2pt;width:273.85pt;height:.1pt;z-index:-15718400;visibility:visible;mso-wrap-style:square;mso-wrap-distance-left:0;mso-wrap-distance-top:0;mso-wrap-distance-right:0;mso-wrap-distance-bottom:0;mso-position-horizontal:absolute;mso-position-horizontal-relative:page;mso-position-vertical:absolute;mso-position-vertical-relative:text;v-text-anchor:top" coordsize="3477895,1270" o:gfxdata="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" path="m,l3477641,e" filled="f" strokeweight=".5pt">
                 <v:path arrowok="t"/>
-                <v:stroke dashstyle="solid"/>
-                <w10:wrap type="topAndBottom"/>
+                <w10:wrap type="topAndBottom" anchorx="page"/>
               </v:shape>
             </w:pict>
           </mc:Fallback>
@@ -14731,34 +9210,7 @@
           <w:sz w:val="20"/>
         </w:rPr>
         <w:tab/>
-      </w:r>
-      <w:proofErr w:type="gramStart"/>
-      <w:r>
-        <w:rPr>
-          <w:sz w:val="20"/>
-        </w:rPr>
-        <w:t>{{ users</w:t>
-      </w:r>
-      <w:proofErr w:type="gramEnd"/>
-      <w:r>
-        <w:rPr>
-          <w:sz w:val="20"/>
-        </w:rPr>
-        <w:t>[0].</w:t>
-      </w:r>
-      <w:proofErr w:type="spellStart"/>
-      <w:r>
-        <w:rPr>
-          <w:sz w:val="20"/>
-        </w:rPr>
-        <w:t>address.address</w:t>
-      </w:r>
-      <w:proofErr w:type="spellEnd"/>
-      <w:r>
-        <w:rPr>
-          <w:sz w:val="20"/>
-        </w:rPr>
-        <w:t xml:space="preserve"> }}</w:t>
+        <w:t>{{ users[0].address.address }}</w:t>
       </w:r>
     </w:p>
     <w:p>
@@ -14769,47 +9221,11 @@
           <w:sz w:val="20"/>
         </w:rPr>
       </w:pPr>
-      <w:proofErr w:type="gramStart"/>
-      <w:r>
-        <w:rPr>
-          <w:sz w:val="20"/>
-        </w:rPr>
-        <w:t>{{ users</w:t>
-      </w:r>
-      <w:proofErr w:type="gramEnd"/>
-      <w:r>
-        <w:rPr>
-          <w:sz w:val="20"/>
-        </w:rPr>
-        <w:t>[0].</w:t>
-      </w:r>
-      <w:proofErr w:type="spellStart"/>
-      <w:r>
-        <w:rPr>
-          <w:sz w:val="20"/>
-        </w:rPr>
-        <w:t>address.city</w:t>
-      </w:r>
-      <w:proofErr w:type="spellEnd"/>
-      <w:r>
-        <w:rPr>
-          <w:sz w:val="20"/>
-        </w:rPr>
-        <w:t xml:space="preserve"> }}, {{ users[0].</w:t>
-      </w:r>
-      <w:proofErr w:type="spellStart"/>
-      <w:r>
-        <w:rPr>
-          <w:sz w:val="20"/>
-        </w:rPr>
-        <w:t>address.state</w:t>
-      </w:r>
-      <w:proofErr w:type="spellEnd"/>
-      <w:r>
-        <w:rPr>
-          <w:sz w:val="20"/>
-        </w:rPr>
-        <w:t xml:space="preserve"> }} </w:t>
+      <w:r>
+        <w:rPr>
+          <w:sz w:val="20"/>
+        </w:rPr>
+        <w:t xml:space="preserve">{{ users[0].address.city }}, {{ users[0].address.state }} </w:t>
       </w:r>
     </w:p>
     <w:p>
@@ -14820,19 +9236,11 @@
           <w:sz w:val="20"/>
         </w:rPr>
       </w:pPr>
-      <w:proofErr w:type="gramStart"/>
-      <w:r>
-        <w:rPr>
-          <w:sz w:val="20"/>
-        </w:rPr>
-        <w:t>{{ users</w:t>
-      </w:r>
-      <w:proofErr w:type="gramEnd"/>
-      <w:r>
-        <w:rPr>
-          <w:sz w:val="20"/>
-        </w:rPr>
-        <w:t>[0].address.zip }}</w:t>
+      <w:r>
+        <w:rPr>
+          <w:sz w:val="20"/>
+        </w:rPr>
+        <w:t>{{ users[0].address.zip }}</w:t>
       </w:r>
       <w:r>
         <w:rPr>
@@ -14904,12 +9312,11 @@
               </wp:anchor>
             </w:drawing>
           </mc:Choice>
-          <mc:Fallback xmlns:ve="http://schemas.openxmlformats.org/markup-compatibility/2006" xmlns:a="http://schemas.openxmlformats.org/drawingml/2006/main" xmlns:pic="http://schemas.openxmlformats.org/drawingml/2006/picture">
+          <mc:Fallback>
             <w:pict>
-              <v:shape style="position:absolute;margin-left:308.584991pt;margin-top:18.423906pt;width:275pt;height:.1pt;mso-position-horizontal-relative:page;mso-position-vertical-relative:paragraph;z-index:-15717888;mso-wrap-distance-left:0;mso-wrap-distance-right:0" id="docshape49" coordorigin="6172,368" coordsize="5500,0" path="m6172,368l11671,368e" filled="false" stroked="true" strokeweight=".5pt" strokecolor="#000000">
+              <v:shape w14:anchorId="1C58E048" id="Graphic 68" o:spid="_x0000_s1026" style="position:absolute;margin-left:308.6pt;margin-top:18.4pt;width:275pt;height:.1pt;z-index:-15717888;visibility:visible;mso-wrap-style:square;mso-wrap-distance-left:0;mso-wrap-distance-top:0;mso-wrap-distance-right:0;mso-wrap-distance-bottom:0;mso-position-horizontal:absolute;mso-position-horizontal-relative:page;mso-position-vertical:absolute;mso-position-vertical-relative:text;v-text-anchor:top" coordsize="3492500,1270" o:gfxdata="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" path="m,l3492042,e" filled="f" strokeweight=".5pt">
                 <v:path arrowok="t"/>
-                <v:stroke dashstyle="solid"/>
-                <w10:wrap type="topAndBottom"/>
+                <w10:wrap type="topAndBottom" anchorx="page"/>
               </v:shape>
             </w:pict>
           </mc:Fallback>
@@ -14925,14 +9332,12 @@
           <w:sz w:val="20"/>
         </w:rPr>
       </w:pPr>
-      <w:proofErr w:type="spellStart"/>
       <w:r>
         <w:rPr>
           <w:sz w:val="20"/>
         </w:rPr>
         <w:t>BBO</w:t>
       </w:r>
-      <w:proofErr w:type="spellEnd"/>
       <w:r>
         <w:rPr>
           <w:spacing w:val="-3"/>
@@ -15079,7 +9484,7 @@
           </mc:Choice>
           <mc:Fallback>
             <w:pict>
-              <v:shape w14:anchorId="3C19659B" id="Graphic 69" o:spid="_x0000_s1026" style="position:absolute;margin-left:308.55pt;margin-top:20.55pt;width:273.85pt;height:.1pt;z-index:-15717376;visibility:visible;mso-wrap-style:square;mso-wrap-distance-left:0;mso-wrap-distance-top:0;mso-wrap-distance-right:0;mso-wrap-distance-bottom:0;mso-position-horizontal:absolute;mso-position-horizontal-relative:page;mso-position-vertical:absolute;mso-position-vertical-relative:text;v-text-anchor:top" coordsize="3477895,1270" o:gfxdata="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" path="m,l3477641,e" filled="f" strokeweight=".5pt">
+              <v:shape w14:anchorId="7044D1A5" id="Graphic 69" o:spid="_x0000_s1026" style="position:absolute;margin-left:308.55pt;margin-top:20.55pt;width:273.85pt;height:.1pt;z-index:-15717376;visibility:visible;mso-wrap-style:square;mso-wrap-distance-left:0;mso-wrap-distance-top:0;mso-wrap-distance-right:0;mso-wrap-distance-bottom:0;mso-position-horizontal:absolute;mso-position-horizontal-relative:page;mso-position-vertical:absolute;mso-position-vertical-relative:text;v-text-anchor:top" coordsize="3477895,1270" o:gfxdata="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" path="m,l3477641,e" filled="f" strokeweight=".5pt">
                 <v:path arrowok="t"/>
                 <w10:wrap type="topAndBottom" anchorx="page"/>
               </v:shape>
@@ -15135,53 +9540,12 @@
         </w:rPr>
         <w:tab/>
       </w:r>
-      <w:proofErr w:type="gramStart"/>
-      <w:r>
-        <w:rPr>
-          <w:sz w:val="20"/>
-          <w:szCs w:val="20"/>
-        </w:rPr>
-        <w:t xml:space="preserve">{{ </w:t>
-      </w:r>
-      <w:proofErr w:type="spellStart"/>
-      <w:r>
-        <w:rPr>
-          <w:sz w:val="20"/>
-          <w:szCs w:val="20"/>
-        </w:rPr>
-        <w:t>attorney</w:t>
-      </w:r>
-      <w:proofErr w:type="gramEnd"/>
-      <w:r>
-        <w:rPr>
-          <w:sz w:val="20"/>
-          <w:szCs w:val="20"/>
-        </w:rPr>
-        <w:t>_bbo</w:t>
-      </w:r>
-      <w:proofErr w:type="spellEnd"/>
-      <w:r>
-        <w:rPr>
-          <w:sz w:val="20"/>
-          <w:szCs w:val="20"/>
-        </w:rPr>
-        <w:t xml:space="preserve"> if </w:t>
-      </w:r>
-      <w:proofErr w:type="spellStart"/>
-      <w:r>
-        <w:rPr>
-          <w:sz w:val="20"/>
-          <w:szCs w:val="20"/>
-        </w:rPr>
-        <w:t>filer_role</w:t>
-      </w:r>
-      <w:proofErr w:type="spellEnd"/>
-      <w:r>
-        <w:rPr>
-          <w:sz w:val="20"/>
-          <w:szCs w:val="20"/>
-        </w:rPr>
-        <w:t xml:space="preserve"> == "attorney" else "N/A" }}</w:t>
+      <w:r>
+        <w:rPr>
+          <w:sz w:val="20"/>
+          <w:szCs w:val="20"/>
+        </w:rPr>
+        <w:t>{{ attorney_bbo if filer_role == "attorney" else "N/A" }}</w:t>
       </w:r>
     </w:p>
     <w:p>
@@ -15252,22 +9616,13 @@
         </w:rPr>
         <w:t xml:space="preserve">Pursuant to </w:t>
       </w:r>
-      <w:hyperlink r:id="rId24" w:anchor="-d-certificate-of-service-of-all-documents-other-than-briefs-and-appendices" w:history="1">
-        <w:proofErr w:type="spellStart"/>
+      <w:hyperlink r:id="rId19" w:anchor="-d-certificate-of-service-of-all-documents-other-than-briefs-and-appendices" w:history="1">
         <w:r>
           <w:rPr>
             <w:rStyle w:val="Hyperlink"/>
             <w:sz w:val="20"/>
           </w:rPr>
-          <w:t>Mass.R.A.P</w:t>
-        </w:r>
-        <w:proofErr w:type="spellEnd"/>
-        <w:r>
-          <w:rPr>
-            <w:rStyle w:val="Hyperlink"/>
-            <w:sz w:val="20"/>
-          </w:rPr>
-          <w:t>. 13(d)</w:t>
+          <w:t>Mass.R.A.P. 13(d)</w:t>
         </w:r>
       </w:hyperlink>
       <w:r>
@@ -15289,29 +9644,7 @@
           <w:u w:val="single"/>
         </w:rPr>
         <w:tab/>
-      </w:r>
-      <w:r>
-        <w:rPr>
-          <w:sz w:val="20"/>
-          <w:u w:val="single"/>
-        </w:rPr>
-        <w:t xml:space="preserve">{{ </w:t>
-      </w:r>
-      <w:proofErr w:type="spellStart"/>
-      <w:r>
-        <w:rPr>
-          <w:sz w:val="20"/>
-          <w:u w:val="single"/>
-        </w:rPr>
-        <w:t>service_date</w:t>
-      </w:r>
-      <w:proofErr w:type="spellEnd"/>
-      <w:r>
-        <w:rPr>
-          <w:sz w:val="20"/>
-          <w:u w:val="single"/>
-        </w:rPr>
-        <w:t xml:space="preserve"> }}</w:t>
+        <w:t>{{ service_date }}</w:t>
       </w:r>
       <w:r>
         <w:rPr>
@@ -15569,69 +9902,12 @@
           <w:sz w:val="20"/>
         </w:rPr>
       </w:pPr>
-      <w:proofErr w:type="gramStart"/>
       <w:r>
         <w:rPr>
           <w:sz w:val="20"/>
           <w:u w:val="single"/>
         </w:rPr>
-        <w:t xml:space="preserve">{{ </w:t>
-      </w:r>
-      <w:proofErr w:type="spellStart"/>
-      <w:r>
-        <w:rPr>
-          <w:sz w:val="20"/>
-          <w:u w:val="single"/>
-        </w:rPr>
-        <w:t>client.name</w:t>
-      </w:r>
-      <w:proofErr w:type="gramEnd"/>
-      <w:r>
-        <w:rPr>
-          <w:sz w:val="20"/>
-          <w:u w:val="single"/>
-        </w:rPr>
-        <w:t>.full</w:t>
-      </w:r>
-      <w:proofErr w:type="spellEnd"/>
-      <w:r>
-        <w:rPr>
-          <w:sz w:val="20"/>
-          <w:u w:val="single"/>
-        </w:rPr>
-        <w:t xml:space="preserve">() if </w:t>
-      </w:r>
-      <w:proofErr w:type="spellStart"/>
-      <w:r>
-        <w:rPr>
-          <w:sz w:val="20"/>
-          <w:u w:val="single"/>
-        </w:rPr>
-        <w:t>filer_role</w:t>
-      </w:r>
-      <w:proofErr w:type="spellEnd"/>
-      <w:r>
-        <w:rPr>
-          <w:sz w:val="20"/>
-          <w:u w:val="single"/>
-        </w:rPr>
-        <w:t xml:space="preserve"> == “attorney” else users[0].</w:t>
-      </w:r>
-      <w:proofErr w:type="spellStart"/>
-      <w:r>
-        <w:rPr>
-          <w:sz w:val="20"/>
-          <w:u w:val="single"/>
-        </w:rPr>
-        <w:t>name.full</w:t>
-      </w:r>
-      <w:proofErr w:type="spellEnd"/>
-      <w:r>
-        <w:rPr>
-          <w:sz w:val="20"/>
-          <w:u w:val="single"/>
-        </w:rPr>
-        <w:t>() }}</w:t>
+        <w:t>{{ client.name.full() if filer_role == “attorney” else users[0].name.full() }}</w:t>
       </w:r>
       <w:r>
         <w:rPr>
@@ -15703,101 +9979,7 @@
           <w:position w:val="2"/>
           <w:sz w:val="20"/>
         </w:rPr>
-        <w:t xml:space="preserve"> </w:t>
-      </w:r>
-      <w:proofErr w:type="gramStart"/>
-      <w:r>
-        <w:rPr>
-          <w:position w:val="2"/>
-          <w:sz w:val="20"/>
-        </w:rPr>
-        <w:t>{{ “</w:t>
-      </w:r>
-      <w:proofErr w:type="gramEnd"/>
-      <w:r>
-        <w:rPr>
-          <w:position w:val="2"/>
-          <w:sz w:val="20"/>
-        </w:rPr>
-        <w:t>hand delivery</w:t>
-      </w:r>
-      <w:r>
-        <w:rPr>
-          <w:position w:val="2"/>
-          <w:sz w:val="20"/>
-        </w:rPr>
-        <w:t>”</w:t>
-      </w:r>
-      <w:r>
-        <w:rPr>
-          <w:position w:val="2"/>
-          <w:sz w:val="20"/>
-        </w:rPr>
-        <w:t xml:space="preserve"> if </w:t>
-      </w:r>
-      <w:proofErr w:type="spellStart"/>
-      <w:r>
-        <w:rPr>
-          <w:position w:val="2"/>
-          <w:sz w:val="20"/>
-        </w:rPr>
-        <w:t>service_type</w:t>
-      </w:r>
-      <w:proofErr w:type="spellEnd"/>
-      <w:r>
-        <w:rPr>
-          <w:position w:val="2"/>
-          <w:sz w:val="20"/>
-        </w:rPr>
-        <w:t xml:space="preserve"> == “hand” else “” }} {{“first class mail” if </w:t>
-      </w:r>
-      <w:proofErr w:type="spellStart"/>
-      <w:r>
-        <w:rPr>
-          <w:position w:val="2"/>
-          <w:sz w:val="20"/>
-        </w:rPr>
-        <w:t>service_type</w:t>
-      </w:r>
-      <w:proofErr w:type="spellEnd"/>
-      <w:r>
-        <w:rPr>
-          <w:position w:val="2"/>
-          <w:sz w:val="20"/>
-        </w:rPr>
-        <w:t xml:space="preserve"> == “mail” else “” }} {{“email/</w:t>
-      </w:r>
-      <w:proofErr w:type="spellStart"/>
-      <w:r>
-        <w:rPr>
-          <w:position w:val="2"/>
-          <w:sz w:val="20"/>
-        </w:rPr>
-        <w:t>efile</w:t>
-      </w:r>
-      <w:proofErr w:type="spellEnd"/>
-      <w:r>
-        <w:rPr>
-          <w:position w:val="2"/>
-          <w:sz w:val="20"/>
-        </w:rPr>
-        <w:t xml:space="preserve">” if </w:t>
-      </w:r>
-      <w:proofErr w:type="spellStart"/>
-      <w:r>
-        <w:rPr>
-          <w:position w:val="2"/>
-          <w:sz w:val="20"/>
-        </w:rPr>
-        <w:t>service_type</w:t>
-      </w:r>
-      <w:proofErr w:type="spellEnd"/>
-      <w:r>
-        <w:rPr>
-          <w:position w:val="2"/>
-          <w:sz w:val="20"/>
-        </w:rPr>
-        <w:t xml:space="preserve"> == “email” else “” }} </w:t>
+        <w:t xml:space="preserve"> {{ “hand delivery” if service_type == “hand” else “” }} {{“first class mail” if service_type == “mail” else “” }} {{“email/efile” if service_type == “email” else “” }} </w:t>
       </w:r>
     </w:p>
     <w:p>
@@ -15853,21 +10035,8 @@
                       <wps:txbx>
                         <w:txbxContent>
                           <w:p>
-                            <w:proofErr w:type="gramStart"/>
                             <w:r>
-                              <w:t xml:space="preserve">{{ </w:t>
-                            </w:r>
-                            <w:proofErr w:type="spellStart"/>
-                            <w:r>
-                              <w:t>parties</w:t>
-                            </w:r>
-                            <w:proofErr w:type="gramEnd"/>
-                            <w:r>
-                              <w:t>_to_be_served</w:t>
-                            </w:r>
-                            <w:proofErr w:type="spellEnd"/>
-                            <w:r>
-                              <w:t xml:space="preserve"> }}</w:t>
+                              <w:t>{{ parties_to_be_served }}</w:t>
                             </w:r>
                           </w:p>
                         </w:txbxContent>
@@ -15890,21 +10059,8 @@
                 <v:textbox>
                   <w:txbxContent>
                     <w:p>
-                      <w:proofErr w:type="gramStart"/>
                       <w:r>
-                        <w:t xml:space="preserve">{{ </w:t>
-                      </w:r>
-                      <w:proofErr w:type="spellStart"/>
-                      <w:r>
-                        <w:t>parties</w:t>
-                      </w:r>
-                      <w:proofErr w:type="gramEnd"/>
-                      <w:r>
-                        <w:t>_to_be_served</w:t>
-                      </w:r>
-                      <w:proofErr w:type="spellEnd"/>
-                      <w:r>
-                        <w:t xml:space="preserve"> }}</w:t>
+                        <w:t>{{ parties_to_be_served }}</w:t>
                       </w:r>
                     </w:p>
                   </w:txbxContent>
@@ -15996,7 +10152,7 @@
           </mc:Choice>
           <mc:Fallback>
             <w:pict>
-              <v:shape w14:anchorId="33B3428F" id="Graphic 73" o:spid="_x0000_s1026" style="position:absolute;margin-left:56.85pt;margin-top:26.65pt;width:498.35pt;height:93.35pt;z-index:-15716864;visibility:visible;mso-wrap-style:square;mso-wrap-distance-left:0;mso-wrap-distance-top:0;mso-wrap-distance-right:0;mso-wrap-distance-bottom:0;mso-position-horizontal:absolute;mso-position-horizontal-relative:page;mso-position-vertical:absolute;mso-position-vertical-relative:text;v-text-anchor:top" coordsize="6329045,1185545" o:gfxdata="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" path="m,1185290r6328791,l6328791,,,,,1185290xe" filled="f" strokeweight=".5pt">
+              <v:shape w14:anchorId="0BDF7392" id="Graphic 73" o:spid="_x0000_s1026" style="position:absolute;margin-left:56.85pt;margin-top:26.65pt;width:498.35pt;height:93.35pt;z-index:-15716864;visibility:visible;mso-wrap-style:square;mso-wrap-distance-left:0;mso-wrap-distance-top:0;mso-wrap-distance-right:0;mso-wrap-distance-bottom:0;mso-position-horizontal:absolute;mso-position-horizontal-relative:page;mso-position-vertical:absolute;mso-position-vertical-relative:text;v-text-anchor:top" coordsize="6329045,1185545" o:gfxdata="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" path="m,1185290r6328791,l6328791,,,,,1185290xe" filled="f" strokeweight=".5pt">
                 <v:path arrowok="t"/>
                 <w10:wrap type="topAndBottom" anchorx="page"/>
               </v:shape>
@@ -16160,7 +10316,6 @@
         </w:rPr>
         <w:t xml:space="preserve"> </w:t>
       </w:r>
-      <w:proofErr w:type="gramStart"/>
       <w:r>
         <w:rPr>
           <w:sz w:val="20"/>
@@ -16180,7 +10335,6 @@
         </w:rPr>
         <w:t>made</w:t>
       </w:r>
-      <w:proofErr w:type="gramEnd"/>
       <w:r>
         <w:rPr>
           <w:spacing w:val="-2"/>
@@ -16298,33 +10452,7 @@
         <w:rPr>
           <w:sz w:val="19"/>
         </w:rPr>
-        <w:t xml:space="preserve">/s/ </w:t>
-      </w:r>
-      <w:proofErr w:type="gramStart"/>
-      <w:r>
-        <w:rPr>
-          <w:sz w:val="19"/>
-        </w:rPr>
-        <w:t>{{ users</w:t>
-      </w:r>
-      <w:proofErr w:type="gramEnd"/>
-      <w:r>
-        <w:rPr>
-          <w:sz w:val="19"/>
-        </w:rPr>
-        <w:t>[0].</w:t>
-      </w:r>
-      <w:r>
-        <w:rPr>
-          <w:sz w:val="19"/>
-        </w:rPr>
-        <w:t>signature</w:t>
-      </w:r>
-      <w:r>
-        <w:rPr>
-          <w:sz w:val="19"/>
-        </w:rPr>
-        <w:t xml:space="preserve"> }}</w:t>
+        <w:t>/s/ {{ users[0].signature }}</w:t>
       </w:r>
       <w:r>
         <w:rPr>
@@ -16425,33 +10553,11 @@
         </w:rPr>
         <w:tab/>
       </w:r>
-      <w:proofErr w:type="gramStart"/>
       <w:r>
         <w:rPr>
           <w:sz w:val="19"/>
         </w:rPr>
-        <w:t>{{ users</w:t>
-      </w:r>
-      <w:proofErr w:type="gramEnd"/>
-      <w:r>
-        <w:rPr>
-          <w:sz w:val="19"/>
-        </w:rPr>
-        <w:t>[0].</w:t>
-      </w:r>
-      <w:proofErr w:type="spellStart"/>
-      <w:r>
-        <w:rPr>
-          <w:sz w:val="19"/>
-        </w:rPr>
-        <w:t>phone_number</w:t>
-      </w:r>
-      <w:proofErr w:type="spellEnd"/>
-      <w:r>
-        <w:rPr>
-          <w:sz w:val="19"/>
-        </w:rPr>
-        <w:t xml:space="preserve"> }}</w:t>
+        <w:t>{{ users[0].phone_number }}</w:t>
       </w:r>
     </w:p>
     <w:p>
@@ -16468,7 +10574,7 @@
           <w:sz w:val="2"/>
         </w:rPr>
         <mc:AlternateContent>
-          <mc:Choice Requires="wps">
+          <mc:Choice Requires="wpg">
             <w:drawing>
               <wp:inline distT="0" distB="0" distL="0" distR="0" wp14:anchorId="4F51136C" wp14:editId="7462FF22">
                 <wp:extent cx="3477895" cy="6350"/>
@@ -16536,12 +10642,13 @@
               </wp:inline>
             </w:drawing>
           </mc:Choice>
-          <mc:Fallback xmlns:ve="http://schemas.openxmlformats.org/markup-compatibility/2006" xmlns:a="http://schemas.openxmlformats.org/drawingml/2006/main" xmlns:pic="http://schemas.openxmlformats.org/drawingml/2006/picture">
+          <mc:Fallback>
             <w:pict>
-              <v:group style="width:273.850pt;height:.5pt;mso-position-horizontal-relative:char;mso-position-vertical-relative:line" id="docshapegroup52" coordorigin="0,0" coordsize="5477,10">
-                <v:line style="position:absolute" from="0,5" to="5477,5" stroked="true" strokeweight=".5pt" strokecolor="#000000">
-                  <v:stroke dashstyle="solid"/>
-                </v:line>
+              <v:group w14:anchorId="026B0ACA" id="Group 74" o:spid="_x0000_s1026" style="width:273.85pt;height:.5pt;mso-position-horizontal-relative:char;mso-position-vertical-relative:line" coordsize="34778,63" o:gfxdata="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">
+                <v:shape id="Graphic 75" o:spid="_x0000_s1027" style="position:absolute;top:31;width:34778;height:13;visibility:visible;mso-wrap-style:square;v-text-anchor:top" coordsize="3477895,1270" o:gfxdata="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" path="m,l3477641,e" filled="f" strokeweight=".5pt">
+                  <v:path arrowok="t"/>
+                </v:shape>
+                <w10:anchorlock/>
               </v:group>
             </w:pict>
           </mc:Fallback>
@@ -16639,12 +10746,12 @@
               </wp:anchor>
             </w:drawing>
           </mc:Choice>
-          <mc:Fallback xmlns:ve="http://schemas.openxmlformats.org/markup-compatibility/2006" xmlns:a="http://schemas.openxmlformats.org/drawingml/2006/main" xmlns:pic="http://schemas.openxmlformats.org/drawingml/2006/picture">
+          <mc:Fallback>
             <w:pict>
-              <v:line style="position:absolute;mso-position-horizontal-relative:page;mso-position-vertical-relative:paragraph;z-index:15741952" from="29.584999pt,2.326pt" to="303.414999pt,2.326pt" stroked="true" strokeweight=".5pt" strokecolor="#000000">
-                <v:stroke dashstyle="solid"/>
-                <w10:wrap type="none"/>
-              </v:line>
+              <v:shape w14:anchorId="798F2E0F" id="Graphic 76" o:spid="_x0000_s1026" style="position:absolute;margin-left:29.6pt;margin-top:2.35pt;width:273.85pt;height:.1pt;z-index:15741952;visibility:visible;mso-wrap-style:square;mso-wrap-distance-left:0;mso-wrap-distance-top:0;mso-wrap-distance-right:0;mso-wrap-distance-bottom:0;mso-position-horizontal:absolute;mso-position-horizontal-relative:page;mso-position-vertical:absolute;mso-position-vertical-relative:text;v-text-anchor:top" coordsize="3477895,1270" o:gfxdata="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" path="m,l3477641,e" filled="f" strokeweight=".5pt">
+                <v:path arrowok="t"/>
+                <w10:wrap anchorx="page"/>
+              </v:shape>
             </w:pict>
           </mc:Fallback>
         </mc:AlternateContent>
@@ -16716,33 +10823,11 @@
           <w:sz w:val="20"/>
         </w:rPr>
       </w:pPr>
-      <w:proofErr w:type="gramStart"/>
-      <w:r>
-        <w:rPr>
-          <w:sz w:val="20"/>
-        </w:rPr>
-        <w:t>{{ users</w:t>
-      </w:r>
-      <w:proofErr w:type="gramEnd"/>
-      <w:r>
-        <w:rPr>
-          <w:sz w:val="20"/>
-        </w:rPr>
-        <w:t>[0].</w:t>
-      </w:r>
-      <w:proofErr w:type="spellStart"/>
-      <w:r>
-        <w:rPr>
-          <w:sz w:val="20"/>
-        </w:rPr>
-        <w:t>address.address</w:t>
-      </w:r>
-      <w:proofErr w:type="spellEnd"/>
-      <w:r>
-        <w:rPr>
-          <w:sz w:val="20"/>
-        </w:rPr>
-        <w:t xml:space="preserve"> }}</w:t>
+      <w:r>
+        <w:rPr>
+          <w:sz w:val="20"/>
+        </w:rPr>
+        <w:t>{{ users[0].address.address }}</w:t>
       </w:r>
     </w:p>
     <w:p>
@@ -16753,47 +10838,11 @@
           <w:sz w:val="20"/>
         </w:rPr>
       </w:pPr>
-      <w:proofErr w:type="gramStart"/>
-      <w:r>
-        <w:rPr>
-          <w:sz w:val="20"/>
-        </w:rPr>
-        <w:t>{{ users</w:t>
-      </w:r>
-      <w:proofErr w:type="gramEnd"/>
-      <w:r>
-        <w:rPr>
-          <w:sz w:val="20"/>
-        </w:rPr>
-        <w:t>[0].</w:t>
-      </w:r>
-      <w:proofErr w:type="spellStart"/>
-      <w:r>
-        <w:rPr>
-          <w:sz w:val="20"/>
-        </w:rPr>
-        <w:t>address.city</w:t>
-      </w:r>
-      <w:proofErr w:type="spellEnd"/>
-      <w:r>
-        <w:rPr>
-          <w:sz w:val="20"/>
-        </w:rPr>
-        <w:t xml:space="preserve"> }}, {{ users[0].</w:t>
-      </w:r>
-      <w:proofErr w:type="spellStart"/>
-      <w:r>
-        <w:rPr>
-          <w:sz w:val="20"/>
-        </w:rPr>
-        <w:t>address.state</w:t>
-      </w:r>
-      <w:proofErr w:type="spellEnd"/>
-      <w:r>
-        <w:rPr>
-          <w:sz w:val="20"/>
-        </w:rPr>
-        <w:t xml:space="preserve"> }} </w:t>
+      <w:r>
+        <w:rPr>
+          <w:sz w:val="20"/>
+        </w:rPr>
+        <w:t xml:space="preserve">{{ users[0].address.city }}, {{ users[0].address.state }} </w:t>
       </w:r>
     </w:p>
     <w:p>
@@ -16823,21 +10872,7 @@
         <w:rPr>
           <w:sz w:val="20"/>
         </w:rPr>
-        <w:t xml:space="preserve">Email: </w:t>
-      </w:r>
-      <w:proofErr w:type="gramStart"/>
-      <w:r>
-        <w:rPr>
-          <w:sz w:val="20"/>
-        </w:rPr>
-        <w:t>{{ users</w:t>
-      </w:r>
-      <w:proofErr w:type="gramEnd"/>
-      <w:r>
-        <w:rPr>
-          <w:sz w:val="20"/>
-        </w:rPr>
-        <w:t>[0].email }}</w:t>
+        <w:t>Email: {{ users[0].email }}</w:t>
       </w:r>
     </w:p>
     <w:p>
@@ -16854,7 +10889,7 @@
           <w:sz w:val="2"/>
         </w:rPr>
         <mc:AlternateContent>
-          <mc:Choice Requires="wps">
+          <mc:Choice Requires="wpg">
             <w:drawing>
               <wp:inline distT="0" distB="0" distL="0" distR="0" wp14:anchorId="42419C99" wp14:editId="6A217644">
                 <wp:extent cx="3492500" cy="6350"/>
@@ -16922,12 +10957,13 @@
               </wp:inline>
             </w:drawing>
           </mc:Choice>
-          <mc:Fallback xmlns:ve="http://schemas.openxmlformats.org/markup-compatibility/2006" xmlns:a="http://schemas.openxmlformats.org/drawingml/2006/main" xmlns:pic="http://schemas.openxmlformats.org/drawingml/2006/picture">
+          <mc:Fallback>
             <w:pict>
-              <v:group style="width:275pt;height:.5pt;mso-position-horizontal-relative:char;mso-position-vertical-relative:line" id="docshapegroup53" coordorigin="0,0" coordsize="5500,10">
-                <v:line style="position:absolute" from="0,5" to="5499,5" stroked="true" strokeweight=".5pt" strokecolor="#000000">
-                  <v:stroke dashstyle="solid"/>
-                </v:line>
+              <v:group w14:anchorId="4A94A18D" id="Group 77" o:spid="_x0000_s1026" style="width:275pt;height:.5pt;mso-position-horizontal-relative:char;mso-position-vertical-relative:line" coordsize="34925,63" o:gfxdata="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">
+                <v:shape id="Graphic 78" o:spid="_x0000_s1027" style="position:absolute;top:31;width:34925;height:13;visibility:visible;mso-wrap-style:square;v-text-anchor:top" coordsize="3492500,1270" o:gfxdata="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" path="m,l3492042,e" filled="f" strokeweight=".5pt">
+                  <v:path arrowok="t"/>
+                </v:shape>
+                <w10:anchorlock/>
               </v:group>
             </w:pict>
           </mc:Fallback>
@@ -16986,7 +11022,7 @@
       <w:rPr>
         <w:rStyle w:val="PageNumber"/>
       </w:rPr>
-      <w:id w:val="-1198309701"/>
+      <w:id w:val="1246297682"/>
       <w:docPartObj>
         <w:docPartGallery w:val="Page Numbers (Bottom of Page)"/>
         <w:docPartUnique/>
@@ -17000,46 +11036,25 @@
           <w:rPr>
             <w:rStyle w:val="PageNumber"/>
           </w:rPr>
-          <w:pPrChange w:id="0" w:author="Lynch, Kathryn" w:date="2026-04-17T14:11:00Z" w16du:dateUtc="2026-04-17T18:11:00Z">
-            <w:pPr>
-              <w:pStyle w:val="Footer"/>
-            </w:pPr>
-          </w:pPrChange>
         </w:pPr>
-        <w:ins w:id="1" w:author="Lynch, Kathryn" w:date="2026-04-17T14:11:00Z" w16du:dateUtc="2026-04-17T18:11:00Z">
-          <w:r>
-            <w:rPr>
-              <w:rStyle w:val="PageNumber"/>
-            </w:rPr>
-            <w:fldChar w:fldCharType="begin"/>
-          </w:r>
-          <w:r>
-            <w:rPr>
-              <w:rStyle w:val="PageNumber"/>
-            </w:rPr>
-            <w:instrText xml:space="preserve"> </w:instrText>
-          </w:r>
-        </w:ins>
         <w:r>
           <w:rPr>
             <w:rStyle w:val="PageNumber"/>
           </w:rPr>
-          <w:instrText>PAGE</w:instrText>
+          <w:fldChar w:fldCharType="begin"/>
         </w:r>
-        <w:ins w:id="2" w:author="Lynch, Kathryn" w:date="2026-04-17T14:11:00Z" w16du:dateUtc="2026-04-17T18:11:00Z">
-          <w:r>
-            <w:rPr>
-              <w:rStyle w:val="PageNumber"/>
-            </w:rPr>
-            <w:instrText xml:space="preserve"> </w:instrText>
-          </w:r>
-          <w:r>
-            <w:rPr>
-              <w:rStyle w:val="PageNumber"/>
-            </w:rPr>
-            <w:fldChar w:fldCharType="end"/>
-          </w:r>
-        </w:ins>
+        <w:r>
+          <w:rPr>
+            <w:rStyle w:val="PageNumber"/>
+          </w:rPr>
+          <w:instrText xml:space="preserve"> PAGE </w:instrText>
+        </w:r>
+        <w:r>
+          <w:rPr>
+            <w:rStyle w:val="PageNumber"/>
+          </w:rPr>
+          <w:fldChar w:fldCharType="end"/>
+        </w:r>
       </w:p>
     </w:sdtContent>
   </w:sdt>
@@ -17058,7 +11073,7 @@
       <w:rPr>
         <w:rStyle w:val="PageNumber"/>
       </w:rPr>
-      <w:id w:val="1940637192"/>
+      <w:id w:val="654967834"/>
       <w:docPartObj>
         <w:docPartGallery w:val="Page Numbers (Bottom of Page)"/>
         <w:docPartUnique/>
@@ -17072,40 +11087,19 @@
           <w:rPr>
             <w:rStyle w:val="PageNumber"/>
           </w:rPr>
-          <w:pPrChange w:id="3" w:author="Lynch, Kathryn" w:date="2026-04-17T14:11:00Z" w16du:dateUtc="2026-04-17T18:11:00Z">
-            <w:pPr>
-              <w:pStyle w:val="Footer"/>
-            </w:pPr>
-          </w:pPrChange>
         </w:pPr>
-        <w:ins w:id="4" w:author="Lynch, Kathryn" w:date="2026-04-17T14:11:00Z" w16du:dateUtc="2026-04-17T18:11:00Z">
-          <w:r>
-            <w:rPr>
-              <w:rStyle w:val="PageNumber"/>
-            </w:rPr>
-            <w:fldChar w:fldCharType="begin"/>
-          </w:r>
-          <w:r>
-            <w:rPr>
-              <w:rStyle w:val="PageNumber"/>
-            </w:rPr>
-            <w:instrText xml:space="preserve"> </w:instrText>
-          </w:r>
-        </w:ins>
         <w:r>
           <w:rPr>
             <w:rStyle w:val="PageNumber"/>
           </w:rPr>
-          <w:instrText>PAGE</w:instrText>
+          <w:fldChar w:fldCharType="begin"/>
         </w:r>
-        <w:ins w:id="5" w:author="Lynch, Kathryn" w:date="2026-04-17T14:11:00Z" w16du:dateUtc="2026-04-17T18:11:00Z">
-          <w:r>
-            <w:rPr>
-              <w:rStyle w:val="PageNumber"/>
-            </w:rPr>
-            <w:instrText xml:space="preserve"> </w:instrText>
-          </w:r>
-        </w:ins>
+        <w:r>
+          <w:rPr>
+            <w:rStyle w:val="PageNumber"/>
+          </w:rPr>
+          <w:instrText xml:space="preserve"> PAGE </w:instrText>
+        </w:r>
         <w:r>
           <w:rPr>
             <w:rStyle w:val="PageNumber"/>
@@ -17117,295 +11111,43 @@
             <w:rStyle w:val="PageNumber"/>
             <w:noProof/>
           </w:rPr>
-          <w:t>1</w:t>
+          <w:t>2</w:t>
         </w:r>
-        <w:ins w:id="6" w:author="Lynch, Kathryn" w:date="2026-04-17T14:11:00Z" w16du:dateUtc="2026-04-17T18:11:00Z">
-          <w:r>
-            <w:rPr>
-              <w:rStyle w:val="PageNumber"/>
-            </w:rPr>
-            <w:fldChar w:fldCharType="end"/>
-          </w:r>
-        </w:ins>
+        <w:r>
+          <w:rPr>
+            <w:rStyle w:val="PageNumber"/>
+          </w:rPr>
+          <w:fldChar w:fldCharType="end"/>
+        </w:r>
       </w:p>
     </w:sdtContent>
   </w:sdt>
   <w:p>
     <w:pPr>
-      <w:pStyle w:val="BodyText"/>
-      <w:spacing w:line="14" w:lineRule="auto"/>
+      <w:pStyle w:val="Footer"/>
       <w:rPr>
-        <w:sz w:val="20"/>
+        <w:rFonts w:ascii="Arial" w:hAnsi="Arial" w:cs="Arial"/>
       </w:rPr>
     </w:pPr>
+    <w:proofErr w:type="spellStart"/>
     <w:r>
       <w:rPr>
-        <w:noProof/>
-        <w:sz w:val="20"/>
+        <w:rFonts w:ascii="Arial" w:hAnsi="Arial" w:cs="Arial"/>
       </w:rPr>
-      <w:drawing>
-        <wp:anchor distT="0" distB="0" distL="0" distR="0" simplePos="0" relativeHeight="487396352" behindDoc="1" locked="0" layoutInCell="1" allowOverlap="1" wp14:anchorId="355D3099" wp14:editId="531E37F2">
-          <wp:simplePos x="0" y="0"/>
-          <wp:positionH relativeFrom="page">
-            <wp:posOffset>1876788</wp:posOffset>
-          </wp:positionH>
-          <wp:positionV relativeFrom="page">
-            <wp:posOffset>9854352</wp:posOffset>
-          </wp:positionV>
-          <wp:extent cx="172873" cy="172873"/>
-          <wp:effectExtent l="0" t="0" r="0" b="0"/>
-          <wp:wrapNone/>
-          <wp:docPr id="1" name="Image 1"/>
-          <wp:cNvGraphicFramePr>
-            <a:graphicFrameLocks xmlns:a="http://schemas.openxmlformats.org/drawingml/2006/main"/>
-          </wp:cNvGraphicFramePr>
-          <a:graphic xmlns:a="http://schemas.openxmlformats.org/drawingml/2006/main">
-            <a:graphicData uri="http://schemas.openxmlformats.org/drawingml/2006/picture">
-              <pic:pic xmlns:pic="http://schemas.openxmlformats.org/drawingml/2006/picture">
-                <pic:nvPicPr>
-                  <pic:cNvPr id="1" name="Image 1"/>
-                  <pic:cNvPicPr/>
-                </pic:nvPicPr>
-                <pic:blipFill>
-                  <a:blip r:embed="rId1" cstate="print"/>
-                  <a:stretch>
-                    <a:fillRect/>
-                  </a:stretch>
-                </pic:blipFill>
-                <pic:spPr>
-                  <a:xfrm>
-                    <a:off x="0" y="0"/>
-                    <a:ext cx="172873" cy="172873"/>
-                  </a:xfrm>
-                  <a:prstGeom prst="rect">
-                    <a:avLst/>
-                  </a:prstGeom>
-                </pic:spPr>
-              </pic:pic>
-            </a:graphicData>
-          </a:graphic>
-        </wp:anchor>
-      </w:drawing>
+      <w:t>APC002</w:t>
     </w:r>
+    <w:proofErr w:type="spellEnd"/>
     <w:r>
       <w:rPr>
-        <w:noProof/>
-        <w:sz w:val="20"/>
+        <w:rFonts w:ascii="Arial" w:hAnsi="Arial" w:cs="Arial"/>
       </w:rPr>
-      <mc:AlternateContent>
-        <mc:Choice Requires="wps">
-          <w:drawing>
-            <wp:anchor distT="0" distB="0" distL="0" distR="0" simplePos="0" relativeHeight="487396864" behindDoc="1" locked="0" layoutInCell="1" allowOverlap="1" wp14:anchorId="49551B00" wp14:editId="60F9B1E7">
-              <wp:simplePos x="0" y="0"/>
-              <wp:positionH relativeFrom="page">
-                <wp:posOffset>3776154</wp:posOffset>
-              </wp:positionH>
-              <wp:positionV relativeFrom="page">
-                <wp:posOffset>9672331</wp:posOffset>
-              </wp:positionV>
-              <wp:extent cx="88900" cy="166370"/>
-              <wp:effectExtent l="0" t="0" r="0" b="0"/>
-              <wp:wrapNone/>
-              <wp:docPr id="2" name="Textbox 2"/>
-              <wp:cNvGraphicFramePr>
-                <a:graphicFrameLocks xmlns:a="http://schemas.openxmlformats.org/drawingml/2006/main"/>
-              </wp:cNvGraphicFramePr>
-              <a:graphic xmlns:a="http://schemas.openxmlformats.org/drawingml/2006/main">
-                <a:graphicData uri="http://schemas.microsoft.com/office/word/2010/wordprocessingShape">
-                  <wps:wsp>
-                    <wps:cNvSpPr txBox="1">
-                      <a:spLocks/>
-                    </wps:cNvSpPr>
-                    <wps:spPr>
-                      <a:xfrm>
-                        <a:off x="0" y="0"/>
-                        <a:ext cx="88900" cy="166370"/>
-                      </a:xfrm>
-                      <a:prstGeom prst="rect">
-                        <a:avLst/>
-                      </a:prstGeom>
-                    </wps:spPr>
-                    <wps:txbx>
-                      <w:txbxContent>
-                        <w:p>
-                          <w:pPr>
-                            <w:spacing w:before="11"/>
-                            <w:ind w:left="20"/>
-                            <w:rPr>
-                              <w:sz w:val="20"/>
-                            </w:rPr>
-                          </w:pPr>
-                        </w:p>
-                      </w:txbxContent>
-                    </wps:txbx>
-                    <wps:bodyPr wrap="square" lIns="0" tIns="0" rIns="0" bIns="0" rtlCol="0">
-                      <a:noAutofit/>
-                    </wps:bodyPr>
-                  </wps:wsp>
-                </a:graphicData>
-              </a:graphic>
-            </wp:anchor>
-          </w:drawing>
-        </mc:Choice>
-        <mc:Fallback>
-          <w:pict>
-            <v:shapetype w14:anchorId="49551B00" id="_x0000_t202" coordsize="21600,21600" o:spt="202" path="m,l,21600r21600,l21600,xe">
-              <v:stroke joinstyle="miter"/>
-              <v:path gradientshapeok="t" o:connecttype="rect"/>
-            </v:shapetype>
-            <v:shape id="Textbox 2" o:spid="_x0000_s1049" type="#_x0000_t202" style="position:absolute;margin-left:297.35pt;margin-top:761.6pt;width:7pt;height:13.1pt;z-index:-15919616;visibility:visible;mso-wrap-style:square;mso-wrap-distance-left:0;mso-wrap-distance-top:0;mso-wrap-distance-right:0;mso-wrap-distance-bottom:0;mso-position-horizontal:absolute;mso-position-horizontal-relative:page;mso-position-vertical:absolute;mso-position-vertical-relative:page;v-text-anchor:top" o:gfxdata="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" filled="f" stroked="f">
-              <v:textbox inset="0,0,0,0">
-                <w:txbxContent>
-                  <w:p>
-                    <w:pPr>
-                      <w:spacing w:before="11"/>
-                      <w:ind w:left="20"/>
-                      <w:rPr>
-                        <w:sz w:val="20"/>
-                      </w:rPr>
-                    </w:pPr>
-                  </w:p>
-                </w:txbxContent>
-              </v:textbox>
-              <w10:wrap anchorx="page" anchory="page"/>
-            </v:shape>
-          </w:pict>
-        </mc:Fallback>
-      </mc:AlternateContent>
+      <w:t xml:space="preserve"> (4/1/26)</w:t>
     </w:r>
-    <w:r>
-      <w:rPr>
-        <w:noProof/>
-        <w:sz w:val="20"/>
-      </w:rPr>
-      <mc:AlternateContent>
-        <mc:Choice Requires="wps">
-          <w:drawing>
-            <wp:anchor distT="0" distB="0" distL="0" distR="0" simplePos="0" relativeHeight="487397376" behindDoc="1" locked="0" layoutInCell="1" allowOverlap="1" wp14:anchorId="662AE220" wp14:editId="1631E575">
-              <wp:simplePos x="0" y="0"/>
-              <wp:positionH relativeFrom="page">
-                <wp:posOffset>253987</wp:posOffset>
-              </wp:positionH>
-              <wp:positionV relativeFrom="page">
-                <wp:posOffset>9817128</wp:posOffset>
-              </wp:positionV>
-              <wp:extent cx="971550" cy="167640"/>
-              <wp:effectExtent l="0" t="0" r="0" b="0"/>
-              <wp:wrapNone/>
-              <wp:docPr id="3" name="Textbox 3"/>
-              <wp:cNvGraphicFramePr>
-                <a:graphicFrameLocks xmlns:a="http://schemas.openxmlformats.org/drawingml/2006/main"/>
-              </wp:cNvGraphicFramePr>
-              <a:graphic xmlns:a="http://schemas.openxmlformats.org/drawingml/2006/main">
-                <a:graphicData uri="http://schemas.microsoft.com/office/word/2010/wordprocessingShape">
-                  <wps:wsp>
-                    <wps:cNvSpPr txBox="1">
-                      <a:spLocks/>
-                    </wps:cNvSpPr>
-                    <wps:spPr>
-                      <a:xfrm>
-                        <a:off x="0" y="0"/>
-                        <a:ext cx="971550" cy="167640"/>
-                      </a:xfrm>
-                      <a:prstGeom prst="rect">
-                        <a:avLst/>
-                      </a:prstGeom>
-                    </wps:spPr>
-                    <wps:txbx>
-                      <w:txbxContent>
-                        <w:p>
-                          <w:pPr>
-                            <w:spacing w:before="13"/>
-                            <w:ind w:left="20"/>
-                            <w:rPr>
-                              <w:rFonts w:ascii="Arial"/>
-                              <w:sz w:val="20"/>
-                            </w:rPr>
-                          </w:pPr>
-                          <w:proofErr w:type="spellStart"/>
-                          <w:r>
-                            <w:rPr>
-                              <w:rFonts w:ascii="Arial"/>
-                              <w:sz w:val="20"/>
-                            </w:rPr>
-                            <w:t>APC002</w:t>
-                          </w:r>
-                          <w:proofErr w:type="spellEnd"/>
-                          <w:r>
-                            <w:rPr>
-                              <w:rFonts w:ascii="Arial"/>
-                              <w:spacing w:val="-5"/>
-                              <w:sz w:val="20"/>
-                            </w:rPr>
-                            <w:t xml:space="preserve"> </w:t>
-                          </w:r>
-                          <w:r>
-                            <w:rPr>
-                              <w:rFonts w:ascii="Arial"/>
-                              <w:spacing w:val="-2"/>
-                              <w:sz w:val="20"/>
-                            </w:rPr>
-                            <w:t>(4/1/26)</w:t>
-                          </w:r>
-                        </w:p>
-                      </w:txbxContent>
-                    </wps:txbx>
-                    <wps:bodyPr wrap="square" lIns="0" tIns="0" rIns="0" bIns="0" rtlCol="0">
-                      <a:noAutofit/>
-                    </wps:bodyPr>
-                  </wps:wsp>
-                </a:graphicData>
-              </a:graphic>
-            </wp:anchor>
-          </w:drawing>
-        </mc:Choice>
-        <mc:Fallback xmlns:ve="http://schemas.openxmlformats.org/markup-compatibility/2006" xmlns:a="http://schemas.openxmlformats.org/drawingml/2006/main" xmlns:pic="http://schemas.openxmlformats.org/drawingml/2006/picture">
-          <w:pict>
-            <v:shape style="position:absolute;margin-left:19.999001pt;margin-top:773.002258pt;width:76.5pt;height:13.2pt;mso-position-horizontal-relative:page;mso-position-vertical-relative:page;z-index:-15919104" type="#_x0000_t202" id="docshape2" filled="false" stroked="false">
-              <v:textbox inset="0,0,0,0">
-                <w:txbxContent>
-                  <w:p>
-                    <w:pPr>
-                      <w:spacing w:before="13"/>
-                      <w:ind w:left="20" w:right="0" w:firstLine="0"/>
-                      <w:jc w:val="left"/>
-                      <w:rPr>
-                        <w:rFonts w:ascii="Arial"/>
-                        <w:sz w:val="20"/>
-                      </w:rPr>
-                    </w:pPr>
-                    <w:r>
-                      <w:rPr>
-                        <w:rFonts w:ascii="Arial"/>
-                        <w:sz w:val="20"/>
-                      </w:rPr>
-                      <w:t>APC002</w:t>
-                    </w:r>
-                    <w:r>
-                      <w:rPr>
-                        <w:rFonts w:ascii="Arial"/>
-                        <w:spacing w:val="-5"/>
-                        <w:sz w:val="20"/>
-                      </w:rPr>
-                      <w:t> </w:t>
-                    </w:r>
-                    <w:r>
-                      <w:rPr>
-                        <w:rFonts w:ascii="Arial"/>
-                        <w:spacing w:val="-2"/>
-                        <w:sz w:val="20"/>
-                      </w:rPr>
-                      <w:t>(4/1/26)</w:t>
-                    </w:r>
-                  </w:p>
-                </w:txbxContent>
-              </v:textbox>
-              <w10:wrap type="none"/>
-            </v:shape>
-          </w:pict>
-        </mc:Fallback>
-      </mc:AlternateContent>
-    </w:r>
+  </w:p>
+  <w:p>
+    <w:pPr>
+      <w:pStyle w:val="Footer"/>
+    </w:pPr>
   </w:p>
 </w:ftr>
 </file>
@@ -17562,14 +11304,6 @@
     <w:abstractNumId w:val="0"/>
   </w:num>
 </w:numbering>
-</file>
-
-<file path=word/people.xml><?xml version="1.0" encoding="utf-8"?>
-<w15:people xmlns:wpc="http://schemas.microsoft.com/office/word/2010/wordprocessingCanvas" xmlns:cx="http://schemas.microsoft.com/office/drawing/2014/chartex" xmlns:cx1="http://schemas.microsoft.com/office/drawing/2015/9/8/chartex" xmlns:cx2="http://schemas.microsoft.com/office/drawing/2015/10/21/chartex" xmlns:cx3="http://schemas.microsoft.com/office/drawing/2016/5/9/chartex" xmlns:cx4="http://schemas.microsoft.com/office/drawing/2016/5/10/chartex" xmlns:cx5="http://schemas.microsoft.com/office/drawing/2016/5/11/chartex" xmlns:cx6="http://schemas.microsoft.com/office/drawing/2016/5/12/chartex" xmlns:cx7="http://schemas.microsoft.com/office/drawing/2016/5/13/chartex" xmlns:cx8="http://schemas.microsoft.com/office/drawing/2016/5/14/chartex" xmlns:mc="http://schemas.openxmlformats.org/markup-compatibility/2006" xmlns:aink="http://schemas.microsoft.com/office/drawing/2016/ink" xmlns:am3d="http://schemas.microsoft.com/office/drawing/2017/model3d" xmlns:o="urn:schemas-microsoft-com:office:office" xmlns:oel="http://schemas.microsoft.com/office/2019/extlst" xmlns:r="http://schemas.openxmlformats.org/officeDocument/2006/relationships" xmlns:m="http://schemas.openxmlformats.org/officeDocument/2006/math" xmlns:v="urn:schemas-microsoft-com:vml" xmlns:wp14="http://schemas.microsoft.com/office/word/2010/wordprocessingDrawing" xmlns:wp="http://schemas.openxmlformats.org/drawingml/2006/wordprocessingDrawing" xmlns:w10="urn:schemas-microsoft-com:office:word" xmlns:w="http://schemas.openxmlformats.org/wordprocessingml/2006/main" xmlns:w14="http://schemas.microsoft.com/office/word/2010/wordml" xmlns:w15="http://schemas.microsoft.com/office/word/2012/wordml" xmlns:w16cex="http://schemas.microsoft.com/office/word/2018/wordml/cex" xmlns:w16cid="http://schemas.microsoft.com/office/word/2016/wordml/cid" xmlns:w16="http://schemas.microsoft.com/office/word/2018/wordml" xmlns:w16du="http://schemas.microsoft.com/office/word/2023/wordml/word16du" xmlns:w16sdtdh="http://schemas.microsoft.com/office/word/2020/wordml/sdtdatahash" xmlns:w16se="http://schemas.microsoft.com/office/word/2015/wordml/symex" xmlns:wpg="http://schemas.microsoft.com/office/word/2010/wordprocessingGroup" xmlns:wpi="http://schemas.microsoft.com/office/word/2010/wordprocessingInk" xmlns:wne="http://schemas.microsoft.com/office/word/2006/wordml" xmlns:wps="http://schemas.microsoft.com/office/word/2010/wordprocessingShape" mc:Ignorable="w14 w15 w16se w16cid w16 w16cex w16sdtdh w16du wp14">
-  <w15:person w15:author="Lynch, Kathryn">
-    <w15:presenceInfo w15:providerId="AD" w15:userId="S::nkl09456@su.suffolk.edu::8e2a41cf-05fd-48d9-bed4-bcfa85c811bd"/>
-  </w15:person>
-</w15:people>
 </file>
 
 <file path=word/styles.xml><?xml version="1.0" encoding="utf-8"?>
@@ -18014,6 +11748,7 @@
   <w:style w:type="character" w:default="1" w:styleId="DefaultParagraphFont">
     <w:name w:val="Default Paragraph Font"/>
     <w:uiPriority w:val="1"/>
+    <w:semiHidden/>
     <w:unhideWhenUsed/>
   </w:style>
   <w:style w:type="table" w:default="1" w:styleId="TableNormal">

--- a/docassemble/CivilDocketingStatement/data/templates/civil_docketing_statement.docx
+++ b/docassemble/CivilDocketingStatement/data/templates/civil_docketing_statement.docx
@@ -1,6 +1,6 @@
 
 <file path=word/document.xml><?xml version="1.0" encoding="utf-8"?>
-<w:document xmlns:wpc="http://schemas.microsoft.com/office/word/2010/wordprocessingCanvas" xmlns:cx="http://schemas.microsoft.com/office/drawing/2014/chartex" xmlns:cx1="http://schemas.microsoft.com/office/drawing/2015/9/8/chartex" xmlns:cx2="http://schemas.microsoft.com/office/drawing/2015/10/21/chartex" xmlns:cx3="http://schemas.microsoft.com/office/drawing/2016/5/9/chartex" xmlns:cx4="http://schemas.microsoft.com/office/drawing/2016/5/10/chartex" xmlns:cx5="http://schemas.microsoft.com/office/drawing/2016/5/11/chartex" xmlns:cx6="http://schemas.microsoft.com/office/drawing/2016/5/12/chartex" xmlns:cx7="http://schemas.microsoft.com/office/drawing/2016/5/13/chartex" xmlns:cx8="http://schemas.microsoft.com/office/drawing/2016/5/14/chartex" xmlns:mc="http://schemas.openxmlformats.org/markup-compatibility/2006" xmlns:aink="http://schemas.microsoft.com/office/drawing/2016/ink" xmlns:am3d="http://schemas.microsoft.com/office/drawing/2017/model3d" xmlns:o="urn:schemas-microsoft-com:office:office" xmlns:oel="http://schemas.microsoft.com/office/2019/extlst" xmlns:r="http://schemas.openxmlformats.org/officeDocument/2006/relationships" xmlns:m="http://schemas.openxmlformats.org/officeDocument/2006/math" xmlns:v="urn:schemas-microsoft-com:vml" xmlns:wp14="http://schemas.microsoft.com/office/word/2010/wordprocessingDrawing" xmlns:wp="http://schemas.openxmlformats.org/drawingml/2006/wordprocessingDrawing" xmlns:w10="urn:schemas-microsoft-com:office:word" xmlns:w="http://schemas.openxmlformats.org/wordprocessingml/2006/main" xmlns:w14="http://schemas.microsoft.com/office/word/2010/wordml" xmlns:w15="http://schemas.microsoft.com/office/word/2012/wordml" xmlns:w16cex="http://schemas.microsoft.com/office/word/2018/wordml/cex" xmlns:w16cid="http://schemas.microsoft.com/office/word/2016/wordml/cid" xmlns:w16="http://schemas.microsoft.com/office/word/2018/wordml" xmlns:w16du="http://schemas.microsoft.com/office/word/2023/wordml/word16du" xmlns:w16sdtdh="http://schemas.microsoft.com/office/word/2020/wordml/sdtdatahash" xmlns:w16se="http://schemas.microsoft.com/office/word/2015/wordml/symex" xmlns:wpg="http://schemas.microsoft.com/office/word/2010/wordprocessingGroup" xmlns:wpi="http://schemas.microsoft.com/office/word/2010/wordprocessingInk" xmlns:wne="http://schemas.microsoft.com/office/word/2006/wordml" xmlns:wps="http://schemas.microsoft.com/office/word/2010/wordprocessingShape" mc:Ignorable="w14 w15 w16se w16cid w16 w16cex w16sdtdh w16du wp14">
+<w:document xmlns:wpc="http://schemas.microsoft.com/office/word/2010/wordprocessingCanvas" xmlns:cx="http://schemas.microsoft.com/office/drawing/2014/chartex" xmlns:cx1="http://schemas.microsoft.com/office/drawing/2015/9/8/chartex" xmlns:cx2="http://schemas.microsoft.com/office/drawing/2015/10/21/chartex" xmlns:cx3="http://schemas.microsoft.com/office/drawing/2016/5/9/chartex" xmlns:cx4="http://schemas.microsoft.com/office/drawing/2016/5/10/chartex" xmlns:cx5="http://schemas.microsoft.com/office/drawing/2016/5/11/chartex" xmlns:cx6="http://schemas.microsoft.com/office/drawing/2016/5/12/chartex" xmlns:cx7="http://schemas.microsoft.com/office/drawing/2016/5/13/chartex" xmlns:cx8="http://schemas.microsoft.com/office/drawing/2016/5/14/chartex" xmlns:mc="http://schemas.openxmlformats.org/markup-compatibility/2006" xmlns:m="http://schemas.openxmlformats.org/officeDocument/2006/math" xmlns:aink="http://schemas.microsoft.com/office/drawing/2016/ink" xmlns:am3d="http://schemas.microsoft.com/office/drawing/2017/model3d" xmlns:oel="http://schemas.microsoft.com/office/2019/extlst" xmlns:r="http://schemas.openxmlformats.org/officeDocument/2006/relationships" xmlns:wp14="http://schemas.microsoft.com/office/word/2010/wordprocessingDrawing" xmlns:wp="http://schemas.openxmlformats.org/drawingml/2006/wordprocessingDrawing" xmlns:wpg="http://schemas.microsoft.com/office/word/2010/wordprocessingGroup" xmlns:wpi="http://schemas.microsoft.com/office/word/2010/wordprocessingInk" xmlns:wps="http://schemas.microsoft.com/office/word/2010/wordprocessingShape" xmlns:o="urn:schemas-microsoft-com:office:office" xmlns:v="urn:schemas-microsoft-com:vml" xmlns:w10="urn:schemas-microsoft-com:office:word" xmlns:w="http://schemas.openxmlformats.org/wordprocessingml/2006/main" xmlns:w14="http://schemas.microsoft.com/office/word/2010/wordml" xmlns:w15="http://schemas.microsoft.com/office/word/2012/wordml" xmlns:w16cex="http://schemas.microsoft.com/office/word/2018/wordml/cex" xmlns:w16cid="http://schemas.microsoft.com/office/word/2016/wordml/cid" xmlns:w16="http://schemas.microsoft.com/office/word/2018/wordml" xmlns:w16sdtdh="http://schemas.microsoft.com/office/word/2020/wordml/sdtdatahash" xmlns:w16sdtfl="http://schemas.microsoft.com/office/word/2024/wordml/sdtformatlock" xmlns:w16se="http://schemas.microsoft.com/office/word/2015/wordml/symex" xmlns:w16du="http://schemas.microsoft.com/office/word/2023/wordml/word16du" xmlns:wne="http://schemas.microsoft.com/office/word/2006/wordml" mc:Ignorable="w14 w15 w16se w16cid w16 w16cex w16sdtdh w16sdtfl w16du wp14">
   <w:body>
     <w:p>
       <w:pPr>
@@ -1850,7 +1850,15 @@
           <w:spacing w:val="-2"/>
           <w:sz w:val="20"/>
         </w:rPr>
-        <w:t>{{ court</w:t>
+        <w:t xml:space="preserve">{{ </w:t>
+      </w:r>
+      <w:proofErr w:type="spellStart"/>
+      <w:r>
+        <w:rPr>
+          <w:spacing w:val="-2"/>
+          <w:sz w:val="20"/>
+        </w:rPr>
+        <w:t>court</w:t>
       </w:r>
       <w:proofErr w:type="gramEnd"/>
       <w:r>
@@ -1858,14 +1866,46 @@
           <w:spacing w:val="-2"/>
           <w:sz w:val="20"/>
         </w:rPr>
-        <w:t>_department }}</w:t>
-      </w:r>
-      <w:r>
-        <w:rPr>
-          <w:spacing w:val="-2"/>
-          <w:sz w:val="20"/>
-        </w:rPr>
-        <w:t xml:space="preserve"> {{ </w:t>
+        <w:t>_</w:t>
+      </w:r>
+      <w:proofErr w:type="gramStart"/>
+      <w:r>
+        <w:rPr>
+          <w:spacing w:val="-2"/>
+          <w:sz w:val="20"/>
+        </w:rPr>
+        <w:t>department</w:t>
+      </w:r>
+      <w:proofErr w:type="spellEnd"/>
+      <w:r>
+        <w:rPr>
+          <w:spacing w:val="-2"/>
+          <w:sz w:val="20"/>
+        </w:rPr>
+        <w:t xml:space="preserve"> }</w:t>
+      </w:r>
+      <w:proofErr w:type="gramEnd"/>
+      <w:r>
+        <w:rPr>
+          <w:spacing w:val="-2"/>
+          <w:sz w:val="20"/>
+        </w:rPr>
+        <w:t>}</w:t>
+      </w:r>
+      <w:r>
+        <w:rPr>
+          <w:spacing w:val="-2"/>
+          <w:sz w:val="20"/>
+        </w:rPr>
+        <w:t xml:space="preserve"> </w:t>
+      </w:r>
+      <w:proofErr w:type="gramStart"/>
+      <w:r>
+        <w:rPr>
+          <w:spacing w:val="-2"/>
+          <w:sz w:val="20"/>
+        </w:rPr>
+        <w:t xml:space="preserve">{{ </w:t>
       </w:r>
       <w:proofErr w:type="spellStart"/>
       <w:r>
@@ -1873,7 +1913,23 @@
           <w:spacing w:val="-2"/>
           <w:sz w:val="20"/>
         </w:rPr>
-        <w:t>agency_name</w:t>
+        <w:t>agency</w:t>
+      </w:r>
+      <w:proofErr w:type="gramEnd"/>
+      <w:r>
+        <w:rPr>
+          <w:spacing w:val="-2"/>
+          <w:sz w:val="20"/>
+        </w:rPr>
+        <w:t>_</w:t>
+      </w:r>
+      <w:proofErr w:type="gramStart"/>
+      <w:r>
+        <w:rPr>
+          <w:spacing w:val="-2"/>
+          <w:sz w:val="20"/>
+        </w:rPr>
+        <w:t>name</w:t>
       </w:r>
       <w:proofErr w:type="spellEnd"/>
       <w:r>
@@ -1881,7 +1937,15 @@
           <w:spacing w:val="-2"/>
           <w:sz w:val="20"/>
         </w:rPr>
-        <w:t xml:space="preserve"> }}</w:t>
+        <w:t xml:space="preserve"> }</w:t>
+      </w:r>
+      <w:proofErr w:type="gramEnd"/>
+      <w:r>
+        <w:rPr>
+          <w:spacing w:val="-2"/>
+          <w:sz w:val="20"/>
+        </w:rPr>
+        <w:t>}</w:t>
       </w:r>
     </w:p>
     <w:p>
@@ -4346,14 +4410,12 @@
         </w:rPr>
         <w:t xml:space="preserve"> </w:t>
       </w:r>
-      <w:proofErr w:type="gramStart"/>
       <w:r>
         <w:rPr>
           <w:sz w:val="20"/>
         </w:rPr>
         <w:t>therein</w:t>
       </w:r>
-      <w:proofErr w:type="gramEnd"/>
       <w:r>
         <w:rPr>
           <w:spacing w:val="-2"/>
@@ -8924,7 +8986,7 @@
         <w:ind w:left="4408" w:right="2229" w:firstLine="632"/>
         <w:jc w:val="center"/>
         <w:rPr>
-          <w:sz w:val="20"/>
+          <w:sz w:val="19"/>
         </w:rPr>
       </w:pPr>
       <w:r>
@@ -8985,7 +9047,65 @@
         <w:rPr>
           <w:sz w:val="19"/>
         </w:rPr>
-        <w:t>/s/ {{ users[0].signature }}</w:t>
+        <w:t xml:space="preserve">/s/ </w:t>
+      </w:r>
+      <w:proofErr w:type="gramStart"/>
+      <w:r>
+        <w:rPr>
+          <w:sz w:val="19"/>
+        </w:rPr>
+        <w:t>{{ users</w:t>
+      </w:r>
+      <w:proofErr w:type="gramEnd"/>
+      <w:r>
+        <w:rPr>
+          <w:sz w:val="19"/>
+        </w:rPr>
+        <w:t>[0</w:t>
+      </w:r>
+      <w:proofErr w:type="gramStart"/>
+      <w:r>
+        <w:rPr>
+          <w:sz w:val="19"/>
+        </w:rPr>
+        <w:t>].signature</w:t>
+      </w:r>
+      <w:proofErr w:type="gramEnd"/>
+      <w:r>
+        <w:rPr>
+          <w:sz w:val="19"/>
+        </w:rPr>
+        <w:t xml:space="preserve"> }}</w:t>
+      </w:r>
+    </w:p>
+    <w:p>
+      <w:pPr>
+        <w:pStyle w:val="BodyText"/>
+        <w:spacing w:before="206"/>
+        <w:ind w:left="6480" w:firstLine="720"/>
+        <w:rPr>
+          <w:sz w:val="19"/>
+        </w:rPr>
+      </w:pPr>
+      <w:r>
+        <w:rPr>
+          <w:sz w:val="19"/>
+        </w:rPr>
+        <w:t xml:space="preserve">Date: {{ </w:t>
+      </w:r>
+      <w:proofErr w:type="spellStart"/>
+      <w:r>
+        <w:rPr>
+          <w:sz w:val="19"/>
+        </w:rPr>
+        <w:t>signature_date</w:t>
+      </w:r>
+      <w:proofErr w:type="spellEnd"/>
+      <w:r>
+        <w:rPr>
+          <w:sz w:val="19"/>
+        </w:rPr>
+        <w:t xml:space="preserve"> }}</w:t>
       </w:r>
     </w:p>
     <w:p>
@@ -10997,7 +11117,7 @@
 </file>
 
 <file path=word/endnotes.xml><?xml version="1.0" encoding="utf-8"?>
-<w:endnotes xmlns:wpc="http://schemas.microsoft.com/office/word/2010/wordprocessingCanvas" xmlns:cx="http://schemas.microsoft.com/office/drawing/2014/chartex" xmlns:cx1="http://schemas.microsoft.com/office/drawing/2015/9/8/chartex" xmlns:cx2="http://schemas.microsoft.com/office/drawing/2015/10/21/chartex" xmlns:cx3="http://schemas.microsoft.com/office/drawing/2016/5/9/chartex" xmlns:cx4="http://schemas.microsoft.com/office/drawing/2016/5/10/chartex" xmlns:cx5="http://schemas.microsoft.com/office/drawing/2016/5/11/chartex" xmlns:cx6="http://schemas.microsoft.com/office/drawing/2016/5/12/chartex" xmlns:cx7="http://schemas.microsoft.com/office/drawing/2016/5/13/chartex" xmlns:cx8="http://schemas.microsoft.com/office/drawing/2016/5/14/chartex" xmlns:mc="http://schemas.openxmlformats.org/markup-compatibility/2006" xmlns:aink="http://schemas.microsoft.com/office/drawing/2016/ink" xmlns:am3d="http://schemas.microsoft.com/office/drawing/2017/model3d" xmlns:o="urn:schemas-microsoft-com:office:office" xmlns:oel="http://schemas.microsoft.com/office/2019/extlst" xmlns:r="http://schemas.openxmlformats.org/officeDocument/2006/relationships" xmlns:m="http://schemas.openxmlformats.org/officeDocument/2006/math" xmlns:v="urn:schemas-microsoft-com:vml" xmlns:wp14="http://schemas.microsoft.com/office/word/2010/wordprocessingDrawing" xmlns:wp="http://schemas.openxmlformats.org/drawingml/2006/wordprocessingDrawing" xmlns:w10="urn:schemas-microsoft-com:office:word" xmlns:w="http://schemas.openxmlformats.org/wordprocessingml/2006/main" xmlns:w14="http://schemas.microsoft.com/office/word/2010/wordml" xmlns:w15="http://schemas.microsoft.com/office/word/2012/wordml" xmlns:w16cex="http://schemas.microsoft.com/office/word/2018/wordml/cex" xmlns:w16cid="http://schemas.microsoft.com/office/word/2016/wordml/cid" xmlns:w16="http://schemas.microsoft.com/office/word/2018/wordml" xmlns:w16du="http://schemas.microsoft.com/office/word/2023/wordml/word16du" xmlns:w16sdtdh="http://schemas.microsoft.com/office/word/2020/wordml/sdtdatahash" xmlns:w16se="http://schemas.microsoft.com/office/word/2015/wordml/symex" xmlns:wpg="http://schemas.microsoft.com/office/word/2010/wordprocessingGroup" xmlns:wpi="http://schemas.microsoft.com/office/word/2010/wordprocessingInk" xmlns:wne="http://schemas.microsoft.com/office/word/2006/wordml" xmlns:wps="http://schemas.microsoft.com/office/word/2010/wordprocessingShape" mc:Ignorable="w14 w15 w16se w16cid w16 w16cex w16sdtdh w16du wp14">
+<w:endnotes xmlns:wpc="http://schemas.microsoft.com/office/word/2010/wordprocessingCanvas" xmlns:cx="http://schemas.microsoft.com/office/drawing/2014/chartex" xmlns:cx1="http://schemas.microsoft.com/office/drawing/2015/9/8/chartex" xmlns:cx2="http://schemas.microsoft.com/office/drawing/2015/10/21/chartex" xmlns:cx3="http://schemas.microsoft.com/office/drawing/2016/5/9/chartex" xmlns:cx4="http://schemas.microsoft.com/office/drawing/2016/5/10/chartex" xmlns:cx5="http://schemas.microsoft.com/office/drawing/2016/5/11/chartex" xmlns:cx6="http://schemas.microsoft.com/office/drawing/2016/5/12/chartex" xmlns:cx7="http://schemas.microsoft.com/office/drawing/2016/5/13/chartex" xmlns:cx8="http://schemas.microsoft.com/office/drawing/2016/5/14/chartex" xmlns:mc="http://schemas.openxmlformats.org/markup-compatibility/2006" xmlns:m="http://schemas.openxmlformats.org/officeDocument/2006/math" xmlns:aink="http://schemas.microsoft.com/office/drawing/2016/ink" xmlns:am3d="http://schemas.microsoft.com/office/drawing/2017/model3d" xmlns:oel="http://schemas.microsoft.com/office/2019/extlst" xmlns:r="http://schemas.openxmlformats.org/officeDocument/2006/relationships" xmlns:wp14="http://schemas.microsoft.com/office/word/2010/wordprocessingDrawing" xmlns:wp="http://schemas.openxmlformats.org/drawingml/2006/wordprocessingDrawing" xmlns:wpg="http://schemas.microsoft.com/office/word/2010/wordprocessingGroup" xmlns:wpi="http://schemas.microsoft.com/office/word/2010/wordprocessingInk" xmlns:wps="http://schemas.microsoft.com/office/word/2010/wordprocessingShape" xmlns:o="urn:schemas-microsoft-com:office:office" xmlns:v="urn:schemas-microsoft-com:vml" xmlns:w10="urn:schemas-microsoft-com:office:word" xmlns:w="http://schemas.openxmlformats.org/wordprocessingml/2006/main" xmlns:w14="http://schemas.microsoft.com/office/word/2010/wordml" xmlns:w15="http://schemas.microsoft.com/office/word/2012/wordml" xmlns:w16cex="http://schemas.microsoft.com/office/word/2018/wordml/cex" xmlns:w16cid="http://schemas.microsoft.com/office/word/2016/wordml/cid" xmlns:w16="http://schemas.microsoft.com/office/word/2018/wordml" xmlns:w16sdtdh="http://schemas.microsoft.com/office/word/2020/wordml/sdtdatahash" xmlns:w16sdtfl="http://schemas.microsoft.com/office/word/2024/wordml/sdtformatlock" xmlns:w16se="http://schemas.microsoft.com/office/word/2015/wordml/symex" xmlns:w16du="http://schemas.microsoft.com/office/word/2023/wordml/word16du" xmlns:wne="http://schemas.microsoft.com/office/word/2006/wordml" mc:Ignorable="w14 w15 w16se w16cid w16 w16cex w16sdtdh w16sdtfl w16du wp14">
   <w:endnote w:type="separator" w:id="-1">
     <w:p>
       <w:r>
@@ -11016,7 +11136,7 @@
 </file>
 
 <file path=word/footer1.xml><?xml version="1.0" encoding="utf-8"?>
-<w:ftr xmlns:wpc="http://schemas.microsoft.com/office/word/2010/wordprocessingCanvas" xmlns:cx="http://schemas.microsoft.com/office/drawing/2014/chartex" xmlns:cx1="http://schemas.microsoft.com/office/drawing/2015/9/8/chartex" xmlns:cx2="http://schemas.microsoft.com/office/drawing/2015/10/21/chartex" xmlns:cx3="http://schemas.microsoft.com/office/drawing/2016/5/9/chartex" xmlns:cx4="http://schemas.microsoft.com/office/drawing/2016/5/10/chartex" xmlns:cx5="http://schemas.microsoft.com/office/drawing/2016/5/11/chartex" xmlns:cx6="http://schemas.microsoft.com/office/drawing/2016/5/12/chartex" xmlns:cx7="http://schemas.microsoft.com/office/drawing/2016/5/13/chartex" xmlns:cx8="http://schemas.microsoft.com/office/drawing/2016/5/14/chartex" xmlns:mc="http://schemas.openxmlformats.org/markup-compatibility/2006" xmlns:aink="http://schemas.microsoft.com/office/drawing/2016/ink" xmlns:am3d="http://schemas.microsoft.com/office/drawing/2017/model3d" xmlns:o="urn:schemas-microsoft-com:office:office" xmlns:oel="http://schemas.microsoft.com/office/2019/extlst" xmlns:r="http://schemas.openxmlformats.org/officeDocument/2006/relationships" xmlns:m="http://schemas.openxmlformats.org/officeDocument/2006/math" xmlns:v="urn:schemas-microsoft-com:vml" xmlns:wp14="http://schemas.microsoft.com/office/word/2010/wordprocessingDrawing" xmlns:wp="http://schemas.openxmlformats.org/drawingml/2006/wordprocessingDrawing" xmlns:w10="urn:schemas-microsoft-com:office:word" xmlns:w="http://schemas.openxmlformats.org/wordprocessingml/2006/main" xmlns:w14="http://schemas.microsoft.com/office/word/2010/wordml" xmlns:w15="http://schemas.microsoft.com/office/word/2012/wordml" xmlns:w16cex="http://schemas.microsoft.com/office/word/2018/wordml/cex" xmlns:w16cid="http://schemas.microsoft.com/office/word/2016/wordml/cid" xmlns:w16="http://schemas.microsoft.com/office/word/2018/wordml" xmlns:w16du="http://schemas.microsoft.com/office/word/2023/wordml/word16du" xmlns:w16sdtdh="http://schemas.microsoft.com/office/word/2020/wordml/sdtdatahash" xmlns:w16se="http://schemas.microsoft.com/office/word/2015/wordml/symex" xmlns:wpg="http://schemas.microsoft.com/office/word/2010/wordprocessingGroup" xmlns:wpi="http://schemas.microsoft.com/office/word/2010/wordprocessingInk" xmlns:wne="http://schemas.microsoft.com/office/word/2006/wordml" xmlns:wps="http://schemas.microsoft.com/office/word/2010/wordprocessingShape" mc:Ignorable="w14 w15 w16se w16cid w16 w16cex w16sdtdh w16du wp14">
+<w:ftr xmlns:wpc="http://schemas.microsoft.com/office/word/2010/wordprocessingCanvas" xmlns:cx="http://schemas.microsoft.com/office/drawing/2014/chartex" xmlns:cx1="http://schemas.microsoft.com/office/drawing/2015/9/8/chartex" xmlns:cx2="http://schemas.microsoft.com/office/drawing/2015/10/21/chartex" xmlns:cx3="http://schemas.microsoft.com/office/drawing/2016/5/9/chartex" xmlns:cx4="http://schemas.microsoft.com/office/drawing/2016/5/10/chartex" xmlns:cx5="http://schemas.microsoft.com/office/drawing/2016/5/11/chartex" xmlns:cx6="http://schemas.microsoft.com/office/drawing/2016/5/12/chartex" xmlns:cx7="http://schemas.microsoft.com/office/drawing/2016/5/13/chartex" xmlns:cx8="http://schemas.microsoft.com/office/drawing/2016/5/14/chartex" xmlns:mc="http://schemas.openxmlformats.org/markup-compatibility/2006" xmlns:m="http://schemas.openxmlformats.org/officeDocument/2006/math" xmlns:aink="http://schemas.microsoft.com/office/drawing/2016/ink" xmlns:am3d="http://schemas.microsoft.com/office/drawing/2017/model3d" xmlns:oel="http://schemas.microsoft.com/office/2019/extlst" xmlns:r="http://schemas.openxmlformats.org/officeDocument/2006/relationships" xmlns:wp14="http://schemas.microsoft.com/office/word/2010/wordprocessingDrawing" xmlns:wp="http://schemas.openxmlformats.org/drawingml/2006/wordprocessingDrawing" xmlns:wpg="http://schemas.microsoft.com/office/word/2010/wordprocessingGroup" xmlns:wpi="http://schemas.microsoft.com/office/word/2010/wordprocessingInk" xmlns:wps="http://schemas.microsoft.com/office/word/2010/wordprocessingShape" xmlns:o="urn:schemas-microsoft-com:office:office" xmlns:v="urn:schemas-microsoft-com:vml" xmlns:w10="urn:schemas-microsoft-com:office:word" xmlns:w="http://schemas.openxmlformats.org/wordprocessingml/2006/main" xmlns:w14="http://schemas.microsoft.com/office/word/2010/wordml" xmlns:w15="http://schemas.microsoft.com/office/word/2012/wordml" xmlns:w16cex="http://schemas.microsoft.com/office/word/2018/wordml/cex" xmlns:w16cid="http://schemas.microsoft.com/office/word/2016/wordml/cid" xmlns:w16="http://schemas.microsoft.com/office/word/2018/wordml" xmlns:w16sdtdh="http://schemas.microsoft.com/office/word/2020/wordml/sdtdatahash" xmlns:w16sdtfl="http://schemas.microsoft.com/office/word/2024/wordml/sdtformatlock" xmlns:w16se="http://schemas.microsoft.com/office/word/2015/wordml/symex" xmlns:w16du="http://schemas.microsoft.com/office/word/2023/wordml/word16du" xmlns:wne="http://schemas.microsoft.com/office/word/2006/wordml" mc:Ignorable="w14 w15 w16se w16cid w16 w16cex w16sdtdh w16sdtfl w16du wp14">
   <w:sdt>
     <w:sdtPr>
       <w:rPr>
@@ -11067,7 +11187,7 @@
 </file>
 
 <file path=word/footer2.xml><?xml version="1.0" encoding="utf-8"?>
-<w:ftr xmlns:wpc="http://schemas.microsoft.com/office/word/2010/wordprocessingCanvas" xmlns:cx="http://schemas.microsoft.com/office/drawing/2014/chartex" xmlns:cx1="http://schemas.microsoft.com/office/drawing/2015/9/8/chartex" xmlns:cx2="http://schemas.microsoft.com/office/drawing/2015/10/21/chartex" xmlns:cx3="http://schemas.microsoft.com/office/drawing/2016/5/9/chartex" xmlns:cx4="http://schemas.microsoft.com/office/drawing/2016/5/10/chartex" xmlns:cx5="http://schemas.microsoft.com/office/drawing/2016/5/11/chartex" xmlns:cx6="http://schemas.microsoft.com/office/drawing/2016/5/12/chartex" xmlns:cx7="http://schemas.microsoft.com/office/drawing/2016/5/13/chartex" xmlns:cx8="http://schemas.microsoft.com/office/drawing/2016/5/14/chartex" xmlns:mc="http://schemas.openxmlformats.org/markup-compatibility/2006" xmlns:aink="http://schemas.microsoft.com/office/drawing/2016/ink" xmlns:am3d="http://schemas.microsoft.com/office/drawing/2017/model3d" xmlns:o="urn:schemas-microsoft-com:office:office" xmlns:oel="http://schemas.microsoft.com/office/2019/extlst" xmlns:r="http://schemas.openxmlformats.org/officeDocument/2006/relationships" xmlns:m="http://schemas.openxmlformats.org/officeDocument/2006/math" xmlns:v="urn:schemas-microsoft-com:vml" xmlns:wp14="http://schemas.microsoft.com/office/word/2010/wordprocessingDrawing" xmlns:wp="http://schemas.openxmlformats.org/drawingml/2006/wordprocessingDrawing" xmlns:w10="urn:schemas-microsoft-com:office:word" xmlns:w="http://schemas.openxmlformats.org/wordprocessingml/2006/main" xmlns:w14="http://schemas.microsoft.com/office/word/2010/wordml" xmlns:w15="http://schemas.microsoft.com/office/word/2012/wordml" xmlns:w16cex="http://schemas.microsoft.com/office/word/2018/wordml/cex" xmlns:w16cid="http://schemas.microsoft.com/office/word/2016/wordml/cid" xmlns:w16="http://schemas.microsoft.com/office/word/2018/wordml" xmlns:w16du="http://schemas.microsoft.com/office/word/2023/wordml/word16du" xmlns:w16sdtdh="http://schemas.microsoft.com/office/word/2020/wordml/sdtdatahash" xmlns:w16se="http://schemas.microsoft.com/office/word/2015/wordml/symex" xmlns:wpg="http://schemas.microsoft.com/office/word/2010/wordprocessingGroup" xmlns:wpi="http://schemas.microsoft.com/office/word/2010/wordprocessingInk" xmlns:wne="http://schemas.microsoft.com/office/word/2006/wordml" xmlns:wps="http://schemas.microsoft.com/office/word/2010/wordprocessingShape" mc:Ignorable="w14 w15 w16se w16cid w16 w16cex w16sdtdh w16du wp14">
+<w:ftr xmlns:wpc="http://schemas.microsoft.com/office/word/2010/wordprocessingCanvas" xmlns:cx="http://schemas.microsoft.com/office/drawing/2014/chartex" xmlns:cx1="http://schemas.microsoft.com/office/drawing/2015/9/8/chartex" xmlns:cx2="http://schemas.microsoft.com/office/drawing/2015/10/21/chartex" xmlns:cx3="http://schemas.microsoft.com/office/drawing/2016/5/9/chartex" xmlns:cx4="http://schemas.microsoft.com/office/drawing/2016/5/10/chartex" xmlns:cx5="http://schemas.microsoft.com/office/drawing/2016/5/11/chartex" xmlns:cx6="http://schemas.microsoft.com/office/drawing/2016/5/12/chartex" xmlns:cx7="http://schemas.microsoft.com/office/drawing/2016/5/13/chartex" xmlns:cx8="http://schemas.microsoft.com/office/drawing/2016/5/14/chartex" xmlns:mc="http://schemas.openxmlformats.org/markup-compatibility/2006" xmlns:m="http://schemas.openxmlformats.org/officeDocument/2006/math" xmlns:aink="http://schemas.microsoft.com/office/drawing/2016/ink" xmlns:am3d="http://schemas.microsoft.com/office/drawing/2017/model3d" xmlns:oel="http://schemas.microsoft.com/office/2019/extlst" xmlns:r="http://schemas.openxmlformats.org/officeDocument/2006/relationships" xmlns:wp14="http://schemas.microsoft.com/office/word/2010/wordprocessingDrawing" xmlns:wp="http://schemas.openxmlformats.org/drawingml/2006/wordprocessingDrawing" xmlns:wpg="http://schemas.microsoft.com/office/word/2010/wordprocessingGroup" xmlns:wpi="http://schemas.microsoft.com/office/word/2010/wordprocessingInk" xmlns:wps="http://schemas.microsoft.com/office/word/2010/wordprocessingShape" xmlns:o="urn:schemas-microsoft-com:office:office" xmlns:v="urn:schemas-microsoft-com:vml" xmlns:w10="urn:schemas-microsoft-com:office:word" xmlns:w="http://schemas.openxmlformats.org/wordprocessingml/2006/main" xmlns:w14="http://schemas.microsoft.com/office/word/2010/wordml" xmlns:w15="http://schemas.microsoft.com/office/word/2012/wordml" xmlns:w16cex="http://schemas.microsoft.com/office/word/2018/wordml/cex" xmlns:w16cid="http://schemas.microsoft.com/office/word/2016/wordml/cid" xmlns:w16="http://schemas.microsoft.com/office/word/2018/wordml" xmlns:w16sdtdh="http://schemas.microsoft.com/office/word/2020/wordml/sdtdatahash" xmlns:w16sdtfl="http://schemas.microsoft.com/office/word/2024/wordml/sdtformatlock" xmlns:w16se="http://schemas.microsoft.com/office/word/2015/wordml/symex" xmlns:w16du="http://schemas.microsoft.com/office/word/2023/wordml/word16du" xmlns:wne="http://schemas.microsoft.com/office/word/2006/wordml" mc:Ignorable="w14 w15 w16se w16cid w16 w16cex w16sdtdh w16sdtfl w16du wp14">
   <w:sdt>
     <w:sdtPr>
       <w:rPr>
@@ -11129,19 +11249,11 @@
         <w:rFonts w:ascii="Arial" w:hAnsi="Arial" w:cs="Arial"/>
       </w:rPr>
     </w:pPr>
-    <w:proofErr w:type="spellStart"/>
     <w:r>
       <w:rPr>
         <w:rFonts w:ascii="Arial" w:hAnsi="Arial" w:cs="Arial"/>
       </w:rPr>
-      <w:t>APC002</w:t>
-    </w:r>
-    <w:proofErr w:type="spellEnd"/>
-    <w:r>
-      <w:rPr>
-        <w:rFonts w:ascii="Arial" w:hAnsi="Arial" w:cs="Arial"/>
-      </w:rPr>
-      <w:t xml:space="preserve"> (4/1/26)</w:t>
+      <w:t>APC002 (4/1/26)</w:t>
     </w:r>
   </w:p>
   <w:p>
@@ -11153,7 +11265,7 @@
 </file>
 
 <file path=word/footnotes.xml><?xml version="1.0" encoding="utf-8"?>
-<w:footnotes xmlns:wpc="http://schemas.microsoft.com/office/word/2010/wordprocessingCanvas" xmlns:cx="http://schemas.microsoft.com/office/drawing/2014/chartex" xmlns:cx1="http://schemas.microsoft.com/office/drawing/2015/9/8/chartex" xmlns:cx2="http://schemas.microsoft.com/office/drawing/2015/10/21/chartex" xmlns:cx3="http://schemas.microsoft.com/office/drawing/2016/5/9/chartex" xmlns:cx4="http://schemas.microsoft.com/office/drawing/2016/5/10/chartex" xmlns:cx5="http://schemas.microsoft.com/office/drawing/2016/5/11/chartex" xmlns:cx6="http://schemas.microsoft.com/office/drawing/2016/5/12/chartex" xmlns:cx7="http://schemas.microsoft.com/office/drawing/2016/5/13/chartex" xmlns:cx8="http://schemas.microsoft.com/office/drawing/2016/5/14/chartex" xmlns:mc="http://schemas.openxmlformats.org/markup-compatibility/2006" xmlns:aink="http://schemas.microsoft.com/office/drawing/2016/ink" xmlns:am3d="http://schemas.microsoft.com/office/drawing/2017/model3d" xmlns:o="urn:schemas-microsoft-com:office:office" xmlns:oel="http://schemas.microsoft.com/office/2019/extlst" xmlns:r="http://schemas.openxmlformats.org/officeDocument/2006/relationships" xmlns:m="http://schemas.openxmlformats.org/officeDocument/2006/math" xmlns:v="urn:schemas-microsoft-com:vml" xmlns:wp14="http://schemas.microsoft.com/office/word/2010/wordprocessingDrawing" xmlns:wp="http://schemas.openxmlformats.org/drawingml/2006/wordprocessingDrawing" xmlns:w10="urn:schemas-microsoft-com:office:word" xmlns:w="http://schemas.openxmlformats.org/wordprocessingml/2006/main" xmlns:w14="http://schemas.microsoft.com/office/word/2010/wordml" xmlns:w15="http://schemas.microsoft.com/office/word/2012/wordml" xmlns:w16cex="http://schemas.microsoft.com/office/word/2018/wordml/cex" xmlns:w16cid="http://schemas.microsoft.com/office/word/2016/wordml/cid" xmlns:w16="http://schemas.microsoft.com/office/word/2018/wordml" xmlns:w16du="http://schemas.microsoft.com/office/word/2023/wordml/word16du" xmlns:w16sdtdh="http://schemas.microsoft.com/office/word/2020/wordml/sdtdatahash" xmlns:w16se="http://schemas.microsoft.com/office/word/2015/wordml/symex" xmlns:wpg="http://schemas.microsoft.com/office/word/2010/wordprocessingGroup" xmlns:wpi="http://schemas.microsoft.com/office/word/2010/wordprocessingInk" xmlns:wne="http://schemas.microsoft.com/office/word/2006/wordml" xmlns:wps="http://schemas.microsoft.com/office/word/2010/wordprocessingShape" mc:Ignorable="w14 w15 w16se w16cid w16 w16cex w16sdtdh w16du wp14">
+<w:footnotes xmlns:wpc="http://schemas.microsoft.com/office/word/2010/wordprocessingCanvas" xmlns:cx="http://schemas.microsoft.com/office/drawing/2014/chartex" xmlns:cx1="http://schemas.microsoft.com/office/drawing/2015/9/8/chartex" xmlns:cx2="http://schemas.microsoft.com/office/drawing/2015/10/21/chartex" xmlns:cx3="http://schemas.microsoft.com/office/drawing/2016/5/9/chartex" xmlns:cx4="http://schemas.microsoft.com/office/drawing/2016/5/10/chartex" xmlns:cx5="http://schemas.microsoft.com/office/drawing/2016/5/11/chartex" xmlns:cx6="http://schemas.microsoft.com/office/drawing/2016/5/12/chartex" xmlns:cx7="http://schemas.microsoft.com/office/drawing/2016/5/13/chartex" xmlns:cx8="http://schemas.microsoft.com/office/drawing/2016/5/14/chartex" xmlns:mc="http://schemas.openxmlformats.org/markup-compatibility/2006" xmlns:m="http://schemas.openxmlformats.org/officeDocument/2006/math" xmlns:aink="http://schemas.microsoft.com/office/drawing/2016/ink" xmlns:am3d="http://schemas.microsoft.com/office/drawing/2017/model3d" xmlns:oel="http://schemas.microsoft.com/office/2019/extlst" xmlns:r="http://schemas.openxmlformats.org/officeDocument/2006/relationships" xmlns:wp14="http://schemas.microsoft.com/office/word/2010/wordprocessingDrawing" xmlns:wp="http://schemas.openxmlformats.org/drawingml/2006/wordprocessingDrawing" xmlns:wpg="http://schemas.microsoft.com/office/word/2010/wordprocessingGroup" xmlns:wpi="http://schemas.microsoft.com/office/word/2010/wordprocessingInk" xmlns:wps="http://schemas.microsoft.com/office/word/2010/wordprocessingShape" xmlns:o="urn:schemas-microsoft-com:office:office" xmlns:v="urn:schemas-microsoft-com:vml" xmlns:w10="urn:schemas-microsoft-com:office:word" xmlns:w="http://schemas.openxmlformats.org/wordprocessingml/2006/main" xmlns:w14="http://schemas.microsoft.com/office/word/2010/wordml" xmlns:w15="http://schemas.microsoft.com/office/word/2012/wordml" xmlns:w16cex="http://schemas.microsoft.com/office/word/2018/wordml/cex" xmlns:w16cid="http://schemas.microsoft.com/office/word/2016/wordml/cid" xmlns:w16="http://schemas.microsoft.com/office/word/2018/wordml" xmlns:w16sdtdh="http://schemas.microsoft.com/office/word/2020/wordml/sdtdatahash" xmlns:w16sdtfl="http://schemas.microsoft.com/office/word/2024/wordml/sdtformatlock" xmlns:w16se="http://schemas.microsoft.com/office/word/2015/wordml/symex" xmlns:w16du="http://schemas.microsoft.com/office/word/2023/wordml/word16du" xmlns:wne="http://schemas.microsoft.com/office/word/2006/wordml" mc:Ignorable="w14 w15 w16se w16cid w16 w16cex w16sdtdh w16sdtfl w16du wp14">
   <w:footnote w:type="separator" w:id="-1">
     <w:p>
       <w:r>
@@ -11172,7 +11284,7 @@
 </file>
 
 <file path=word/numbering.xml><?xml version="1.0" encoding="utf-8"?>
-<w:numbering xmlns:wpc="http://schemas.microsoft.com/office/word/2010/wordprocessingCanvas" xmlns:cx="http://schemas.microsoft.com/office/drawing/2014/chartex" xmlns:cx1="http://schemas.microsoft.com/office/drawing/2015/9/8/chartex" xmlns:cx2="http://schemas.microsoft.com/office/drawing/2015/10/21/chartex" xmlns:cx3="http://schemas.microsoft.com/office/drawing/2016/5/9/chartex" xmlns:cx4="http://schemas.microsoft.com/office/drawing/2016/5/10/chartex" xmlns:cx5="http://schemas.microsoft.com/office/drawing/2016/5/11/chartex" xmlns:cx6="http://schemas.microsoft.com/office/drawing/2016/5/12/chartex" xmlns:cx7="http://schemas.microsoft.com/office/drawing/2016/5/13/chartex" xmlns:cx8="http://schemas.microsoft.com/office/drawing/2016/5/14/chartex" xmlns:mc="http://schemas.openxmlformats.org/markup-compatibility/2006" xmlns:aink="http://schemas.microsoft.com/office/drawing/2016/ink" xmlns:am3d="http://schemas.microsoft.com/office/drawing/2017/model3d" xmlns:o="urn:schemas-microsoft-com:office:office" xmlns:oel="http://schemas.microsoft.com/office/2019/extlst" xmlns:r="http://schemas.openxmlformats.org/officeDocument/2006/relationships" xmlns:m="http://schemas.openxmlformats.org/officeDocument/2006/math" xmlns:v="urn:schemas-microsoft-com:vml" xmlns:wp14="http://schemas.microsoft.com/office/word/2010/wordprocessingDrawing" xmlns:wp="http://schemas.openxmlformats.org/drawingml/2006/wordprocessingDrawing" xmlns:w10="urn:schemas-microsoft-com:office:word" xmlns:w="http://schemas.openxmlformats.org/wordprocessingml/2006/main" xmlns:w14="http://schemas.microsoft.com/office/word/2010/wordml" xmlns:w15="http://schemas.microsoft.com/office/word/2012/wordml" xmlns:w16cex="http://schemas.microsoft.com/office/word/2018/wordml/cex" xmlns:w16cid="http://schemas.microsoft.com/office/word/2016/wordml/cid" xmlns:w16="http://schemas.microsoft.com/office/word/2018/wordml" xmlns:w16du="http://schemas.microsoft.com/office/word/2023/wordml/word16du" xmlns:w16sdtdh="http://schemas.microsoft.com/office/word/2020/wordml/sdtdatahash" xmlns:w16se="http://schemas.microsoft.com/office/word/2015/wordml/symex" xmlns:wpg="http://schemas.microsoft.com/office/word/2010/wordprocessingGroup" xmlns:wpi="http://schemas.microsoft.com/office/word/2010/wordprocessingInk" xmlns:wne="http://schemas.microsoft.com/office/word/2006/wordml" xmlns:wps="http://schemas.microsoft.com/office/word/2010/wordprocessingShape" mc:Ignorable="w14 w15 w16se w16cid w16 w16cex w16sdtdh w16du wp14">
+<w:numbering xmlns:wpc="http://schemas.microsoft.com/office/word/2010/wordprocessingCanvas" xmlns:cx="http://schemas.microsoft.com/office/drawing/2014/chartex" xmlns:cx1="http://schemas.microsoft.com/office/drawing/2015/9/8/chartex" xmlns:cx2="http://schemas.microsoft.com/office/drawing/2015/10/21/chartex" xmlns:cx3="http://schemas.microsoft.com/office/drawing/2016/5/9/chartex" xmlns:cx4="http://schemas.microsoft.com/office/drawing/2016/5/10/chartex" xmlns:cx5="http://schemas.microsoft.com/office/drawing/2016/5/11/chartex" xmlns:cx6="http://schemas.microsoft.com/office/drawing/2016/5/12/chartex" xmlns:cx7="http://schemas.microsoft.com/office/drawing/2016/5/13/chartex" xmlns:cx8="http://schemas.microsoft.com/office/drawing/2016/5/14/chartex" xmlns:mc="http://schemas.openxmlformats.org/markup-compatibility/2006" xmlns:m="http://schemas.openxmlformats.org/officeDocument/2006/math" xmlns:aink="http://schemas.microsoft.com/office/drawing/2016/ink" xmlns:am3d="http://schemas.microsoft.com/office/drawing/2017/model3d" xmlns:oel="http://schemas.microsoft.com/office/2019/extlst" xmlns:r="http://schemas.openxmlformats.org/officeDocument/2006/relationships" xmlns:wp14="http://schemas.microsoft.com/office/word/2010/wordprocessingDrawing" xmlns:wp="http://schemas.openxmlformats.org/drawingml/2006/wordprocessingDrawing" xmlns:wpg="http://schemas.microsoft.com/office/word/2010/wordprocessingGroup" xmlns:wpi="http://schemas.microsoft.com/office/word/2010/wordprocessingInk" xmlns:wps="http://schemas.microsoft.com/office/word/2010/wordprocessingShape" xmlns:o="urn:schemas-microsoft-com:office:office" xmlns:v="urn:schemas-microsoft-com:vml" xmlns:w10="urn:schemas-microsoft-com:office:word" xmlns:w="http://schemas.openxmlformats.org/wordprocessingml/2006/main" xmlns:w14="http://schemas.microsoft.com/office/word/2010/wordml" xmlns:w15="http://schemas.microsoft.com/office/word/2012/wordml" xmlns:w16cex="http://schemas.microsoft.com/office/word/2018/wordml/cex" xmlns:w16cid="http://schemas.microsoft.com/office/word/2016/wordml/cid" xmlns:w16="http://schemas.microsoft.com/office/word/2018/wordml" xmlns:w16sdtdh="http://schemas.microsoft.com/office/word/2020/wordml/sdtdatahash" xmlns:w16sdtfl="http://schemas.microsoft.com/office/word/2024/wordml/sdtformatlock" xmlns:w16se="http://schemas.microsoft.com/office/word/2015/wordml/symex" xmlns:w16du="http://schemas.microsoft.com/office/word/2023/wordml/word16du" xmlns:wne="http://schemas.microsoft.com/office/word/2006/wordml" mc:Ignorable="w14 w15 w16se w16cid w16 w16cex w16sdtdh w16sdtfl w16du wp14">
   <w:abstractNum w:abstractNumId="0" w15:restartNumberingAfterBreak="0">
     <w:nsid w:val="757E42CF"/>
     <w:multiLevelType w:val="hybridMultilevel"/>
@@ -11307,7 +11419,7 @@
 </file>
 
 <file path=word/styles.xml><?xml version="1.0" encoding="utf-8"?>
-<w:styles xmlns:mc="http://schemas.openxmlformats.org/markup-compatibility/2006" xmlns:r="http://schemas.openxmlformats.org/officeDocument/2006/relationships" xmlns:w="http://schemas.openxmlformats.org/wordprocessingml/2006/main" xmlns:w14="http://schemas.microsoft.com/office/word/2010/wordml" xmlns:w15="http://schemas.microsoft.com/office/word/2012/wordml" xmlns:w16cex="http://schemas.microsoft.com/office/word/2018/wordml/cex" xmlns:w16cid="http://schemas.microsoft.com/office/word/2016/wordml/cid" xmlns:w16="http://schemas.microsoft.com/office/word/2018/wordml" xmlns:w16du="http://schemas.microsoft.com/office/word/2023/wordml/word16du" xmlns:w16sdtdh="http://schemas.microsoft.com/office/word/2020/wordml/sdtdatahash" xmlns:w16se="http://schemas.microsoft.com/office/word/2015/wordml/symex" mc:Ignorable="w14 w15 w16se w16cid w16 w16cex w16sdtdh w16du">
+<w:styles xmlns:mc="http://schemas.openxmlformats.org/markup-compatibility/2006" xmlns:r="http://schemas.openxmlformats.org/officeDocument/2006/relationships" xmlns:w="http://schemas.openxmlformats.org/wordprocessingml/2006/main" xmlns:w14="http://schemas.microsoft.com/office/word/2010/wordml" xmlns:w15="http://schemas.microsoft.com/office/word/2012/wordml" xmlns:w16cex="http://schemas.microsoft.com/office/word/2018/wordml/cex" xmlns:w16cid="http://schemas.microsoft.com/office/word/2016/wordml/cid" xmlns:w16="http://schemas.microsoft.com/office/word/2018/wordml" xmlns:w16sdtdh="http://schemas.microsoft.com/office/word/2020/wordml/sdtdatahash" xmlns:w16sdtfl="http://schemas.microsoft.com/office/word/2024/wordml/sdtformatlock" xmlns:w16se="http://schemas.microsoft.com/office/word/2015/wordml/symex" xmlns:w16du="http://schemas.microsoft.com/office/word/2023/wordml/word16du" mc:Ignorable="w14 w15 w16se w16cid w16 w16cex w16sdtdh w16sdtfl w16du">
   <w:docDefaults>
     <w:rPrDefault>
       <w:rPr>
